--- a/Seminarski rad i prezentacija/Forenzika fajl sistema.docx
+++ b/Seminarski rad i prezentacija/Forenzika fajl sistema.docx
@@ -4858,8 +4858,8 @@
       <w:pPr>
         <w:pStyle w:val="Heading1"/>
       </w:pPr>
-      <w:bookmarkStart w:id="2" w:name="_Toc233701432"/>
-      <w:bookmarkStart w:id="3" w:name="_Toc234958008"/>
+      <w:bookmarkStart w:id="2" w:name="_Toc234958008"/>
+      <w:bookmarkStart w:id="3" w:name="_Toc233701432"/>
       <w:r>
         <w:lastRenderedPageBreak/>
         <w:t>2.</w:t>
@@ -4876,11 +4876,11 @@
       <w:r>
         <w:t>orenzika</w:t>
       </w:r>
+      <w:bookmarkEnd w:id="2"/>
+      <w:r>
+        <w:t xml:space="preserve"> </w:t>
+      </w:r>
       <w:bookmarkEnd w:id="3"/>
-      <w:r>
-        <w:t xml:space="preserve"> </w:t>
-      </w:r>
-      <w:bookmarkEnd w:id="2"/>
     </w:p>
     <w:p>
       <w:bookmarkStart w:id="4" w:name="_Toc233701433"/>
@@ -5445,7 +5445,13 @@
         <w:t>definišu</w:t>
       </w:r>
       <w:r>
-        <w:t xml:space="preserve"> se jasni standardi za rukovanje elektronskim dokazima, što omogućava konzistentnost i pouzdanost u digitalnoj forenzici širom sveta. Ovi standardi su od vitalnog značaja za priznavanju digitalnih dokaza u pravnom sistemu i za obezbeđivanj</w:t>
+        <w:t xml:space="preserve"> se jasni standardi za rukovanje elektronskim dokazima, što omogućava konzistentnost i pouzdanost u digitalnoj forenzici širom sveta. Ovi standardi su od vitalnog značaja za priznavanj</w:t>
+      </w:r>
+      <w:r>
+        <w:t>e</w:t>
+      </w:r>
+      <w:r>
+        <w:t xml:space="preserve"> digitalnih dokaza u pravnom sistemu i za obezbeđivanj</w:t>
       </w:r>
       <w:r>
         <w:t>e</w:t>
@@ -6105,7 +6111,33 @@
         <w:rPr>
           <w:rFonts w:cs="Times New Roman"/>
         </w:rPr>
-        <w:t>U zavisnosti od tipa fajl sistema, koriste se različiti pristupi optimizaciji pretrage, kao što su B-stabla, hash tabele ili specijalizovane strukture za direktorijume i metapodatke. Zahvaljujući ovim mehanizmima, pristup fajlovima ostaje brz čak i na sistemima sa velikim brojem podataka.</w:t>
+        <w:t>U zavisnosti od tipa fajl sistema, koriste se različiti pristupi optimizacij</w:t>
+      </w:r>
+      <w:r>
+        <w:rPr>
+          <w:rFonts w:cs="Times New Roman"/>
+        </w:rPr>
+        <w:t>e</w:t>
+      </w:r>
+      <w:r>
+        <w:rPr>
+          <w:rFonts w:cs="Times New Roman"/>
+        </w:rPr>
+        <w:t xml:space="preserve"> pretrage, kao što su B-stabla, </w:t>
+      </w:r>
+      <w:r>
+        <w:rPr>
+          <w:rFonts w:cs="Times New Roman"/>
+          <w:i/>
+          <w:iCs/>
+        </w:rPr>
+        <w:t>hash</w:t>
+      </w:r>
+      <w:r>
+        <w:rPr>
+          <w:rFonts w:cs="Times New Roman"/>
+        </w:rPr>
+        <w:t xml:space="preserve"> tabele ili specijalizovane strukture za direktorijume i metapodatke. Zahvaljujući ovim mehanizmima, pristup fajlovima ostaje brz čak i na sistemima sa velikim brojem podataka.</w:t>
       </w:r>
     </w:p>
     <w:p/>
@@ -8490,7 +8522,13 @@
         <w:rPr>
           <w:rFonts w:cs="Times New Roman"/>
         </w:rPr>
-        <w:t xml:space="preserve">, </w:t>
+        <w:t>.</w:t>
+      </w:r>
+      <w:r>
+        <w:rPr>
+          <w:rFonts w:cs="Times New Roman"/>
+        </w:rPr>
+        <w:t xml:space="preserve"> </w:t>
       </w:r>
       <w:r>
         <w:rPr>
@@ -8757,7 +8795,23 @@
                 <w:b w:val="0"/>
                 <w:bCs w:val="0"/>
               </w:rPr>
-              <w:t xml:space="preserve"> struktura FAT fajl sistmea </w:t>
+              <w:t xml:space="preserve"> struktura FAT fajl siste</w:t>
+            </w:r>
+            <w:r>
+              <w:rPr>
+                <w:rFonts w:cs="Times New Roman"/>
+                <w:b w:val="0"/>
+                <w:bCs w:val="0"/>
+              </w:rPr>
+              <w:t>m</w:t>
+            </w:r>
+            <w:r>
+              <w:rPr>
+                <w:rFonts w:cs="Times New Roman"/>
+                <w:b w:val="0"/>
+                <w:bCs w:val="0"/>
+              </w:rPr>
+              <w:t xml:space="preserve">a </w:t>
             </w:r>
             <w:r>
               <w:rPr>
@@ -9217,7 +9271,7 @@
         <w:rPr>
           <w:rFonts w:cs="Times New Roman"/>
         </w:rPr>
-        <w:t xml:space="preserve">, 2006. godine </w:t>
+        <w:t xml:space="preserve"> 2006. godine </w:t>
       </w:r>
       <w:r>
         <w:rPr>
@@ -9347,7 +9401,7 @@
         <w:rPr>
           <w:rFonts w:cs="Times New Roman"/>
         </w:rPr>
-        <w:t>zadržava osnovni koncept FAT porodice fajl sistema zasnovan na tabeli alokacije, ali uvodi poboljšanja namenjena radu sa velikim kapacitetima skladištenja i velikim fajlovima. Fajl sistem koristi unapređene strukture za upravljanje slobodnim prostorom, uključujući bitmapu slobodnog prostora, što omogućava efikasnije pronalaženje slobodnih klastera i smanjuje potrebu za učestalim pretraživanjem cele tabele alokacije. Zbog toga je posebno pogodan za fl</w:t>
+        <w:t>zadržava osnovni koncept FAT porodice fajl sistema zasnovan na tabeli alokacije, ali uvodi poboljšanja namenjena radu sa velikim kapacitetima skladištenja i velikim fajlovima. Fajl sistem koristi unapređene strukture za upravljanje slobodnim prostorom što omogućava efikasnije pronalaženje slobodnih klastera i smanjuje potrebu za učestalim pretraživanjem cele tabele alokacije. Zbog toga je posebno pogodan za fl</w:t>
       </w:r>
       <w:r>
         <w:rPr>
@@ -9446,6 +9500,30 @@
         </w:rPr>
         <w:t>.</w:t>
       </w:r>
+    </w:p>
+    <w:p>
+      <w:pPr>
+        <w:spacing w:before="120" w:after="120"/>
+        <w:rPr>
+          <w:rFonts w:cs="Times New Roman"/>
+        </w:rPr>
+      </w:pPr>
+    </w:p>
+    <w:p>
+      <w:pPr>
+        <w:spacing w:before="120" w:after="120"/>
+        <w:rPr>
+          <w:rFonts w:cs="Times New Roman"/>
+        </w:rPr>
+      </w:pPr>
+    </w:p>
+    <w:p>
+      <w:pPr>
+        <w:spacing w:before="120" w:after="120"/>
+        <w:rPr>
+          <w:rFonts w:cs="Times New Roman"/>
+        </w:rPr>
+      </w:pPr>
     </w:p>
     <w:p>
       <w:pPr>
@@ -9490,6 +9568,7 @@
                 <w:b w:val="0"/>
                 <w:bCs w:val="0"/>
               </w:rPr>
+              <w:lastRenderedPageBreak/>
               <w:t>Prednosti</w:t>
             </w:r>
           </w:p>
@@ -9545,7 +9624,6 @@
                 <w:b w:val="0"/>
                 <w:bCs w:val="0"/>
               </w:rPr>
-              <w:lastRenderedPageBreak/>
               <w:t xml:space="preserve">exFAT </w:t>
             </w:r>
             <w:r>
@@ -10056,7 +10134,15 @@
           <w:rFonts w:cs="Times New Roman"/>
           <w:lang w:val="sr-Latn-RS"/>
         </w:rPr>
-        <w:t>NTFS podržava napredne bezbednosne mehanizme, uključujući kontrolu pristupa na nivou fajlova i direktorijuma (ACL – Access Control List), enkripciju podataka, kompresiju fajlova i kvote za korišćenje prostora na disku. Takođe podržava veoma velike fajlove i particije, kao i Unicode nazive fajlova dužine do 255 karaktera.</w:t>
+        <w:t xml:space="preserve">NTFS podržava napredne bezbednosne mehanizme, uključujući kontrolu pristupa na nivou fajlova i direktorijuma (ACL – Access Control List), enkripciju podataka, kompresiju fajlova i </w:t>
+      </w:r>
+      <w:r>
+        <w:rPr>
+          <w:rFonts w:cs="Times New Roman"/>
+          <w:lang w:val="sr-Latn-RS"/>
+        </w:rPr>
+        <w:lastRenderedPageBreak/>
+        <w:t>kvote za korišćenje prostora na disku. Takođe podržava veoma velike fajlove i particije, kao i Unicode nazive fajlova dužine do 255 karaktera.</w:t>
       </w:r>
     </w:p>
     <w:p>
@@ -10072,7 +10158,6 @@
           <w:rFonts w:cs="Times New Roman"/>
           <w:lang w:val="sr-Latn-RS"/>
         </w:rPr>
-        <w:lastRenderedPageBreak/>
         <w:t>Sa aspekta digitalne forenzike, NTFS predstavlja izuzetno bogat izvor informacija. Pored samih fajlova, značajne forenzičke artefakte predstavljaju Master File Table (MFT), Journal ($LogFile), USN Journal, informacije o obrisanim fajlovima i različiti metapodaci koji omogućavaju rekonstrukciju aktivnosti korisnika i vremenske linije događaja.</w:t>
       </w:r>
     </w:p>
@@ -10603,7 +10688,7 @@
           <w:rFonts w:cs="Times New Roman"/>
           <w:lang w:val="sr-Latn-RS"/>
         </w:rPr>
-        <w:t>HFS je uveo koncept direktorijumske strukture sa folderima i podfolderima, što je predstavljalo značajno unapređenje u odnosu na dotadašnji ravni (flat) model organizacije podataka.</w:t>
+        <w:t>HFS je uveo koncept direktorijumske strukture sa folderima i podfolderima, što je predstavljalo značajno unapređenje u odnosu na dotadašnji ravni model organizacije podataka.</w:t>
       </w:r>
     </w:p>
     <w:p>
@@ -10657,6 +10742,7 @@
         <w:rPr>
           <w:rFonts w:cs="Times New Roman"/>
         </w:rPr>
+        <w:lastRenderedPageBreak/>
         <w:t xml:space="preserve">Jedna od specifičnosti HFS fajl sistema jeste podrška za </w:t>
       </w:r>
       <w:r>
@@ -10727,14 +10813,7 @@
         <w:rPr>
           <w:rFonts w:cs="Times New Roman"/>
         </w:rPr>
-        <w:t xml:space="preserve"> čuva </w:t>
-      </w:r>
-      <w:r>
-        <w:rPr>
-          <w:rFonts w:cs="Times New Roman"/>
-        </w:rPr>
-        <w:lastRenderedPageBreak/>
-        <w:t xml:space="preserve">dodatne strukturalne i interfejsne informacije, kao što su ikonice, dijalozi i metapodaci aplikacija. </w:t>
+        <w:t xml:space="preserve"> čuva dodatne strukturalne i interfejsne informacije, kao što su ikonice, dijalozi i metapodaci aplikacija. </w:t>
       </w:r>
     </w:p>
     <w:p>
@@ -11052,7 +11131,25 @@
                 <w:b w:val="0"/>
                 <w:bCs w:val="0"/>
               </w:rPr>
-              <w:t>Podržava dual-fork strukturu fajlova (data i resource fork).</w:t>
+              <w:t xml:space="preserve">Podržava </w:t>
+            </w:r>
+            <w:r>
+              <w:rPr>
+                <w:rFonts w:cs="Times New Roman"/>
+                <w:b w:val="0"/>
+                <w:bCs w:val="0"/>
+                <w:i/>
+                <w:iCs/>
+              </w:rPr>
+              <w:t>dual-fork</w:t>
+            </w:r>
+            <w:r>
+              <w:rPr>
+                <w:rFonts w:cs="Times New Roman"/>
+                <w:b w:val="0"/>
+                <w:bCs w:val="0"/>
+              </w:rPr>
+              <w:t xml:space="preserve"> strukturu fajlova (data i resource fork).</w:t>
             </w:r>
           </w:p>
         </w:tc>
@@ -11322,6 +11419,7 @@
         <w:rPr>
           <w:rFonts w:cs="Times New Roman"/>
         </w:rPr>
+        <w:lastRenderedPageBreak/>
         <w:t>4</w:t>
       </w:r>
       <w:r>
@@ -11411,14 +11509,7 @@
         <w:rPr>
           <w:rFonts w:cs="Times New Roman"/>
         </w:rPr>
-        <w:t xml:space="preserve">i od </w:t>
-      </w:r>
-      <w:r>
-        <w:rPr>
-          <w:rFonts w:cs="Times New Roman"/>
-        </w:rPr>
-        <w:lastRenderedPageBreak/>
-        <w:t>tada predstavlja podrazumevani fajl sistem na Apple uređajima.</w:t>
+        <w:t>i od tada predstavlja podrazumevani fajl sistem na Apple uređajima.</w:t>
       </w:r>
       <w:r>
         <w:rPr>
@@ -11724,7 +11815,32 @@
                 <w:b w:val="0"/>
                 <w:bCs w:val="0"/>
               </w:rPr>
-              <w:t>Optimizovan je za moderne SSD i flash memorije, što rezultira visokim performansama.</w:t>
+              <w:t xml:space="preserve">Optimizovan je za moderne SSD i </w:t>
+            </w:r>
+            <w:r>
+              <w:rPr>
+                <w:rFonts w:cs="Times New Roman"/>
+                <w:b w:val="0"/>
+                <w:bCs w:val="0"/>
+              </w:rPr>
+              <w:t>f</w:t>
+            </w:r>
+            <w:r>
+              <w:rPr>
+                <w:rFonts w:cs="Times New Roman"/>
+                <w:b w:val="0"/>
+                <w:bCs w:val="0"/>
+                <w:lang w:val="sr-Latn-RS"/>
+              </w:rPr>
+              <w:t>leš</w:t>
+            </w:r>
+            <w:r>
+              <w:rPr>
+                <w:rFonts w:cs="Times New Roman"/>
+                <w:b w:val="0"/>
+                <w:bCs w:val="0"/>
+              </w:rPr>
+              <w:t xml:space="preserve"> memorije, što rezultira visokim performansama.</w:t>
             </w:r>
           </w:p>
         </w:tc>
@@ -12050,7 +12166,6 @@
         <w:rPr>
           <w:rFonts w:cs="Times New Roman"/>
         </w:rPr>
-        <w:lastRenderedPageBreak/>
         <w:t>4</w:t>
       </w:r>
       <w:r>
@@ -12635,7 +12750,25 @@
                 <w:b w:val="0"/>
                 <w:bCs w:val="0"/>
               </w:rPr>
-              <w:t>Smanjena fragmentacija zahvaljujući extents modelu.</w:t>
+              <w:t xml:space="preserve">Smanjena fragmentacija zahvaljujući </w:t>
+            </w:r>
+            <w:r>
+              <w:rPr>
+                <w:rFonts w:cs="Times New Roman"/>
+                <w:b w:val="0"/>
+                <w:bCs w:val="0"/>
+                <w:i/>
+                <w:iCs/>
+              </w:rPr>
+              <w:t>extents</w:t>
+            </w:r>
+            <w:r>
+              <w:rPr>
+                <w:rFonts w:cs="Times New Roman"/>
+                <w:b w:val="0"/>
+                <w:bCs w:val="0"/>
+              </w:rPr>
+              <w:t xml:space="preserve"> modelu.</w:t>
             </w:r>
           </w:p>
         </w:tc>
@@ -12659,7 +12792,7 @@
               <w:rPr>
                 <w:rFonts w:cs="Times New Roman"/>
               </w:rPr>
-              <w:t>Broj i veličina inoda se fiksiraju prilikom kreiranja sistema i ne mogu se dinamički menjati bez re-formatiranja diska.</w:t>
+              <w:t>Broj i veličina inoda se fiksiraju prilikom kreiranja sistema i ne mogu se dinamički menjati bez reformatiranja diska.</w:t>
             </w:r>
           </w:p>
         </w:tc>
@@ -13153,10 +13286,7 @@
         <w:t xml:space="preserve">iranog prostora pronalaženjem karakterističnih zaglavlja i završetaka fajlova. Na primer, JPEG fajlovi se mogu detektovati </w:t>
       </w:r>
       <w:r>
-        <w:t>pronalaženjem</w:t>
-      </w:r>
-      <w:r>
-        <w:t xml:space="preserve"> </w:t>
+        <w:t xml:space="preserve">pronalaženjem </w:t>
       </w:r>
       <w:r>
         <w:t>karakterističnog heksadecimalnog niza FF D8 FF koji svi JPEG fajlovi moraju da sadrže na početku.</w:t>
@@ -13789,7 +13919,7 @@
         <w:rPr>
           <w:lang w:val="sr-Latn-RS"/>
         </w:rPr>
-        <w:t xml:space="preserve"> čija je prednost visok nivou prikrivanja, ali </w:t>
+        <w:t xml:space="preserve"> čija je prednost visok nivo prikrivanja, ali </w:t>
       </w:r>
       <w:r>
         <w:rPr>
@@ -13843,6 +13973,9 @@
     <w:p>
       <w:r>
         <w:t>Sa forenzičkog stanovišta, otkrivanje ovakvog načina skrivanja zahteva detaljnu analizu unutrašnjih struktura fajl sistema. Alati koji analiziraju samo vidljive fajlove i direktorijume uglavnom neće otkriti ovakav sadržaj, dok napredniji forenzički alati mogu pregledati sirove strukture diska i identifikovati nepravilnosti u metapodacima</w:t>
+      </w:r>
+      <w:r>
+        <w:t>.</w:t>
       </w:r>
     </w:p>
     <w:p>
@@ -14159,80 +14292,7 @@
         <w:rPr>
           <w:lang w:val="sr-Latn-RS"/>
         </w:rPr>
-        <w:t>pristupu podaci mogu biti raspoređeni između ADS tokova, slack space-a i drugih skrivenih lokacija, dok se njihov sadržaj dodatno štiti šifrovanjem. Čak i ukoliko istražitelj uspe da pronađe deo skrivenih podataka, njihova interpretacija može biti izuzetno otežana bez poznavanja svih korišćenih metoda i odgovarajućih ključeva za dešifrovanje.</w:t>
-      </w:r>
-    </w:p>
-    <w:p>
-      <w:pPr>
-        <w:rPr>
-          <w:lang w:val="sr-Latn-RS"/>
-        </w:rPr>
-      </w:pPr>
-    </w:p>
-    <w:p>
-      <w:pPr>
-        <w:pStyle w:val="Heading3"/>
-        <w:rPr>
-          <w:lang w:val="sr-Latn-RS"/>
-        </w:rPr>
-      </w:pPr>
-      <w:bookmarkStart w:id="44" w:name="_Toc234958037"/>
-      <w:r>
-        <w:rPr>
-          <w:lang w:val="sr-Latn-RS"/>
-        </w:rPr>
-        <w:t>5.</w:t>
-      </w:r>
-      <w:r>
-        <w:rPr>
-          <w:lang w:val="sr-Latn-RS"/>
-        </w:rPr>
-        <w:t>7</w:t>
-      </w:r>
-      <w:r>
-        <w:rPr>
-          <w:lang w:val="sr-Latn-RS"/>
-        </w:rPr>
-        <w:t>.2. Napredni pristupi kombinovanju tehnika skrivanja podataka</w:t>
-      </w:r>
-      <w:bookmarkEnd w:id="44"/>
-    </w:p>
-    <w:p>
-      <w:pPr>
-        <w:rPr>
-          <w:lang w:val="sr-Latn-RS"/>
-        </w:rPr>
-      </w:pPr>
-      <w:r>
-        <w:rPr>
-          <w:lang w:val="sr-Latn-RS"/>
-        </w:rPr>
-        <w:t>Savremeni pristupi skrivanju podataka često se ne oslanjaju na jednu tehniku, već na kombinovanje više metoda koje se međusobno dopunjuju. Ovakav pristup poznat je kao slojevita zaštita</w:t>
-      </w:r>
-      <w:r>
-        <w:rPr>
-          <w:lang w:val="sr-Latn-RS"/>
-        </w:rPr>
-        <w:t xml:space="preserve"> </w:t>
-      </w:r>
-      <w:r>
-        <w:rPr>
-          <w:lang w:val="sr-Latn-RS"/>
-        </w:rPr>
-        <w:t>i zasniva se na ideji da svaka dodatna tehnika predstavlja novu prepreku prilikom otkrivanja ili oporavka podataka.</w:t>
-      </w:r>
-    </w:p>
-    <w:p>
-      <w:pPr>
-        <w:rPr>
-          <w:lang w:val="sr-Latn-RS"/>
-        </w:rPr>
-      </w:pPr>
-      <w:r>
-        <w:rPr>
-          <w:lang w:val="sr-Latn-RS"/>
-        </w:rPr>
-        <w:t xml:space="preserve">U jednom mogućem scenariju, poruka se najpre može prikriti korišćenjem steganografskih metoda, nakon čega se dodatno šifruje radi zaštite njenog sadržaja. Ključ za dešifrovanje može biti sačuvan u ADS toku nekog fajla, dok se informacije o njegovoj lokaciji mogu nalaziti u </w:t>
+        <w:t xml:space="preserve">pristupu podaci mogu biti raspoređeni između ADS tokova, </w:t>
       </w:r>
       <w:r>
         <w:rPr>
@@ -14240,13 +14300,86 @@
           <w:iCs/>
           <w:lang w:val="sr-Latn-RS"/>
         </w:rPr>
-        <w:t>slack</w:t>
+        <w:t>slack space</w:t>
+      </w:r>
+      <w:r>
+        <w:rPr>
+          <w:lang w:val="sr-Latn-RS"/>
+        </w:rPr>
+        <w:t>-a i drugih skrivenih lokacija, dok se njihov sadržaj dodatno štiti šifrovanjem. Čak i ukoliko istražitelj uspe da pronađe deo skrivenih podataka, njihova interpretacija može biti izuzetno otežana bez poznavanja svih korišćenih metoda i odgovarajućih ključeva za dešifrovanje.</w:t>
+      </w:r>
+    </w:p>
+    <w:p>
+      <w:pPr>
+        <w:rPr>
+          <w:lang w:val="sr-Latn-RS"/>
+        </w:rPr>
+      </w:pPr>
+    </w:p>
+    <w:p>
+      <w:pPr>
+        <w:pStyle w:val="Heading3"/>
+        <w:rPr>
+          <w:lang w:val="sr-Latn-RS"/>
+        </w:rPr>
+      </w:pPr>
+      <w:bookmarkStart w:id="44" w:name="_Toc234958037"/>
+      <w:r>
+        <w:rPr>
+          <w:lang w:val="sr-Latn-RS"/>
+        </w:rPr>
+        <w:t>5.</w:t>
+      </w:r>
+      <w:r>
+        <w:rPr>
+          <w:lang w:val="sr-Latn-RS"/>
+        </w:rPr>
+        <w:t>7</w:t>
+      </w:r>
+      <w:r>
+        <w:rPr>
+          <w:lang w:val="sr-Latn-RS"/>
+        </w:rPr>
+        <w:t>.2. Napredni pristupi kombinovanju tehnika skrivanja podataka</w:t>
+      </w:r>
+      <w:bookmarkEnd w:id="44"/>
+    </w:p>
+    <w:p>
+      <w:pPr>
+        <w:rPr>
+          <w:lang w:val="sr-Latn-RS"/>
+        </w:rPr>
+      </w:pPr>
+      <w:r>
+        <w:rPr>
+          <w:lang w:val="sr-Latn-RS"/>
+        </w:rPr>
+        <w:t>Savremeni pristupi skrivanju podataka često se ne oslanjaju na jednu tehniku, već na kombinovanje više metoda koje se međusobno dopunjuju. Ovakav pristup poznat je kao slojevita zaštita</w:t>
       </w:r>
       <w:r>
         <w:rPr>
           <w:lang w:val="sr-Latn-RS"/>
         </w:rPr>
         <w:t xml:space="preserve"> </w:t>
+      </w:r>
+      <w:r>
+        <w:rPr>
+          <w:lang w:val="sr-Latn-RS"/>
+        </w:rPr>
+        <w:t>i zasniva se na ideji da svaka dodatna tehnika predstavlja novu prepreku prilikom otkrivanja ili oporavka podataka.</w:t>
+      </w:r>
+    </w:p>
+    <w:p>
+      <w:pPr>
+        <w:rPr>
+          <w:lang w:val="sr-Latn-RS"/>
+        </w:rPr>
+      </w:pPr>
+      <w:r>
+        <w:rPr>
+          <w:lang w:val="sr-Latn-RS"/>
+        </w:rPr>
+        <w:t xml:space="preserve">U jednom mogućem scenariju, poruka se najpre može prikriti korišćenjem steganografskih metoda, nakon čega se dodatno šifruje radi zaštite njenog sadržaja. Ključ za dešifrovanje može biti sačuvan u ADS toku nekog fajla, dok se informacije o njegovoj lokaciji mogu nalaziti u </w:t>
       </w:r>
       <w:r>
         <w:rPr>
@@ -14254,51 +14387,13 @@
           <w:iCs/>
           <w:lang w:val="sr-Latn-RS"/>
         </w:rPr>
-        <w:t>space</w:t>
-      </w:r>
-      <w:r>
-        <w:rPr>
-          <w:lang w:val="sr-Latn-RS"/>
-        </w:rPr>
-        <w:t>-u drugog fajla. Na taj način pojedinačni elementi sistema skrivanja postaju međusobno zavisni, pa pronalaženje jednog dela ne garantuje pristup kompletnim podacima.</w:t>
-      </w:r>
-    </w:p>
-    <w:p>
-      <w:pPr>
-        <w:rPr>
-          <w:lang w:val="sr-Latn-RS"/>
-        </w:rPr>
-      </w:pPr>
-      <w:r>
-        <w:rPr>
-          <w:lang w:val="sr-Latn-RS"/>
-        </w:rPr>
-        <w:t>Prednost slojevite zaštite ogleda se u činjenici da istražitelj mora da identifikuje i pravilno interpretira svaki nivo skrivanja kako bi došao do konačne informacije. Što je veći broj međusobno povezanih tehnika, to je proces analize složeniji i dugotrajniji.</w:t>
-      </w:r>
-    </w:p>
-    <w:p>
-      <w:pPr>
-        <w:rPr>
-          <w:lang w:val="sr-Latn-RS"/>
-        </w:rPr>
-      </w:pPr>
-      <w:r>
-        <w:rPr>
-          <w:lang w:val="sr-Latn-RS"/>
-        </w:rPr>
-        <w:t>Pored slojevitih pristupa, moguće je koristiti i polimorfne tehnike skrivanja podataka. Kod ovakvih metoda ne postoji unapred definisana lokacija ili način skrivanja informacija.</w:t>
+        <w:t>slack</w:t>
       </w:r>
       <w:r>
         <w:rPr>
           <w:lang w:val="sr-Latn-RS"/>
         </w:rPr>
         <w:t xml:space="preserve"> </w:t>
-      </w:r>
-      <w:r>
-        <w:rPr>
-          <w:lang w:val="sr-Latn-RS"/>
-        </w:rPr>
-        <w:t xml:space="preserve">Umesto toga, sistem može dinamički menjati tehniku koja se koristi prilikom svakog upisa podataka. U jednom slučaju podaci mogu biti smešteni u ADS tokove, u drugom u </w:t>
       </w:r>
       <w:r>
         <w:rPr>
@@ -14306,13 +14401,51 @@
           <w:iCs/>
           <w:lang w:val="sr-Latn-RS"/>
         </w:rPr>
-        <w:t>slack</w:t>
+        <w:t>space</w:t>
+      </w:r>
+      <w:r>
+        <w:rPr>
+          <w:lang w:val="sr-Latn-RS"/>
+        </w:rPr>
+        <w:t>-u drugog fajla. Na taj način pojedinačni elementi sistema skrivanja postaju međusobno zavisni, pa pronalaženje jednog dela ne garantuje pristup kompletnim podacima.</w:t>
+      </w:r>
+    </w:p>
+    <w:p>
+      <w:pPr>
+        <w:rPr>
+          <w:lang w:val="sr-Latn-RS"/>
+        </w:rPr>
+      </w:pPr>
+      <w:r>
+        <w:rPr>
+          <w:lang w:val="sr-Latn-RS"/>
+        </w:rPr>
+        <w:t>Prednost slojevite zaštite ogleda se u činjenici da istražitelj mora da identifikuje i pravilno interpretira svaki nivo skrivanja kako bi došao do konačne informacije. Što je veći broj međusobno povezanih tehnika, to je proces analize složeniji i dugotrajniji.</w:t>
+      </w:r>
+    </w:p>
+    <w:p>
+      <w:pPr>
+        <w:rPr>
+          <w:lang w:val="sr-Latn-RS"/>
+        </w:rPr>
+      </w:pPr>
+      <w:r>
+        <w:rPr>
+          <w:lang w:val="sr-Latn-RS"/>
+        </w:rPr>
+        <w:t>Pored slojevitih pristupa, moguće je koristiti i polimorfne tehnike skrivanja podataka. Kod ovakvih metoda ne postoji unapred definisana lokacija ili način skrivanja informacija.</w:t>
       </w:r>
       <w:r>
         <w:rPr>
           <w:lang w:val="sr-Latn-RS"/>
         </w:rPr>
         <w:t xml:space="preserve"> </w:t>
+      </w:r>
+      <w:r>
+        <w:rPr>
+          <w:lang w:val="sr-Latn-RS"/>
+        </w:rPr>
+        <w:t xml:space="preserve">Umesto toga, sistem može dinamički menjati tehniku koja se koristi prilikom svakog upisa podataka. U jednom slučaju podaci mogu biti smešteni u ADS tokove, u drugom u </w:t>
       </w:r>
       <w:r>
         <w:rPr>
@@ -14320,6 +14453,20 @@
           <w:iCs/>
           <w:lang w:val="sr-Latn-RS"/>
         </w:rPr>
+        <w:t>slack</w:t>
+      </w:r>
+      <w:r>
+        <w:rPr>
+          <w:lang w:val="sr-Latn-RS"/>
+        </w:rPr>
+        <w:t xml:space="preserve"> </w:t>
+      </w:r>
+      <w:r>
+        <w:rPr>
+          <w:i/>
+          <w:iCs/>
+          <w:lang w:val="sr-Latn-RS"/>
+        </w:rPr>
         <w:t>space</w:t>
       </w:r>
       <w:r>
@@ -14523,19 +14670,7 @@
         <w:t>slack</w:t>
       </w:r>
       <w:r>
-        <w:t xml:space="preserve"> sektori se </w:t>
-      </w:r>
-      <w:r>
-        <w:t>kori</w:t>
-      </w:r>
-      <w:r>
-        <w:t xml:space="preserve">ste </w:t>
-      </w:r>
-      <w:r>
-        <w:t>za skladištenje podataka</w:t>
-      </w:r>
-      <w:r>
-        <w:t xml:space="preserve"> koje korisnik </w:t>
+        <w:t xml:space="preserve"> sektori se koriste za skladištenje podataka koje korisnik </w:t>
       </w:r>
       <w:r>
         <w:rPr>
@@ -14592,10 +14727,7 @@
         <w:t xml:space="preserve"> na disku.</w:t>
       </w:r>
       <w:r>
-        <w:t xml:space="preserve"> </w:t>
-      </w:r>
-      <w:r>
-        <w:t>SAT tabela se perzistira u JSON formatu i čuva na eksternom medijumu ili drugoj lokaciji koju korisnik odredi. Prilikom ponovnog pokretanja alata korisnik prosleđuje lokaciju postojeće SAT tabele kako bi se obnovila evidencija prethodno skrivenih podataka.</w:t>
+        <w:t xml:space="preserve"> SAT tabela se perzistira u JSON formatu i čuva na eksternom medijumu ili drugoj lokaciji koju korisnik odredi. Prilikom ponovnog pokretanja alata korisnik prosleđuje lokaciju postojeće SAT tabele kako bi se obnovila evidencija prethodno skrivenih podataka.</w:t>
       </w:r>
     </w:p>
     <w:p/>
@@ -14631,13 +14763,23 @@
         <w:t>/dev/sdb1</w:t>
       </w:r>
       <w:r>
-        <w:t xml:space="preserve">. Ova putanja omogućava direktan pristup particiji na nivou uređaja i koristi se za operacije koje zahtevaju čitanje i upis podataka na fizičkom medijumu. Istovremeno, montirana particija dobija i odgovarajuću mount putanju, na primer </w:t>
+        <w:t xml:space="preserve">. Ova putanja omogućava direktan pristup particiji na nivou uređaja i koristi se za operacije koje zahtevaju čitanje i upis podataka na fizičkom medijumu. Istovremeno, montirana particija dobija i odgovarajuću </w:t>
       </w:r>
       <w:r>
         <w:rPr>
           <w:i/>
           <w:iCs/>
         </w:rPr>
+        <w:t>mount</w:t>
+      </w:r>
+      <w:r>
+        <w:t xml:space="preserve"> putanju, na primer </w:t>
+      </w:r>
+      <w:r>
+        <w:rPr>
+          <w:i/>
+          <w:iCs/>
+        </w:rPr>
         <w:t>/mnt/testusb</w:t>
       </w:r>
       <w:r>
@@ -14647,7 +14789,37 @@
     <w:p>
       <w:r>
         <w:lastRenderedPageBreak/>
-        <w:t>Implementirani alat koristi obe putanje kao ulazne parametre. Putanja uređaja koristi se za direktan pristup sektorima i manipulaciju sadržajem slack prostora, dok se mount putanja koristi za analizu fajl sistema, pronalaženje fajlova i određivanje raspoloživog slack prostora.</w:t>
+        <w:t xml:space="preserve">Implementirani alat koristi obe putanje kao ulazne parametre. Putanja uređaja koristi se za direktan pristup sektorima i manipulaciju sadržajem </w:t>
+      </w:r>
+      <w:r>
+        <w:rPr>
+          <w:i/>
+          <w:iCs/>
+        </w:rPr>
+        <w:t>slack</w:t>
+      </w:r>
+      <w:r>
+        <w:t xml:space="preserve"> prostora, dok se </w:t>
+      </w:r>
+      <w:r>
+        <w:rPr>
+          <w:i/>
+          <w:iCs/>
+        </w:rPr>
+        <w:t>mount</w:t>
+      </w:r>
+      <w:r>
+        <w:t xml:space="preserve"> putanja koristi za analizu fajl sistema, pronalaženje fajlova i određivanje raspoloživog </w:t>
+      </w:r>
+      <w:r>
+        <w:rPr>
+          <w:i/>
+          <w:iCs/>
+        </w:rPr>
+        <w:t>slack</w:t>
+      </w:r>
+      <w:r>
+        <w:t xml:space="preserve"> prostora.</w:t>
       </w:r>
     </w:p>
     <w:p/>
@@ -15104,6 +15276,9 @@
         <w:jc w:val="center"/>
       </w:pPr>
       <w:r>
+        <w:rPr>
+          <w:noProof/>
+        </w:rPr>
         <w:lastRenderedPageBreak/>
         <w:drawing>
           <wp:inline distT="0" distB="0" distL="0" distR="0" wp14:anchorId="4FF0631F" wp14:editId="4A081BE5">
@@ -16377,7 +16552,7 @@
         <w:rPr>
           <w:lang w:val="sr-Latn-RS"/>
         </w:rPr>
-        <w:t xml:space="preserve">Dobijeni inode broj koristi se za pristup informacijama o fizičkoj organizaciji fajla na disku pomoću alata </w:t>
+        <w:t xml:space="preserve">Dobijeni </w:t>
       </w:r>
       <w:r>
         <w:rPr>
@@ -16385,13 +16560,13 @@
           <w:iCs/>
           <w:lang w:val="sr-Latn-RS"/>
         </w:rPr>
-        <w:t>debugfs</w:t>
-      </w:r>
-      <w:r>
-        <w:rPr>
-          <w:lang w:val="sr-Latn-RS"/>
-        </w:rPr>
-        <w:t xml:space="preserve">. Analizom </w:t>
+        <w:t>inode</w:t>
+      </w:r>
+      <w:r>
+        <w:rPr>
+          <w:lang w:val="sr-Latn-RS"/>
+        </w:rPr>
+        <w:t xml:space="preserve"> broj koristi se za pristup informacijama o fizičkoj organizaciji fajla na disku pomoću alata </w:t>
       </w:r>
       <w:r>
         <w:rPr>
@@ -16399,19 +16574,13 @@
           <w:iCs/>
           <w:lang w:val="sr-Latn-RS"/>
         </w:rPr>
-        <w:t>extent</w:t>
-      </w:r>
-      <w:r>
-        <w:rPr>
-          <w:lang w:val="sr-Latn-RS"/>
-        </w:rPr>
-        <w:t xml:space="preserve"> zapisa</w:t>
-      </w:r>
-      <w:r>
-        <w:rPr>
-          <w:lang w:val="sr-Latn-RS"/>
-        </w:rPr>
-        <w:t xml:space="preserve">, koji se dobija izvršavanjem </w:t>
+        <w:t>debugfs</w:t>
+      </w:r>
+      <w:r>
+        <w:rPr>
+          <w:lang w:val="sr-Latn-RS"/>
+        </w:rPr>
+        <w:t xml:space="preserve">. Analizom </w:t>
       </w:r>
       <w:r>
         <w:rPr>
@@ -16419,6 +16588,26 @@
           <w:iCs/>
           <w:lang w:val="sr-Latn-RS"/>
         </w:rPr>
+        <w:t>extent</w:t>
+      </w:r>
+      <w:r>
+        <w:rPr>
+          <w:lang w:val="sr-Latn-RS"/>
+        </w:rPr>
+        <w:t xml:space="preserve"> zapisa</w:t>
+      </w:r>
+      <w:r>
+        <w:rPr>
+          <w:lang w:val="sr-Latn-RS"/>
+        </w:rPr>
+        <w:t xml:space="preserve">, koji se dobija izvršavanjem </w:t>
+      </w:r>
+      <w:r>
+        <w:rPr>
+          <w:i/>
+          <w:iCs/>
+          <w:lang w:val="sr-Latn-RS"/>
+        </w:rPr>
         <w:t xml:space="preserve">stat </w:t>
       </w:r>
       <w:r>
@@ -17012,15 +17201,7 @@
           <w:iCs/>
           <w:lang w:val="sr-Latn-RS"/>
         </w:rPr>
-        <w:t>_convert_ranges_to_sectors</w:t>
-      </w:r>
-      <w:r>
-        <w:rPr>
-          <w:i/>
-          <w:iCs/>
-          <w:lang w:val="sr-Latn-RS"/>
-        </w:rPr>
-        <w:t>()</w:t>
+        <w:t>_convert_ranges_to_sectors()</w:t>
       </w:r>
       <w:r>
         <w:rPr>
@@ -17659,7 +17840,7 @@
           <w:iCs/>
           <w:lang w:val="sr-Latn-RS"/>
         </w:rPr>
-        <w:t>create_tar_archive</w:t>
+        <w:t>create_tar_archive(files_to_hide)</w:t>
       </w:r>
       <w:r>
         <w:rPr>
@@ -17667,7 +17848,20 @@
           <w:iCs/>
           <w:lang w:val="sr-Latn-RS"/>
         </w:rPr>
-        <w:t>(files_to_hide)</w:t>
+        <w:t>.</w:t>
+      </w:r>
+    </w:p>
+    <w:p>
+      <w:pPr>
+        <w:rPr>
+          <w:lang w:val="sr-Latn-RS"/>
+        </w:rPr>
+      </w:pPr>
+      <w:r>
+        <w:rPr>
+          <w:lang w:val="sr-Latn-RS"/>
+        </w:rPr>
+        <w:t xml:space="preserve">U okviru funkcije </w:t>
       </w:r>
       <w:r>
         <w:rPr>
@@ -17675,20 +17869,49 @@
           <w:iCs/>
           <w:lang w:val="sr-Latn-RS"/>
         </w:rPr>
-        <w:t>.</w:t>
-      </w:r>
-    </w:p>
-    <w:p>
-      <w:pPr>
-        <w:rPr>
-          <w:lang w:val="sr-Latn-RS"/>
-        </w:rPr>
-      </w:pPr>
-      <w:r>
-        <w:rPr>
-          <w:lang w:val="sr-Latn-RS"/>
-        </w:rPr>
-        <w:t xml:space="preserve">U okviru funkcije </w:t>
+        <w:t>split_into_chunks(compressed_blob)</w:t>
+      </w:r>
+      <w:r>
+        <w:rPr>
+          <w:lang w:val="sr-Latn-RS"/>
+        </w:rPr>
+        <w:t xml:space="preserve"> d</w:t>
+      </w:r>
+      <w:r>
+        <w:rPr>
+          <w:lang w:val="sr-Latn-RS"/>
+        </w:rPr>
+        <w:t xml:space="preserve">obijeni kompresovani sadržaj </w:t>
+      </w:r>
+      <w:r>
+        <w:rPr>
+          <w:lang w:val="sr-Latn-RS"/>
+        </w:rPr>
+        <w:t xml:space="preserve">koji </w:t>
+      </w:r>
+      <w:r>
+        <w:rPr>
+          <w:lang w:val="sr-Latn-RS"/>
+        </w:rPr>
+        <w:t>predstavlja binarne podatke del</w:t>
+      </w:r>
+      <w:r>
+        <w:rPr>
+          <w:lang w:val="sr-Latn-RS"/>
+        </w:rPr>
+        <w:t>i se</w:t>
+      </w:r>
+      <w:r>
+        <w:rPr>
+          <w:lang w:val="sr-Latn-RS"/>
+        </w:rPr>
+        <w:t xml:space="preserve"> na segmente veličine jednog</w:t>
+      </w:r>
+      <w:r>
+        <w:rPr>
+          <w:lang w:val="sr-Latn-RS"/>
+        </w:rPr>
+        <w:t xml:space="preserve"> </w:t>
       </w:r>
       <w:r>
         <w:rPr>
@@ -17696,7 +17919,19 @@
           <w:iCs/>
           <w:lang w:val="sr-Latn-RS"/>
         </w:rPr>
-        <w:t>split_into_chunks</w:t>
+        <w:t>slack</w:t>
+      </w:r>
+      <w:r>
+        <w:rPr>
+          <w:lang w:val="sr-Latn-RS"/>
+        </w:rPr>
+        <w:t xml:space="preserve"> sektora. Ukoliko poslednji segment ne popunjava ceo sektor, vrši se dopunjavanje nulama kako bi svi segmenti imali jednaku veličinu.</w:t>
+      </w:r>
+      <w:r>
+        <w:rPr>
+          <w:lang w:val="sr-Latn-RS"/>
+        </w:rPr>
+        <w:t xml:space="preserve"> Funkcija vraća listu segmenata, kao i broj segmenata koje je potrebno upisati u </w:t>
       </w:r>
       <w:r>
         <w:rPr>
@@ -17704,43 +17939,430 @@
           <w:iCs/>
           <w:lang w:val="sr-Latn-RS"/>
         </w:rPr>
-        <w:t>(compressed_blob)</w:t>
-      </w:r>
-      <w:r>
-        <w:rPr>
-          <w:lang w:val="sr-Latn-RS"/>
-        </w:rPr>
-        <w:t xml:space="preserve"> d</w:t>
-      </w:r>
-      <w:r>
-        <w:rPr>
-          <w:lang w:val="sr-Latn-RS"/>
-        </w:rPr>
-        <w:t xml:space="preserve">obijeni kompresovani sadržaj </w:t>
-      </w:r>
-      <w:r>
-        <w:rPr>
-          <w:lang w:val="sr-Latn-RS"/>
-        </w:rPr>
-        <w:t xml:space="preserve">koji </w:t>
-      </w:r>
-      <w:r>
-        <w:rPr>
-          <w:lang w:val="sr-Latn-RS"/>
-        </w:rPr>
-        <w:t>predstavlja binarne podatke del</w:t>
-      </w:r>
-      <w:r>
-        <w:rPr>
-          <w:lang w:val="sr-Latn-RS"/>
-        </w:rPr>
-        <w:t>i se</w:t>
-      </w:r>
-      <w:r>
-        <w:rPr>
-          <w:lang w:val="sr-Latn-RS"/>
-        </w:rPr>
-        <w:t xml:space="preserve"> na segmente veličine jednog</w:t>
+        <w:t xml:space="preserve">slack </w:t>
+      </w:r>
+      <w:r>
+        <w:rPr>
+          <w:lang w:val="sr-Latn-RS"/>
+        </w:rPr>
+        <w:t xml:space="preserve">prostor. </w:t>
+      </w:r>
+      <w:r>
+        <w:t xml:space="preserve">Informacija o stvarnoj veličini </w:t>
+      </w:r>
+      <w:r>
+        <w:t>kompresovanog sadržaja</w:t>
+      </w:r>
+      <w:r>
+        <w:t xml:space="preserve"> čuva se u SAT tabeli i koristi se tokom rekonstrukcije.</w:t>
+      </w:r>
+    </w:p>
+    <w:p>
+      <w:pPr>
+        <w:rPr>
+          <w:lang w:val="sr-Latn-RS"/>
+        </w:rPr>
+      </w:pPr>
+    </w:p>
+    <w:p>
+      <w:pPr>
+        <w:shd w:val="clear" w:color="auto" w:fill="B4C6E7" w:themeFill="accent1" w:themeFillTint="66"/>
+        <w:rPr>
+          <w:rFonts w:ascii="Courier New" w:hAnsi="Courier New" w:cs="Courier New"/>
+          <w:sz w:val="18"/>
+          <w:szCs w:val="18"/>
+          <w:lang w:val="sr-Latn-RS"/>
+        </w:rPr>
+      </w:pPr>
+      <w:r>
+        <w:rPr>
+          <w:rFonts w:ascii="Courier New" w:hAnsi="Courier New" w:cs="Courier New"/>
+          <w:sz w:val="18"/>
+          <w:szCs w:val="18"/>
+          <w:lang w:val="sr-Latn-RS"/>
+        </w:rPr>
+        <w:t>def split_into_chunks(self, compressed_blob):</w:t>
+      </w:r>
+    </w:p>
+    <w:p>
+      <w:pPr>
+        <w:shd w:val="clear" w:color="auto" w:fill="B4C6E7" w:themeFill="accent1" w:themeFillTint="66"/>
+        <w:rPr>
+          <w:rFonts w:ascii="Courier New" w:hAnsi="Courier New" w:cs="Courier New"/>
+          <w:sz w:val="18"/>
+          <w:szCs w:val="18"/>
+          <w:lang w:val="sr-Latn-RS"/>
+        </w:rPr>
+      </w:pPr>
+      <w:r>
+        <w:rPr>
+          <w:rFonts w:ascii="Courier New" w:hAnsi="Courier New" w:cs="Courier New"/>
+          <w:sz w:val="18"/>
+          <w:szCs w:val="18"/>
+          <w:lang w:val="sr-Latn-RS"/>
+        </w:rPr>
+        <w:t xml:space="preserve">        </w:t>
+      </w:r>
+    </w:p>
+    <w:p>
+      <w:pPr>
+        <w:shd w:val="clear" w:color="auto" w:fill="B4C6E7" w:themeFill="accent1" w:themeFillTint="66"/>
+        <w:rPr>
+          <w:rFonts w:ascii="Courier New" w:hAnsi="Courier New" w:cs="Courier New"/>
+          <w:sz w:val="18"/>
+          <w:szCs w:val="18"/>
+          <w:lang w:val="sr-Latn-RS"/>
+        </w:rPr>
+      </w:pPr>
+      <w:r>
+        <w:rPr>
+          <w:rFonts w:ascii="Courier New" w:hAnsi="Courier New" w:cs="Courier New"/>
+          <w:sz w:val="18"/>
+          <w:szCs w:val="18"/>
+          <w:lang w:val="sr-Latn-RS"/>
+        </w:rPr>
+        <w:lastRenderedPageBreak/>
+        <w:t xml:space="preserve">        print(f"[File handler info]: Splitting blob into {self.sector_size}-byte </w:t>
+      </w:r>
+      <w:r>
+        <w:rPr>
+          <w:rFonts w:ascii="Courier New" w:hAnsi="Courier New" w:cs="Courier New"/>
+          <w:sz w:val="18"/>
+          <w:szCs w:val="18"/>
+          <w:lang w:val="sr-Latn-RS"/>
+        </w:rPr>
+        <w:t xml:space="preserve"> </w:t>
+      </w:r>
+    </w:p>
+    <w:p>
+      <w:pPr>
+        <w:shd w:val="clear" w:color="auto" w:fill="B4C6E7" w:themeFill="accent1" w:themeFillTint="66"/>
+        <w:ind w:firstLine="720"/>
+        <w:rPr>
+          <w:rFonts w:ascii="Courier New" w:hAnsi="Courier New" w:cs="Courier New"/>
+          <w:sz w:val="18"/>
+          <w:szCs w:val="18"/>
+          <w:lang w:val="sr-Latn-RS"/>
+        </w:rPr>
+      </w:pPr>
+      <w:r>
+        <w:rPr>
+          <w:rFonts w:ascii="Courier New" w:hAnsi="Courier New" w:cs="Courier New"/>
+          <w:sz w:val="18"/>
+          <w:szCs w:val="18"/>
+          <w:lang w:val="sr-Latn-RS"/>
+        </w:rPr>
+        <w:t>chunks...")</w:t>
+      </w:r>
+    </w:p>
+    <w:p>
+      <w:pPr>
+        <w:shd w:val="clear" w:color="auto" w:fill="B4C6E7" w:themeFill="accent1" w:themeFillTint="66"/>
+        <w:rPr>
+          <w:rFonts w:ascii="Courier New" w:hAnsi="Courier New" w:cs="Courier New"/>
+          <w:sz w:val="18"/>
+          <w:szCs w:val="18"/>
+          <w:lang w:val="sr-Latn-RS"/>
+        </w:rPr>
+      </w:pPr>
+      <w:r>
+        <w:rPr>
+          <w:rFonts w:ascii="Courier New" w:hAnsi="Courier New" w:cs="Courier New"/>
+          <w:sz w:val="18"/>
+          <w:szCs w:val="18"/>
+          <w:lang w:val="sr-Latn-RS"/>
+        </w:rPr>
+        <w:t xml:space="preserve">        chunks = []</w:t>
+      </w:r>
+    </w:p>
+    <w:p>
+      <w:pPr>
+        <w:shd w:val="clear" w:color="auto" w:fill="B4C6E7" w:themeFill="accent1" w:themeFillTint="66"/>
+        <w:rPr>
+          <w:rFonts w:ascii="Courier New" w:hAnsi="Courier New" w:cs="Courier New"/>
+          <w:sz w:val="18"/>
+          <w:szCs w:val="18"/>
+          <w:lang w:val="sr-Latn-RS"/>
+        </w:rPr>
+      </w:pPr>
+      <w:r>
+        <w:rPr>
+          <w:rFonts w:ascii="Courier New" w:hAnsi="Courier New" w:cs="Courier New"/>
+          <w:sz w:val="18"/>
+          <w:szCs w:val="18"/>
+          <w:lang w:val="sr-Latn-RS"/>
+        </w:rPr>
+        <w:t xml:space="preserve">        </w:t>
+      </w:r>
+    </w:p>
+    <w:p>
+      <w:pPr>
+        <w:shd w:val="clear" w:color="auto" w:fill="B4C6E7" w:themeFill="accent1" w:themeFillTint="66"/>
+        <w:rPr>
+          <w:rFonts w:ascii="Courier New" w:hAnsi="Courier New" w:cs="Courier New"/>
+          <w:sz w:val="18"/>
+          <w:szCs w:val="18"/>
+          <w:lang w:val="sr-Latn-RS"/>
+        </w:rPr>
+      </w:pPr>
+      <w:r>
+        <w:rPr>
+          <w:rFonts w:ascii="Courier New" w:hAnsi="Courier New" w:cs="Courier New"/>
+          <w:sz w:val="18"/>
+          <w:szCs w:val="18"/>
+          <w:lang w:val="sr-Latn-RS"/>
+        </w:rPr>
+        <w:t xml:space="preserve">        # Split blob into slack sector-sized pieces</w:t>
+      </w:r>
+    </w:p>
+    <w:p>
+      <w:pPr>
+        <w:shd w:val="clear" w:color="auto" w:fill="B4C6E7" w:themeFill="accent1" w:themeFillTint="66"/>
+        <w:rPr>
+          <w:rFonts w:ascii="Courier New" w:hAnsi="Courier New" w:cs="Courier New"/>
+          <w:sz w:val="18"/>
+          <w:szCs w:val="18"/>
+          <w:lang w:val="sr-Latn-RS"/>
+        </w:rPr>
+      </w:pPr>
+      <w:r>
+        <w:rPr>
+          <w:rFonts w:ascii="Courier New" w:hAnsi="Courier New" w:cs="Courier New"/>
+          <w:sz w:val="18"/>
+          <w:szCs w:val="18"/>
+          <w:lang w:val="sr-Latn-RS"/>
+        </w:rPr>
+        <w:t xml:space="preserve">        for i in range(0, len(compressed_blob), self.sector_size):</w:t>
+      </w:r>
+    </w:p>
+    <w:p>
+      <w:pPr>
+        <w:shd w:val="clear" w:color="auto" w:fill="B4C6E7" w:themeFill="accent1" w:themeFillTint="66"/>
+        <w:rPr>
+          <w:rFonts w:ascii="Courier New" w:hAnsi="Courier New" w:cs="Courier New"/>
+          <w:sz w:val="18"/>
+          <w:szCs w:val="18"/>
+          <w:lang w:val="sr-Latn-RS"/>
+        </w:rPr>
+      </w:pPr>
+      <w:r>
+        <w:rPr>
+          <w:rFonts w:ascii="Courier New" w:hAnsi="Courier New" w:cs="Courier New"/>
+          <w:sz w:val="18"/>
+          <w:szCs w:val="18"/>
+          <w:lang w:val="sr-Latn-RS"/>
+        </w:rPr>
+        <w:t xml:space="preserve">            chunk = compressed_blob[i:i + self.sector_size]</w:t>
+      </w:r>
+    </w:p>
+    <w:p>
+      <w:pPr>
+        <w:shd w:val="clear" w:color="auto" w:fill="B4C6E7" w:themeFill="accent1" w:themeFillTint="66"/>
+        <w:rPr>
+          <w:rFonts w:ascii="Courier New" w:hAnsi="Courier New" w:cs="Courier New"/>
+          <w:sz w:val="18"/>
+          <w:szCs w:val="18"/>
+          <w:lang w:val="sr-Latn-RS"/>
+        </w:rPr>
+      </w:pPr>
+      <w:r>
+        <w:rPr>
+          <w:rFonts w:ascii="Courier New" w:hAnsi="Courier New" w:cs="Courier New"/>
+          <w:sz w:val="18"/>
+          <w:szCs w:val="18"/>
+          <w:lang w:val="sr-Latn-RS"/>
+        </w:rPr>
+        <w:t xml:space="preserve">            </w:t>
+      </w:r>
+    </w:p>
+    <w:p>
+      <w:pPr>
+        <w:shd w:val="clear" w:color="auto" w:fill="B4C6E7" w:themeFill="accent1" w:themeFillTint="66"/>
+        <w:rPr>
+          <w:rFonts w:ascii="Courier New" w:hAnsi="Courier New" w:cs="Courier New"/>
+          <w:sz w:val="18"/>
+          <w:szCs w:val="18"/>
+          <w:lang w:val="sr-Latn-RS"/>
+        </w:rPr>
+      </w:pPr>
+      <w:r>
+        <w:rPr>
+          <w:rFonts w:ascii="Courier New" w:hAnsi="Courier New" w:cs="Courier New"/>
+          <w:sz w:val="18"/>
+          <w:szCs w:val="18"/>
+          <w:lang w:val="sr-Latn-RS"/>
+        </w:rPr>
+        <w:t xml:space="preserve">            # If the last chunk is smaller than sector_size, pad it with zeros</w:t>
+      </w:r>
+    </w:p>
+    <w:p>
+      <w:pPr>
+        <w:shd w:val="clear" w:color="auto" w:fill="B4C6E7" w:themeFill="accent1" w:themeFillTint="66"/>
+        <w:rPr>
+          <w:rFonts w:ascii="Courier New" w:hAnsi="Courier New" w:cs="Courier New"/>
+          <w:sz w:val="18"/>
+          <w:szCs w:val="18"/>
+          <w:lang w:val="sr-Latn-RS"/>
+        </w:rPr>
+      </w:pPr>
+      <w:r>
+        <w:rPr>
+          <w:rFonts w:ascii="Courier New" w:hAnsi="Courier New" w:cs="Courier New"/>
+          <w:sz w:val="18"/>
+          <w:szCs w:val="18"/>
+          <w:lang w:val="sr-Latn-RS"/>
+        </w:rPr>
+        <w:t xml:space="preserve">            if len(chunk) &lt; self.sector_size:</w:t>
+      </w:r>
+    </w:p>
+    <w:p>
+      <w:pPr>
+        <w:shd w:val="clear" w:color="auto" w:fill="B4C6E7" w:themeFill="accent1" w:themeFillTint="66"/>
+        <w:rPr>
+          <w:rFonts w:ascii="Courier New" w:hAnsi="Courier New" w:cs="Courier New"/>
+          <w:sz w:val="18"/>
+          <w:szCs w:val="18"/>
+          <w:lang w:val="sr-Latn-RS"/>
+        </w:rPr>
+      </w:pPr>
+      <w:r>
+        <w:rPr>
+          <w:rFonts w:ascii="Courier New" w:hAnsi="Courier New" w:cs="Courier New"/>
+          <w:sz w:val="18"/>
+          <w:szCs w:val="18"/>
+          <w:lang w:val="sr-Latn-RS"/>
+        </w:rPr>
+        <w:t xml:space="preserve">                chunk = chunk + b'\x00' * (self.sector_size - len(chunk))</w:t>
+      </w:r>
+    </w:p>
+    <w:p>
+      <w:pPr>
+        <w:shd w:val="clear" w:color="auto" w:fill="B4C6E7" w:themeFill="accent1" w:themeFillTint="66"/>
+        <w:rPr>
+          <w:rFonts w:ascii="Courier New" w:hAnsi="Courier New" w:cs="Courier New"/>
+          <w:sz w:val="18"/>
+          <w:szCs w:val="18"/>
+          <w:lang w:val="sr-Latn-RS"/>
+        </w:rPr>
+      </w:pPr>
+    </w:p>
+    <w:p>
+      <w:pPr>
+        <w:shd w:val="clear" w:color="auto" w:fill="B4C6E7" w:themeFill="accent1" w:themeFillTint="66"/>
+        <w:rPr>
+          <w:rFonts w:ascii="Courier New" w:hAnsi="Courier New" w:cs="Courier New"/>
+          <w:sz w:val="18"/>
+          <w:szCs w:val="18"/>
+          <w:lang w:val="sr-Latn-RS"/>
+        </w:rPr>
+      </w:pPr>
+      <w:r>
+        <w:rPr>
+          <w:rFonts w:ascii="Courier New" w:hAnsi="Courier New" w:cs="Courier New"/>
+          <w:sz w:val="18"/>
+          <w:szCs w:val="18"/>
+          <w:lang w:val="sr-Latn-RS"/>
+        </w:rPr>
+        <w:t xml:space="preserve">            chunks.append(chunk)</w:t>
+      </w:r>
+    </w:p>
+    <w:p>
+      <w:pPr>
+        <w:shd w:val="clear" w:color="auto" w:fill="B4C6E7" w:themeFill="accent1" w:themeFillTint="66"/>
+        <w:rPr>
+          <w:rFonts w:ascii="Courier New" w:hAnsi="Courier New" w:cs="Courier New"/>
+          <w:sz w:val="18"/>
+          <w:szCs w:val="18"/>
+          <w:lang w:val="sr-Latn-RS"/>
+        </w:rPr>
+      </w:pPr>
+      <w:r>
+        <w:rPr>
+          <w:rFonts w:ascii="Courier New" w:hAnsi="Courier New" w:cs="Courier New"/>
+          <w:sz w:val="18"/>
+          <w:szCs w:val="18"/>
+          <w:lang w:val="sr-Latn-RS"/>
+        </w:rPr>
+        <w:t xml:space="preserve">                </w:t>
+      </w:r>
+    </w:p>
+    <w:p>
+      <w:pPr>
+        <w:shd w:val="clear" w:color="auto" w:fill="B4C6E7" w:themeFill="accent1" w:themeFillTint="66"/>
+        <w:rPr>
+          <w:rFonts w:ascii="Courier New" w:hAnsi="Courier New" w:cs="Courier New"/>
+          <w:sz w:val="18"/>
+          <w:szCs w:val="18"/>
+          <w:lang w:val="sr-Latn-RS"/>
+        </w:rPr>
+      </w:pPr>
+      <w:r>
+        <w:rPr>
+          <w:rFonts w:ascii="Courier New" w:hAnsi="Courier New" w:cs="Courier New"/>
+          <w:sz w:val="18"/>
+          <w:szCs w:val="18"/>
+          <w:lang w:val="sr-Latn-RS"/>
+        </w:rPr>
+        <w:t xml:space="preserve">        print(f"[File handler info]: Created {len(chunks)} chunks")</w:t>
+      </w:r>
+    </w:p>
+    <w:p>
+      <w:pPr>
+        <w:shd w:val="clear" w:color="auto" w:fill="B4C6E7" w:themeFill="accent1" w:themeFillTint="66"/>
+        <w:rPr>
+          <w:rFonts w:ascii="Courier New" w:hAnsi="Courier New" w:cs="Courier New"/>
+          <w:sz w:val="18"/>
+          <w:szCs w:val="18"/>
+          <w:lang w:val="sr-Latn-RS"/>
+        </w:rPr>
+      </w:pPr>
+      <w:r>
+        <w:rPr>
+          <w:rFonts w:ascii="Courier New" w:hAnsi="Courier New" w:cs="Courier New"/>
+          <w:sz w:val="18"/>
+          <w:szCs w:val="18"/>
+          <w:lang w:val="sr-Latn-RS"/>
+        </w:rPr>
+        <w:t xml:space="preserve">        return chunks, len(chunks)</w:t>
+      </w:r>
+    </w:p>
+    <w:p>
+      <w:pPr>
+        <w:rPr>
+          <w:lang w:val="sr-Latn-RS"/>
+        </w:rPr>
+      </w:pPr>
+      <w:r>
+        <w:rPr>
+          <w:lang w:val="sr-Latn-RS"/>
+        </w:rPr>
+        <w:t>Kod 6. Podela podataka na segmente</w:t>
+      </w:r>
+    </w:p>
+    <w:p>
+      <w:pPr>
+        <w:rPr>
+          <w:lang w:val="sr-Latn-RS"/>
+        </w:rPr>
+      </w:pPr>
+    </w:p>
+    <w:p>
+      <w:pPr>
+        <w:rPr>
+          <w:lang w:val="sr-Latn-RS"/>
+        </w:rPr>
+      </w:pPr>
+      <w:r>
+        <w:rPr>
+          <w:lang w:val="sr-Latn-RS"/>
+        </w:rPr>
+        <w:t>Nakon pripreme podataka,</w:t>
+      </w:r>
+      <w:r>
+        <w:rPr>
+          <w:lang w:val="sr-Latn-RS"/>
+        </w:rPr>
+        <w:t xml:space="preserve"> poziva se funkcija</w:t>
       </w:r>
       <w:r>
         <w:rPr>
@@ -17752,21 +18374,29 @@
         <w:rPr>
           <w:i/>
           <w:iCs/>
-          <w:lang w:val="sr-Latn-RS"/>
-        </w:rPr>
-        <w:t>slack</w:t>
-      </w:r>
-      <w:r>
-        <w:rPr>
-          <w:lang w:val="sr-Latn-RS"/>
-        </w:rPr>
-        <w:t xml:space="preserve"> sektora. Ukoliko poslednji segment ne popunjava ceo sektor, vrši se dopunjavanje nulama kako bi svi segmenti imali jednaku veličinu.</w:t>
-      </w:r>
-      <w:r>
-        <w:rPr>
-          <w:lang w:val="sr-Latn-RS"/>
-        </w:rPr>
-        <w:t xml:space="preserve"> Funkcija vraća listu segmenata, kao i broj segmenata koje je potrebno upisati u </w:t>
+        </w:rPr>
+        <w:t>write_to_slack()</w:t>
+      </w:r>
+      <w:r>
+        <w:t xml:space="preserve"> </w:t>
+      </w:r>
+      <w:r>
+        <w:rPr>
+          <w:lang w:val="sr-Latn-RS"/>
+        </w:rPr>
+        <w:t>klas</w:t>
+      </w:r>
+      <w:r>
+        <w:rPr>
+          <w:lang w:val="sr-Latn-RS"/>
+        </w:rPr>
+        <w:t>e</w:t>
+      </w:r>
+      <w:r>
+        <w:rPr>
+          <w:lang w:val="sr-Latn-RS"/>
+        </w:rPr>
+        <w:t xml:space="preserve"> </w:t>
       </w:r>
       <w:r>
         <w:rPr>
@@ -17774,30 +18404,42 @@
           <w:iCs/>
           <w:lang w:val="sr-Latn-RS"/>
         </w:rPr>
-        <w:t xml:space="preserve">slack </w:t>
-      </w:r>
-      <w:r>
-        <w:rPr>
-          <w:lang w:val="sr-Latn-RS"/>
-        </w:rPr>
-        <w:t xml:space="preserve">prostor. </w:t>
-      </w:r>
-      <w:r>
-        <w:t xml:space="preserve">Informacija o stvarnoj veličini </w:t>
-      </w:r>
-      <w:r>
-        <w:t>kompresovanog sadržaja</w:t>
-      </w:r>
-      <w:r>
-        <w:t xml:space="preserve"> čuva se u SAT tabeli i koristi se tokom rekonstrukcije.</w:t>
-      </w:r>
-    </w:p>
-    <w:p>
-      <w:pPr>
-        <w:rPr>
-          <w:lang w:val="sr-Latn-RS"/>
-        </w:rPr>
-      </w:pPr>
+        <w:t>StorageManager</w:t>
+      </w:r>
+      <w:r>
+        <w:rPr>
+          <w:i/>
+          <w:iCs/>
+          <w:lang w:val="sr-Latn-RS"/>
+        </w:rPr>
+        <w:t xml:space="preserve">, </w:t>
+      </w:r>
+      <w:r>
+        <w:rPr>
+          <w:lang w:val="sr-Latn-RS"/>
+        </w:rPr>
+        <w:t>koja</w:t>
+      </w:r>
+      <w:r>
+        <w:rPr>
+          <w:lang w:val="sr-Latn-RS"/>
+        </w:rPr>
+        <w:t xml:space="preserve"> određuje broj potrebnih sektora i pronalazi dovoljan broj slobodnih lokacija u prethodno formiranoj mapi </w:t>
+      </w:r>
+      <w:r>
+        <w:rPr>
+          <w:i/>
+          <w:iCs/>
+          <w:lang w:val="sr-Latn-RS"/>
+        </w:rPr>
+        <w:t>slack</w:t>
+      </w:r>
+      <w:r>
+        <w:rPr>
+          <w:lang w:val="sr-Latn-RS"/>
+        </w:rPr>
+        <w:t xml:space="preserve"> prostora. </w:t>
+      </w:r>
     </w:p>
     <w:p>
       <w:pPr>
@@ -17816,7 +18458,7 @@
           <w:szCs w:val="18"/>
           <w:lang w:val="sr-Latn-RS"/>
         </w:rPr>
-        <w:t>def split_into_chunks(self, compressed_blob):</w:t>
+        <w:t>def write_to_slack(self, blob_id, blob_chunks, sectors_needed, original_size):</w:t>
       </w:r>
     </w:p>
     <w:p>
@@ -17856,8 +18498,25 @@
           <w:szCs w:val="18"/>
           <w:lang w:val="sr-Latn-RS"/>
         </w:rPr>
-        <w:lastRenderedPageBreak/>
-        <w:t xml:space="preserve">        print(f"[File handler info]: Splitting blob into {self.sector_size}-byte </w:t>
+        <w:t xml:space="preserve">       </w:t>
+      </w:r>
+      <w:r>
+        <w:rPr>
+          <w:rFonts w:ascii="Courier New" w:hAnsi="Courier New" w:cs="Courier New"/>
+          <w:sz w:val="18"/>
+          <w:szCs w:val="18"/>
+          <w:lang w:val="sr-Latn-RS"/>
+        </w:rPr>
+        <w:t xml:space="preserve"> </w:t>
+      </w:r>
+      <w:r>
+        <w:rPr>
+          <w:rFonts w:ascii="Courier New" w:hAnsi="Courier New" w:cs="Courier New"/>
+          <w:sz w:val="18"/>
+          <w:szCs w:val="18"/>
+          <w:lang w:val="sr-Latn-RS"/>
+        </w:rPr>
+        <w:t xml:space="preserve">free_sectors = [s for s in self.available_slack_sectors if s not in </w:t>
       </w:r>
       <w:r>
         <w:rPr>
@@ -17887,7 +18546,16 @@
           <w:szCs w:val="18"/>
           <w:lang w:val="sr-Latn-RS"/>
         </w:rPr>
-        <w:t>chunks...")</w:t>
+        <w:t xml:space="preserve"> </w:t>
+      </w:r>
+      <w:r>
+        <w:rPr>
+          <w:rFonts w:ascii="Courier New" w:hAnsi="Courier New" w:cs="Courier New"/>
+          <w:sz w:val="18"/>
+          <w:szCs w:val="18"/>
+          <w:lang w:val="sr-Latn-RS"/>
+        </w:rPr>
+        <w:t>self.used_sectors]</w:t>
       </w:r>
     </w:p>
     <w:p>
@@ -17907,7 +18575,7 @@
           <w:szCs w:val="18"/>
           <w:lang w:val="sr-Latn-RS"/>
         </w:rPr>
-        <w:t xml:space="preserve">        chunks = []</w:t>
+        <w:t xml:space="preserve">        print("Free sectors",free_sectors[0:7])</w:t>
       </w:r>
     </w:p>
     <w:p>
@@ -17920,6 +18588,133 @@
           <w:lang w:val="sr-Latn-RS"/>
         </w:rPr>
       </w:pPr>
+    </w:p>
+    <w:p>
+      <w:pPr>
+        <w:shd w:val="clear" w:color="auto" w:fill="B4C6E7" w:themeFill="accent1" w:themeFillTint="66"/>
+        <w:rPr>
+          <w:rFonts w:ascii="Courier New" w:hAnsi="Courier New" w:cs="Courier New"/>
+          <w:sz w:val="18"/>
+          <w:szCs w:val="18"/>
+          <w:lang w:val="sr-Latn-RS"/>
+        </w:rPr>
+      </w:pPr>
+      <w:r>
+        <w:rPr>
+          <w:rFonts w:ascii="Courier New" w:hAnsi="Courier New" w:cs="Courier New"/>
+          <w:sz w:val="18"/>
+          <w:szCs w:val="18"/>
+          <w:lang w:val="sr-Latn-RS"/>
+        </w:rPr>
+        <w:t xml:space="preserve">        if len(free_sectors) &lt; sectors_needed:</w:t>
+      </w:r>
+    </w:p>
+    <w:p>
+      <w:pPr>
+        <w:shd w:val="clear" w:color="auto" w:fill="B4C6E7" w:themeFill="accent1" w:themeFillTint="66"/>
+        <w:rPr>
+          <w:rFonts w:ascii="Courier New" w:hAnsi="Courier New" w:cs="Courier New"/>
+          <w:sz w:val="18"/>
+          <w:szCs w:val="18"/>
+          <w:lang w:val="sr-Latn-RS"/>
+        </w:rPr>
+      </w:pPr>
+      <w:r>
+        <w:rPr>
+          <w:rFonts w:ascii="Courier New" w:hAnsi="Courier New" w:cs="Courier New"/>
+          <w:sz w:val="18"/>
+          <w:szCs w:val="18"/>
+          <w:lang w:val="sr-Latn-RS"/>
+        </w:rPr>
+        <w:t xml:space="preserve">            print(f"[Storage manager info]</w:t>
+      </w:r>
+      <w:r>
+        <w:rPr>
+          <w:rFonts w:ascii="Courier New" w:hAnsi="Courier New" w:cs="Courier New"/>
+          <w:sz w:val="18"/>
+          <w:szCs w:val="18"/>
+          <w:lang w:val="sr-Latn-RS"/>
+        </w:rPr>
+        <w:t>:</w:t>
+      </w:r>
+      <w:r>
+        <w:rPr>
+          <w:rFonts w:ascii="Courier New" w:hAnsi="Courier New" w:cs="Courier New"/>
+          <w:sz w:val="18"/>
+          <w:szCs w:val="18"/>
+          <w:lang w:val="sr-Latn-RS"/>
+        </w:rPr>
+        <w:t xml:space="preserve"> Not enough slack space. Need </w:t>
+      </w:r>
+      <w:r>
+        <w:rPr>
+          <w:rFonts w:ascii="Courier New" w:hAnsi="Courier New" w:cs="Courier New"/>
+          <w:sz w:val="18"/>
+          <w:szCs w:val="18"/>
+          <w:lang w:val="sr-Latn-RS"/>
+        </w:rPr>
+        <w:t xml:space="preserve"> </w:t>
+      </w:r>
+    </w:p>
+    <w:p>
+      <w:pPr>
+        <w:shd w:val="clear" w:color="auto" w:fill="B4C6E7" w:themeFill="accent1" w:themeFillTint="66"/>
+        <w:rPr>
+          <w:rFonts w:ascii="Courier New" w:hAnsi="Courier New" w:cs="Courier New"/>
+          <w:sz w:val="18"/>
+          <w:szCs w:val="18"/>
+          <w:lang w:val="sr-Latn-RS"/>
+        </w:rPr>
+      </w:pPr>
+      <w:r>
+        <w:rPr>
+          <w:rFonts w:ascii="Courier New" w:hAnsi="Courier New" w:cs="Courier New"/>
+          <w:sz w:val="18"/>
+          <w:szCs w:val="18"/>
+          <w:lang w:val="sr-Latn-RS"/>
+        </w:rPr>
+        <w:t xml:space="preserve">            </w:t>
+      </w:r>
+      <w:r>
+        <w:rPr>
+          <w:rFonts w:ascii="Courier New" w:hAnsi="Courier New" w:cs="Courier New"/>
+          <w:sz w:val="18"/>
+          <w:szCs w:val="18"/>
+          <w:lang w:val="sr-Latn-RS"/>
+        </w:rPr>
+        <w:t>{sectors_needed}, have {len(free_sectors)}")</w:t>
+      </w:r>
+    </w:p>
+    <w:p>
+      <w:pPr>
+        <w:shd w:val="clear" w:color="auto" w:fill="B4C6E7" w:themeFill="accent1" w:themeFillTint="66"/>
+        <w:rPr>
+          <w:rFonts w:ascii="Courier New" w:hAnsi="Courier New" w:cs="Courier New"/>
+          <w:sz w:val="18"/>
+          <w:szCs w:val="18"/>
+          <w:lang w:val="sr-Latn-RS"/>
+        </w:rPr>
+      </w:pPr>
+      <w:r>
+        <w:rPr>
+          <w:rFonts w:ascii="Courier New" w:hAnsi="Courier New" w:cs="Courier New"/>
+          <w:sz w:val="18"/>
+          <w:szCs w:val="18"/>
+          <w:lang w:val="sr-Latn-RS"/>
+        </w:rPr>
+        <w:t xml:space="preserve">            return None</w:t>
+      </w:r>
+    </w:p>
+    <w:p>
+      <w:pPr>
+        <w:shd w:val="clear" w:color="auto" w:fill="B4C6E7" w:themeFill="accent1" w:themeFillTint="66"/>
+        <w:rPr>
+          <w:rFonts w:ascii="Courier New" w:hAnsi="Courier New" w:cs="Courier New"/>
+          <w:sz w:val="18"/>
+          <w:szCs w:val="18"/>
+          <w:lang w:val="sr-Latn-RS"/>
+        </w:rPr>
+      </w:pPr>
       <w:r>
         <w:rPr>
           <w:rFonts w:ascii="Courier New" w:hAnsi="Courier New" w:cs="Courier New"/>
@@ -17947,7 +18742,7 @@
           <w:szCs w:val="18"/>
           <w:lang w:val="sr-Latn-RS"/>
         </w:rPr>
-        <w:t xml:space="preserve">        # Split blob into slack sector-sized pieces</w:t>
+        <w:t xml:space="preserve">        allocated_sectors = free_sectors[:sectors_needed]</w:t>
       </w:r>
     </w:p>
     <w:p>
@@ -17967,7 +18762,7 @@
           <w:szCs w:val="18"/>
           <w:lang w:val="sr-Latn-RS"/>
         </w:rPr>
-        <w:t xml:space="preserve">        for i in range(0, len(compressed_blob), self.sector_size):</w:t>
+        <w:t xml:space="preserve">        print("Aloccated sectors: ", allocated_sectors)</w:t>
       </w:r>
     </w:p>
     <w:p>
@@ -17987,7 +18782,7 @@
           <w:szCs w:val="18"/>
           <w:lang w:val="sr-Latn-RS"/>
         </w:rPr>
-        <w:t xml:space="preserve">            chunk = compressed_blob[i:i + self.sector_size]</w:t>
+        <w:t xml:space="preserve">        first_sector = allocated_sectors[0]</w:t>
       </w:r>
     </w:p>
     <w:p>
@@ -18007,7 +18802,8 @@
           <w:szCs w:val="18"/>
           <w:lang w:val="sr-Latn-RS"/>
         </w:rPr>
-        <w:t xml:space="preserve">            </w:t>
+        <w:lastRenderedPageBreak/>
+        <w:t xml:space="preserve">        last_sector = allocated_sectors[-1]</w:t>
       </w:r>
     </w:p>
     <w:p>
@@ -18017,17 +18813,25 @@
           <w:rFonts w:ascii="Courier New" w:hAnsi="Courier New" w:cs="Courier New"/>
           <w:sz w:val="18"/>
           <w:szCs w:val="18"/>
-          <w:lang w:val="sr-Latn-RS"/>
-        </w:rPr>
-      </w:pPr>
-      <w:r>
-        <w:rPr>
-          <w:rFonts w:ascii="Courier New" w:hAnsi="Courier New" w:cs="Courier New"/>
-          <w:sz w:val="18"/>
-          <w:szCs w:val="18"/>
-          <w:lang w:val="sr-Latn-RS"/>
-        </w:rPr>
-        <w:t xml:space="preserve">            # If the last chunk is smaller than sector_size, pad it with zeros</w:t>
+        </w:rPr>
+      </w:pPr>
+      <w:r>
+        <w:rPr>
+          <w:rFonts w:ascii="Courier New" w:hAnsi="Courier New" w:cs="Courier New"/>
+          <w:sz w:val="18"/>
+          <w:szCs w:val="18"/>
+          <w:lang w:val="sr-Latn-RS"/>
+        </w:rPr>
+        <w:tab/>
+        <w:t xml:space="preserve"> </w:t>
+      </w:r>
+      <w:r>
+        <w:rPr>
+          <w:rFonts w:ascii="Courier New" w:hAnsi="Courier New" w:cs="Courier New"/>
+          <w:sz w:val="18"/>
+          <w:szCs w:val="18"/>
+        </w:rPr>
+        <w:t># write chunks to disk</w:t>
       </w:r>
     </w:p>
     <w:p>
@@ -18037,17 +18841,15 @@
           <w:rFonts w:ascii="Courier New" w:hAnsi="Courier New" w:cs="Courier New"/>
           <w:sz w:val="18"/>
           <w:szCs w:val="18"/>
-          <w:lang w:val="sr-Latn-RS"/>
-        </w:rPr>
-      </w:pPr>
-      <w:r>
-        <w:rPr>
-          <w:rFonts w:ascii="Courier New" w:hAnsi="Courier New" w:cs="Courier New"/>
-          <w:sz w:val="18"/>
-          <w:szCs w:val="18"/>
-          <w:lang w:val="sr-Latn-RS"/>
-        </w:rPr>
-        <w:t xml:space="preserve">            if len(chunk) &lt; self.sector_size:</w:t>
+        </w:rPr>
+      </w:pPr>
+      <w:r>
+        <w:rPr>
+          <w:rFonts w:ascii="Courier New" w:hAnsi="Courier New" w:cs="Courier New"/>
+          <w:sz w:val="18"/>
+          <w:szCs w:val="18"/>
+        </w:rPr>
+        <w:t xml:space="preserve">        try:</w:t>
       </w:r>
     </w:p>
     <w:p>
@@ -18057,17 +18859,15 @@
           <w:rFonts w:ascii="Courier New" w:hAnsi="Courier New" w:cs="Courier New"/>
           <w:sz w:val="18"/>
           <w:szCs w:val="18"/>
-          <w:lang w:val="sr-Latn-RS"/>
-        </w:rPr>
-      </w:pPr>
-      <w:r>
-        <w:rPr>
-          <w:rFonts w:ascii="Courier New" w:hAnsi="Courier New" w:cs="Courier New"/>
-          <w:sz w:val="18"/>
-          <w:szCs w:val="18"/>
-          <w:lang w:val="sr-Latn-RS"/>
-        </w:rPr>
-        <w:t xml:space="preserve">                chunk = chunk + b'\x00' * (self.sector_size - len(chunk))</w:t>
+        </w:rPr>
+      </w:pPr>
+      <w:r>
+        <w:rPr>
+          <w:rFonts w:ascii="Courier New" w:hAnsi="Courier New" w:cs="Courier New"/>
+          <w:sz w:val="18"/>
+          <w:szCs w:val="18"/>
+        </w:rPr>
+        <w:t xml:space="preserve">            self._write_to_device(blob_chunks, allocated_sectors)</w:t>
       </w:r>
     </w:p>
     <w:p>
@@ -18077,9 +18877,16 @@
           <w:rFonts w:ascii="Courier New" w:hAnsi="Courier New" w:cs="Courier New"/>
           <w:sz w:val="18"/>
           <w:szCs w:val="18"/>
-          <w:lang w:val="sr-Latn-RS"/>
-        </w:rPr>
-      </w:pPr>
+        </w:rPr>
+      </w:pPr>
+      <w:r>
+        <w:rPr>
+          <w:rFonts w:ascii="Courier New" w:hAnsi="Courier New" w:cs="Courier New"/>
+          <w:sz w:val="18"/>
+          <w:szCs w:val="18"/>
+        </w:rPr>
+        <w:t xml:space="preserve">        except Exception as e:</w:t>
+      </w:r>
     </w:p>
     <w:p>
       <w:pPr>
@@ -18088,17 +18895,15 @@
           <w:rFonts w:ascii="Courier New" w:hAnsi="Courier New" w:cs="Courier New"/>
           <w:sz w:val="18"/>
           <w:szCs w:val="18"/>
-          <w:lang w:val="sr-Latn-RS"/>
-        </w:rPr>
-      </w:pPr>
-      <w:r>
-        <w:rPr>
-          <w:rFonts w:ascii="Courier New" w:hAnsi="Courier New" w:cs="Courier New"/>
-          <w:sz w:val="18"/>
-          <w:szCs w:val="18"/>
-          <w:lang w:val="sr-Latn-RS"/>
-        </w:rPr>
-        <w:t xml:space="preserve">            chunks.append(chunk)</w:t>
+        </w:rPr>
+      </w:pPr>
+      <w:r>
+        <w:rPr>
+          <w:rFonts w:ascii="Courier New" w:hAnsi="Courier New" w:cs="Courier New"/>
+          <w:sz w:val="18"/>
+          <w:szCs w:val="18"/>
+        </w:rPr>
+        <w:t xml:space="preserve">            print(f"[Storage manager error]: Error writing to device: {e}")</w:t>
       </w:r>
     </w:p>
     <w:p>
@@ -18108,17 +18913,16 @@
           <w:rFonts w:ascii="Courier New" w:hAnsi="Courier New" w:cs="Courier New"/>
           <w:sz w:val="18"/>
           <w:szCs w:val="18"/>
-          <w:lang w:val="sr-Latn-RS"/>
-        </w:rPr>
-      </w:pPr>
-      <w:r>
-        <w:rPr>
-          <w:rFonts w:ascii="Courier New" w:hAnsi="Courier New" w:cs="Courier New"/>
-          <w:sz w:val="18"/>
-          <w:szCs w:val="18"/>
-          <w:lang w:val="sr-Latn-RS"/>
-        </w:rPr>
-        <w:t xml:space="preserve">                </w:t>
+        </w:rPr>
+      </w:pPr>
+      <w:r>
+        <w:rPr>
+          <w:rFonts w:ascii="Courier New" w:hAnsi="Courier New" w:cs="Courier New"/>
+          <w:sz w:val="18"/>
+          <w:szCs w:val="18"/>
+        </w:rPr>
+        <w:tab/>
+        <w:t>…</w:t>
       </w:r>
     </w:p>
     <w:p>
@@ -18131,79 +18935,13 @@
           <w:lang w:val="sr-Latn-RS"/>
         </w:rPr>
       </w:pPr>
-      <w:r>
-        <w:rPr>
-          <w:rFonts w:ascii="Courier New" w:hAnsi="Courier New" w:cs="Courier New"/>
-          <w:sz w:val="18"/>
-          <w:szCs w:val="18"/>
-          <w:lang w:val="sr-Latn-RS"/>
-        </w:rPr>
-        <w:t xml:space="preserve">        print(f"[File handler info]: Created {len(chunks)} chunks")</w:t>
-      </w:r>
-    </w:p>
-    <w:p>
-      <w:pPr>
-        <w:shd w:val="clear" w:color="auto" w:fill="B4C6E7" w:themeFill="accent1" w:themeFillTint="66"/>
-        <w:rPr>
-          <w:rFonts w:ascii="Courier New" w:hAnsi="Courier New" w:cs="Courier New"/>
-          <w:sz w:val="18"/>
-          <w:szCs w:val="18"/>
-          <w:lang w:val="sr-Latn-RS"/>
-        </w:rPr>
-      </w:pPr>
-      <w:r>
-        <w:rPr>
-          <w:rFonts w:ascii="Courier New" w:hAnsi="Courier New" w:cs="Courier New"/>
-          <w:sz w:val="18"/>
-          <w:szCs w:val="18"/>
-          <w:lang w:val="sr-Latn-RS"/>
-        </w:rPr>
-        <w:t xml:space="preserve">        return chunks, len(chunks)</w:t>
-      </w:r>
-    </w:p>
-    <w:p>
-      <w:pPr>
-        <w:rPr>
-          <w:lang w:val="sr-Latn-RS"/>
-        </w:rPr>
-      </w:pPr>
-      <w:r>
-        <w:rPr>
-          <w:lang w:val="sr-Latn-RS"/>
-        </w:rPr>
-        <w:t>Kod 6. Podela podataka na segmente</w:t>
-      </w:r>
-    </w:p>
-    <w:p>
-      <w:pPr>
-        <w:rPr>
-          <w:lang w:val="sr-Latn-RS"/>
-        </w:rPr>
-      </w:pPr>
-    </w:p>
-    <w:p>
-      <w:pPr>
-        <w:rPr>
-          <w:lang w:val="sr-Latn-RS"/>
-        </w:rPr>
-      </w:pPr>
-      <w:r>
-        <w:rPr>
-          <w:lang w:val="sr-Latn-RS"/>
-        </w:rPr>
-        <w:t>Nakon pripreme podataka,</w:t>
-      </w:r>
-      <w:r>
-        <w:rPr>
-          <w:lang w:val="sr-Latn-RS"/>
-        </w:rPr>
-        <w:t xml:space="preserve"> poziva se funkcija</w:t>
-      </w:r>
-      <w:r>
-        <w:rPr>
-          <w:lang w:val="sr-Latn-RS"/>
-        </w:rPr>
-        <w:t xml:space="preserve"> </w:t>
+    </w:p>
+    <w:p>
+      <w:r>
+        <w:rPr>
+          <w:lang w:val="sr-Latn-RS"/>
+        </w:rPr>
+        <w:t xml:space="preserve">Kod 7.  Deo funkcije </w:t>
       </w:r>
       <w:r>
         <w:rPr>
@@ -18217,36 +18955,58 @@
           <w:i/>
           <w:iCs/>
         </w:rPr>
-        <w:t>()</w:t>
-      </w:r>
-      <w:r>
         <w:t xml:space="preserve"> </w:t>
       </w:r>
       <w:r>
-        <w:rPr>
-          <w:lang w:val="sr-Latn-RS"/>
-        </w:rPr>
-        <w:t>klas</w:t>
-      </w:r>
-      <w:r>
-        <w:rPr>
-          <w:lang w:val="sr-Latn-RS"/>
-        </w:rPr>
-        <w:t>e</w:t>
-      </w:r>
-      <w:r>
-        <w:rPr>
-          <w:lang w:val="sr-Latn-RS"/>
-        </w:rPr>
-        <w:t xml:space="preserve"> </w:t>
+        <w:t xml:space="preserve">kojim se određuju slobodni </w:t>
       </w:r>
       <w:r>
         <w:rPr>
           <w:i/>
           <w:iCs/>
-          <w:lang w:val="sr-Latn-RS"/>
-        </w:rPr>
-        <w:t>StorageManager</w:t>
+        </w:rPr>
+        <w:t xml:space="preserve">slack </w:t>
+      </w:r>
+      <w:r>
+        <w:t>sektori</w:t>
+      </w:r>
+    </w:p>
+    <w:p>
+      <w:pPr>
+        <w:rPr>
+          <w:lang w:val="sr-Latn-RS"/>
+        </w:rPr>
+      </w:pPr>
+    </w:p>
+    <w:p>
+      <w:pPr>
+        <w:rPr>
+          <w:lang w:val="sr-Latn-RS"/>
+        </w:rPr>
+      </w:pPr>
+      <w:r>
+        <w:rPr>
+          <w:lang w:val="sr-Latn-RS"/>
+        </w:rPr>
+        <w:t>Ukoliko postoji dovolja</w:t>
+      </w:r>
+      <w:r>
+        <w:rPr>
+          <w:lang w:val="sr-Latn-RS"/>
+        </w:rPr>
+        <w:t>n</w:t>
+      </w:r>
+      <w:r>
+        <w:rPr>
+          <w:lang w:val="sr-Latn-RS"/>
+        </w:rPr>
+        <w:t xml:space="preserve"> broj slobodnih sektora, p</w:t>
+      </w:r>
+      <w:r>
+        <w:rPr>
+          <w:lang w:val="sr-Latn-RS"/>
+        </w:rPr>
+        <w:t xml:space="preserve">odaci se direktno upisuju na uređaj korišćenjem operacija </w:t>
       </w:r>
       <w:r>
         <w:rPr>
@@ -18254,621 +19014,37 @@
           <w:iCs/>
           <w:lang w:val="sr-Latn-RS"/>
         </w:rPr>
-        <w:t xml:space="preserve">, </w:t>
-      </w:r>
-      <w:r>
-        <w:rPr>
-          <w:lang w:val="sr-Latn-RS"/>
-        </w:rPr>
-        <w:t>koja</w:t>
-      </w:r>
-      <w:r>
-        <w:rPr>
-          <w:lang w:val="sr-Latn-RS"/>
-        </w:rPr>
-        <w:t xml:space="preserve"> određuje broj potrebnih sektora i pronalazi dovoljan broj slobodnih lokacija u prethodno formiranoj mapi slack prostora. </w:t>
-      </w:r>
-    </w:p>
-    <w:p>
-      <w:pPr>
-        <w:shd w:val="clear" w:color="auto" w:fill="B4C6E7" w:themeFill="accent1" w:themeFillTint="66"/>
-        <w:rPr>
-          <w:rFonts w:ascii="Courier New" w:hAnsi="Courier New" w:cs="Courier New"/>
-          <w:sz w:val="18"/>
-          <w:szCs w:val="18"/>
-          <w:lang w:val="sr-Latn-RS"/>
-        </w:rPr>
-      </w:pPr>
-      <w:r>
-        <w:rPr>
-          <w:rFonts w:ascii="Courier New" w:hAnsi="Courier New" w:cs="Courier New"/>
-          <w:sz w:val="18"/>
-          <w:szCs w:val="18"/>
-          <w:lang w:val="sr-Latn-RS"/>
-        </w:rPr>
-        <w:t>def write_to_slack(self, blob_id, blob_chunks, sectors_needed, original_size):</w:t>
-      </w:r>
-    </w:p>
-    <w:p>
-      <w:pPr>
-        <w:shd w:val="clear" w:color="auto" w:fill="B4C6E7" w:themeFill="accent1" w:themeFillTint="66"/>
-        <w:rPr>
-          <w:rFonts w:ascii="Courier New" w:hAnsi="Courier New" w:cs="Courier New"/>
-          <w:sz w:val="18"/>
-          <w:szCs w:val="18"/>
-          <w:lang w:val="sr-Latn-RS"/>
-        </w:rPr>
-      </w:pPr>
-      <w:r>
-        <w:rPr>
-          <w:rFonts w:ascii="Courier New" w:hAnsi="Courier New" w:cs="Courier New"/>
-          <w:sz w:val="18"/>
-          <w:szCs w:val="18"/>
-          <w:lang w:val="sr-Latn-RS"/>
-        </w:rPr>
-        <w:t xml:space="preserve">        </w:t>
-      </w:r>
-    </w:p>
-    <w:p>
-      <w:pPr>
-        <w:shd w:val="clear" w:color="auto" w:fill="B4C6E7" w:themeFill="accent1" w:themeFillTint="66"/>
-        <w:rPr>
-          <w:rFonts w:ascii="Courier New" w:hAnsi="Courier New" w:cs="Courier New"/>
-          <w:sz w:val="18"/>
-          <w:szCs w:val="18"/>
-          <w:lang w:val="sr-Latn-RS"/>
-        </w:rPr>
-      </w:pPr>
-      <w:r>
-        <w:rPr>
-          <w:rFonts w:ascii="Courier New" w:hAnsi="Courier New" w:cs="Courier New"/>
-          <w:sz w:val="18"/>
-          <w:szCs w:val="18"/>
-          <w:lang w:val="sr-Latn-RS"/>
-        </w:rPr>
-        <w:t xml:space="preserve">       </w:t>
-      </w:r>
-      <w:r>
-        <w:rPr>
-          <w:rFonts w:ascii="Courier New" w:hAnsi="Courier New" w:cs="Courier New"/>
-          <w:sz w:val="18"/>
-          <w:szCs w:val="18"/>
-          <w:lang w:val="sr-Latn-RS"/>
-        </w:rPr>
-        <w:t xml:space="preserve"> </w:t>
-      </w:r>
-      <w:r>
-        <w:rPr>
-          <w:rFonts w:ascii="Courier New" w:hAnsi="Courier New" w:cs="Courier New"/>
-          <w:sz w:val="18"/>
-          <w:szCs w:val="18"/>
-          <w:lang w:val="sr-Latn-RS"/>
-        </w:rPr>
-        <w:t xml:space="preserve">free_sectors = [s for s in self.available_slack_sectors if s not in </w:t>
-      </w:r>
-      <w:r>
-        <w:rPr>
-          <w:rFonts w:ascii="Courier New" w:hAnsi="Courier New" w:cs="Courier New"/>
-          <w:sz w:val="18"/>
-          <w:szCs w:val="18"/>
-          <w:lang w:val="sr-Latn-RS"/>
-        </w:rPr>
-        <w:t xml:space="preserve"> </w:t>
-      </w:r>
-    </w:p>
-    <w:p>
-      <w:pPr>
-        <w:shd w:val="clear" w:color="auto" w:fill="B4C6E7" w:themeFill="accent1" w:themeFillTint="66"/>
-        <w:ind w:firstLine="720"/>
-        <w:rPr>
-          <w:rFonts w:ascii="Courier New" w:hAnsi="Courier New" w:cs="Courier New"/>
-          <w:sz w:val="18"/>
-          <w:szCs w:val="18"/>
-          <w:lang w:val="sr-Latn-RS"/>
-        </w:rPr>
-      </w:pPr>
-      <w:r>
-        <w:rPr>
-          <w:rFonts w:ascii="Courier New" w:hAnsi="Courier New" w:cs="Courier New"/>
-          <w:sz w:val="18"/>
-          <w:szCs w:val="18"/>
-          <w:lang w:val="sr-Latn-RS"/>
-        </w:rPr>
-        <w:t xml:space="preserve"> </w:t>
-      </w:r>
-      <w:r>
-        <w:rPr>
-          <w:rFonts w:ascii="Courier New" w:hAnsi="Courier New" w:cs="Courier New"/>
-          <w:sz w:val="18"/>
-          <w:szCs w:val="18"/>
-          <w:lang w:val="sr-Latn-RS"/>
-        </w:rPr>
-        <w:t>self.used_sectors]</w:t>
-      </w:r>
-    </w:p>
-    <w:p>
-      <w:pPr>
-        <w:shd w:val="clear" w:color="auto" w:fill="B4C6E7" w:themeFill="accent1" w:themeFillTint="66"/>
-        <w:rPr>
-          <w:rFonts w:ascii="Courier New" w:hAnsi="Courier New" w:cs="Courier New"/>
-          <w:sz w:val="18"/>
-          <w:szCs w:val="18"/>
-          <w:lang w:val="sr-Latn-RS"/>
-        </w:rPr>
-      </w:pPr>
-      <w:r>
-        <w:rPr>
-          <w:rFonts w:ascii="Courier New" w:hAnsi="Courier New" w:cs="Courier New"/>
-          <w:sz w:val="18"/>
-          <w:szCs w:val="18"/>
-          <w:lang w:val="sr-Latn-RS"/>
-        </w:rPr>
-        <w:t xml:space="preserve">        print("Free sectors",free_sectors[0:7])</w:t>
-      </w:r>
-    </w:p>
-    <w:p>
-      <w:pPr>
-        <w:shd w:val="clear" w:color="auto" w:fill="B4C6E7" w:themeFill="accent1" w:themeFillTint="66"/>
-        <w:rPr>
-          <w:rFonts w:ascii="Courier New" w:hAnsi="Courier New" w:cs="Courier New"/>
-          <w:sz w:val="18"/>
-          <w:szCs w:val="18"/>
-          <w:lang w:val="sr-Latn-RS"/>
-        </w:rPr>
-      </w:pPr>
-    </w:p>
-    <w:p>
-      <w:pPr>
-        <w:shd w:val="clear" w:color="auto" w:fill="B4C6E7" w:themeFill="accent1" w:themeFillTint="66"/>
-        <w:rPr>
-          <w:rFonts w:ascii="Courier New" w:hAnsi="Courier New" w:cs="Courier New"/>
-          <w:sz w:val="18"/>
-          <w:szCs w:val="18"/>
-          <w:lang w:val="sr-Latn-RS"/>
-        </w:rPr>
-      </w:pPr>
-      <w:r>
-        <w:rPr>
-          <w:rFonts w:ascii="Courier New" w:hAnsi="Courier New" w:cs="Courier New"/>
-          <w:sz w:val="18"/>
-          <w:szCs w:val="18"/>
-          <w:lang w:val="sr-Latn-RS"/>
-        </w:rPr>
-        <w:t xml:space="preserve">        if len(free_sectors) &lt; sectors_needed:</w:t>
-      </w:r>
-    </w:p>
-    <w:p>
-      <w:pPr>
-        <w:shd w:val="clear" w:color="auto" w:fill="B4C6E7" w:themeFill="accent1" w:themeFillTint="66"/>
-        <w:rPr>
-          <w:rFonts w:ascii="Courier New" w:hAnsi="Courier New" w:cs="Courier New"/>
-          <w:sz w:val="18"/>
-          <w:szCs w:val="18"/>
-          <w:lang w:val="sr-Latn-RS"/>
-        </w:rPr>
-      </w:pPr>
-      <w:r>
-        <w:rPr>
-          <w:rFonts w:ascii="Courier New" w:hAnsi="Courier New" w:cs="Courier New"/>
-          <w:sz w:val="18"/>
-          <w:szCs w:val="18"/>
-          <w:lang w:val="sr-Latn-RS"/>
-        </w:rPr>
-        <w:t xml:space="preserve">            print(f"[Storage manager info]</w:t>
-      </w:r>
-      <w:r>
-        <w:rPr>
-          <w:rFonts w:ascii="Courier New" w:hAnsi="Courier New" w:cs="Courier New"/>
-          <w:sz w:val="18"/>
-          <w:szCs w:val="18"/>
-          <w:lang w:val="sr-Latn-RS"/>
-        </w:rPr>
-        <w:t>:</w:t>
-      </w:r>
-      <w:r>
-        <w:rPr>
-          <w:rFonts w:ascii="Courier New" w:hAnsi="Courier New" w:cs="Courier New"/>
-          <w:sz w:val="18"/>
-          <w:szCs w:val="18"/>
-          <w:lang w:val="sr-Latn-RS"/>
-        </w:rPr>
-        <w:t xml:space="preserve"> Not enough slack space. Need </w:t>
-      </w:r>
-      <w:r>
-        <w:rPr>
-          <w:rFonts w:ascii="Courier New" w:hAnsi="Courier New" w:cs="Courier New"/>
-          <w:sz w:val="18"/>
-          <w:szCs w:val="18"/>
-          <w:lang w:val="sr-Latn-RS"/>
-        </w:rPr>
-        <w:t xml:space="preserve"> </w:t>
-      </w:r>
-    </w:p>
-    <w:p>
-      <w:pPr>
-        <w:shd w:val="clear" w:color="auto" w:fill="B4C6E7" w:themeFill="accent1" w:themeFillTint="66"/>
-        <w:rPr>
-          <w:rFonts w:ascii="Courier New" w:hAnsi="Courier New" w:cs="Courier New"/>
-          <w:sz w:val="18"/>
-          <w:szCs w:val="18"/>
-          <w:lang w:val="sr-Latn-RS"/>
-        </w:rPr>
-      </w:pPr>
-      <w:r>
-        <w:rPr>
-          <w:rFonts w:ascii="Courier New" w:hAnsi="Courier New" w:cs="Courier New"/>
-          <w:sz w:val="18"/>
-          <w:szCs w:val="18"/>
-          <w:lang w:val="sr-Latn-RS"/>
-        </w:rPr>
-        <w:t xml:space="preserve">            </w:t>
-      </w:r>
-      <w:r>
-        <w:rPr>
-          <w:rFonts w:ascii="Courier New" w:hAnsi="Courier New" w:cs="Courier New"/>
-          <w:sz w:val="18"/>
-          <w:szCs w:val="18"/>
-          <w:lang w:val="sr-Latn-RS"/>
-        </w:rPr>
-        <w:t>{sectors_needed}, have {len(free_sectors)}")</w:t>
-      </w:r>
-    </w:p>
-    <w:p>
-      <w:pPr>
-        <w:shd w:val="clear" w:color="auto" w:fill="B4C6E7" w:themeFill="accent1" w:themeFillTint="66"/>
-        <w:rPr>
-          <w:rFonts w:ascii="Courier New" w:hAnsi="Courier New" w:cs="Courier New"/>
-          <w:sz w:val="18"/>
-          <w:szCs w:val="18"/>
-          <w:lang w:val="sr-Latn-RS"/>
-        </w:rPr>
-      </w:pPr>
-      <w:r>
-        <w:rPr>
-          <w:rFonts w:ascii="Courier New" w:hAnsi="Courier New" w:cs="Courier New"/>
-          <w:sz w:val="18"/>
-          <w:szCs w:val="18"/>
-          <w:lang w:val="sr-Latn-RS"/>
-        </w:rPr>
-        <w:t xml:space="preserve">            return None</w:t>
-      </w:r>
-    </w:p>
-    <w:p>
-      <w:pPr>
-        <w:shd w:val="clear" w:color="auto" w:fill="B4C6E7" w:themeFill="accent1" w:themeFillTint="66"/>
-        <w:rPr>
-          <w:rFonts w:ascii="Courier New" w:hAnsi="Courier New" w:cs="Courier New"/>
-          <w:sz w:val="18"/>
-          <w:szCs w:val="18"/>
-          <w:lang w:val="sr-Latn-RS"/>
-        </w:rPr>
-      </w:pPr>
-      <w:r>
-        <w:rPr>
-          <w:rFonts w:ascii="Courier New" w:hAnsi="Courier New" w:cs="Courier New"/>
-          <w:sz w:val="18"/>
-          <w:szCs w:val="18"/>
-          <w:lang w:val="sr-Latn-RS"/>
-        </w:rPr>
-        <w:t xml:space="preserve">        </w:t>
-      </w:r>
-    </w:p>
-    <w:p>
-      <w:pPr>
-        <w:shd w:val="clear" w:color="auto" w:fill="B4C6E7" w:themeFill="accent1" w:themeFillTint="66"/>
-        <w:rPr>
-          <w:rFonts w:ascii="Courier New" w:hAnsi="Courier New" w:cs="Courier New"/>
-          <w:sz w:val="18"/>
-          <w:szCs w:val="18"/>
-          <w:lang w:val="sr-Latn-RS"/>
-        </w:rPr>
-      </w:pPr>
-      <w:r>
-        <w:rPr>
-          <w:rFonts w:ascii="Courier New" w:hAnsi="Courier New" w:cs="Courier New"/>
-          <w:sz w:val="18"/>
-          <w:szCs w:val="18"/>
-          <w:lang w:val="sr-Latn-RS"/>
-        </w:rPr>
-        <w:t xml:space="preserve">        allocated_sectors = free_sectors[:sectors_needed]</w:t>
-      </w:r>
-    </w:p>
-    <w:p>
-      <w:pPr>
-        <w:shd w:val="clear" w:color="auto" w:fill="B4C6E7" w:themeFill="accent1" w:themeFillTint="66"/>
-        <w:rPr>
-          <w:rFonts w:ascii="Courier New" w:hAnsi="Courier New" w:cs="Courier New"/>
-          <w:sz w:val="18"/>
-          <w:szCs w:val="18"/>
-          <w:lang w:val="sr-Latn-RS"/>
-        </w:rPr>
-      </w:pPr>
-      <w:r>
-        <w:rPr>
-          <w:rFonts w:ascii="Courier New" w:hAnsi="Courier New" w:cs="Courier New"/>
-          <w:sz w:val="18"/>
-          <w:szCs w:val="18"/>
-          <w:lang w:val="sr-Latn-RS"/>
-        </w:rPr>
-        <w:t xml:space="preserve">        print("Aloccated sectors: ", allocated_sectors)</w:t>
-      </w:r>
-    </w:p>
-    <w:p>
-      <w:pPr>
-        <w:shd w:val="clear" w:color="auto" w:fill="B4C6E7" w:themeFill="accent1" w:themeFillTint="66"/>
-        <w:rPr>
-          <w:rFonts w:ascii="Courier New" w:hAnsi="Courier New" w:cs="Courier New"/>
-          <w:sz w:val="18"/>
-          <w:szCs w:val="18"/>
-          <w:lang w:val="sr-Latn-RS"/>
-        </w:rPr>
-      </w:pPr>
-      <w:r>
-        <w:rPr>
-          <w:rFonts w:ascii="Courier New" w:hAnsi="Courier New" w:cs="Courier New"/>
-          <w:sz w:val="18"/>
-          <w:szCs w:val="18"/>
-          <w:lang w:val="sr-Latn-RS"/>
-        </w:rPr>
-        <w:t xml:space="preserve">        first_sector = allocated_sectors[0]</w:t>
-      </w:r>
-    </w:p>
-    <w:p>
-      <w:pPr>
-        <w:shd w:val="clear" w:color="auto" w:fill="B4C6E7" w:themeFill="accent1" w:themeFillTint="66"/>
-        <w:rPr>
-          <w:rFonts w:ascii="Courier New" w:hAnsi="Courier New" w:cs="Courier New"/>
-          <w:sz w:val="18"/>
-          <w:szCs w:val="18"/>
-          <w:lang w:val="sr-Latn-RS"/>
-        </w:rPr>
-      </w:pPr>
-      <w:r>
-        <w:rPr>
-          <w:rFonts w:ascii="Courier New" w:hAnsi="Courier New" w:cs="Courier New"/>
-          <w:sz w:val="18"/>
-          <w:szCs w:val="18"/>
-          <w:lang w:val="sr-Latn-RS"/>
-        </w:rPr>
-        <w:lastRenderedPageBreak/>
-        <w:t xml:space="preserve">        last_sector = allocated_sectors[-1]</w:t>
-      </w:r>
-    </w:p>
-    <w:p>
-      <w:pPr>
-        <w:shd w:val="clear" w:color="auto" w:fill="B4C6E7" w:themeFill="accent1" w:themeFillTint="66"/>
-        <w:rPr>
-          <w:rFonts w:ascii="Courier New" w:hAnsi="Courier New" w:cs="Courier New"/>
-          <w:sz w:val="18"/>
-          <w:szCs w:val="18"/>
-        </w:rPr>
-      </w:pPr>
-      <w:r>
-        <w:rPr>
-          <w:rFonts w:ascii="Courier New" w:hAnsi="Courier New" w:cs="Courier New"/>
-          <w:sz w:val="18"/>
-          <w:szCs w:val="18"/>
-          <w:lang w:val="sr-Latn-RS"/>
-        </w:rPr>
-        <w:tab/>
-        <w:t xml:space="preserve"> </w:t>
-      </w:r>
-      <w:r>
-        <w:rPr>
-          <w:rFonts w:ascii="Courier New" w:hAnsi="Courier New" w:cs="Courier New"/>
-          <w:sz w:val="18"/>
-          <w:szCs w:val="18"/>
-        </w:rPr>
-        <w:t># write chunks to disk</w:t>
-      </w:r>
-    </w:p>
-    <w:p>
-      <w:pPr>
-        <w:shd w:val="clear" w:color="auto" w:fill="B4C6E7" w:themeFill="accent1" w:themeFillTint="66"/>
-        <w:rPr>
-          <w:rFonts w:ascii="Courier New" w:hAnsi="Courier New" w:cs="Courier New"/>
-          <w:sz w:val="18"/>
-          <w:szCs w:val="18"/>
-        </w:rPr>
-      </w:pPr>
-      <w:r>
-        <w:rPr>
-          <w:rFonts w:ascii="Courier New" w:hAnsi="Courier New" w:cs="Courier New"/>
-          <w:sz w:val="18"/>
-          <w:szCs w:val="18"/>
-        </w:rPr>
-        <w:t xml:space="preserve">        try:</w:t>
-      </w:r>
-    </w:p>
-    <w:p>
-      <w:pPr>
-        <w:shd w:val="clear" w:color="auto" w:fill="B4C6E7" w:themeFill="accent1" w:themeFillTint="66"/>
-        <w:rPr>
-          <w:rFonts w:ascii="Courier New" w:hAnsi="Courier New" w:cs="Courier New"/>
-          <w:sz w:val="18"/>
-          <w:szCs w:val="18"/>
-        </w:rPr>
-      </w:pPr>
-      <w:r>
-        <w:rPr>
-          <w:rFonts w:ascii="Courier New" w:hAnsi="Courier New" w:cs="Courier New"/>
-          <w:sz w:val="18"/>
-          <w:szCs w:val="18"/>
-        </w:rPr>
-        <w:t xml:space="preserve">            self._write_to_device(blob_chunks, allocated_sectors)</w:t>
-      </w:r>
-    </w:p>
-    <w:p>
-      <w:pPr>
-        <w:shd w:val="clear" w:color="auto" w:fill="B4C6E7" w:themeFill="accent1" w:themeFillTint="66"/>
-        <w:rPr>
-          <w:rFonts w:ascii="Courier New" w:hAnsi="Courier New" w:cs="Courier New"/>
-          <w:sz w:val="18"/>
-          <w:szCs w:val="18"/>
-        </w:rPr>
-      </w:pPr>
-      <w:r>
-        <w:rPr>
-          <w:rFonts w:ascii="Courier New" w:hAnsi="Courier New" w:cs="Courier New"/>
-          <w:sz w:val="18"/>
-          <w:szCs w:val="18"/>
-        </w:rPr>
-        <w:t xml:space="preserve">        except Exception as e:</w:t>
-      </w:r>
-    </w:p>
-    <w:p>
-      <w:pPr>
-        <w:shd w:val="clear" w:color="auto" w:fill="B4C6E7" w:themeFill="accent1" w:themeFillTint="66"/>
-        <w:rPr>
-          <w:rFonts w:ascii="Courier New" w:hAnsi="Courier New" w:cs="Courier New"/>
-          <w:sz w:val="18"/>
-          <w:szCs w:val="18"/>
-        </w:rPr>
-      </w:pPr>
-      <w:r>
-        <w:rPr>
-          <w:rFonts w:ascii="Courier New" w:hAnsi="Courier New" w:cs="Courier New"/>
-          <w:sz w:val="18"/>
-          <w:szCs w:val="18"/>
-        </w:rPr>
-        <w:t xml:space="preserve">            print(f"[Storage manager error]: Error writing to device: {e}")</w:t>
-      </w:r>
-    </w:p>
-    <w:p>
-      <w:pPr>
-        <w:shd w:val="clear" w:color="auto" w:fill="B4C6E7" w:themeFill="accent1" w:themeFillTint="66"/>
-        <w:rPr>
-          <w:rFonts w:ascii="Courier New" w:hAnsi="Courier New" w:cs="Courier New"/>
-          <w:sz w:val="18"/>
-          <w:szCs w:val="18"/>
-        </w:rPr>
-      </w:pPr>
-      <w:r>
-        <w:rPr>
-          <w:rFonts w:ascii="Courier New" w:hAnsi="Courier New" w:cs="Courier New"/>
-          <w:sz w:val="18"/>
-          <w:szCs w:val="18"/>
-        </w:rPr>
-        <w:tab/>
-        <w:t>…</w:t>
-      </w:r>
-    </w:p>
-    <w:p>
-      <w:pPr>
-        <w:shd w:val="clear" w:color="auto" w:fill="B4C6E7" w:themeFill="accent1" w:themeFillTint="66"/>
-        <w:rPr>
-          <w:rFonts w:ascii="Courier New" w:hAnsi="Courier New" w:cs="Courier New"/>
-          <w:sz w:val="18"/>
-          <w:szCs w:val="18"/>
-          <w:lang w:val="sr-Latn-RS"/>
-        </w:rPr>
-      </w:pPr>
-    </w:p>
-    <w:p>
-      <w:r>
-        <w:rPr>
-          <w:lang w:val="sr-Latn-RS"/>
-        </w:rPr>
-        <w:t xml:space="preserve">Kod 7.  Deo funkcije </w:t>
+        <w:t>seek() i write(</w:t>
       </w:r>
       <w:r>
         <w:rPr>
           <w:i/>
           <w:iCs/>
-        </w:rPr>
-        <w:t>write_to_slack</w:t>
+          <w:lang w:val="sr-Latn-RS"/>
+        </w:rPr>
+        <w:t>)</w:t>
       </w:r>
       <w:r>
         <w:rPr>
           <w:i/>
           <w:iCs/>
+          <w:lang w:val="sr-Latn-RS"/>
         </w:rPr>
         <w:t xml:space="preserve"> </w:t>
       </w:r>
       <w:r>
-        <w:t xml:space="preserve">kojim se određuju slobodni </w:t>
+        <w:rPr>
+          <w:lang w:val="sr-Latn-RS"/>
+        </w:rPr>
+        <w:t xml:space="preserve">u okviru metode </w:t>
       </w:r>
       <w:r>
         <w:rPr>
           <w:i/>
           <w:iCs/>
-        </w:rPr>
-        <w:t xml:space="preserve">slack </w:t>
-      </w:r>
-      <w:r>
-        <w:t>sektori</w:t>
-      </w:r>
-    </w:p>
-    <w:p>
-      <w:pPr>
-        <w:rPr>
-          <w:lang w:val="sr-Latn-RS"/>
-        </w:rPr>
-      </w:pPr>
-    </w:p>
-    <w:p>
-      <w:pPr>
-        <w:rPr>
-          <w:lang w:val="sr-Latn-RS"/>
-        </w:rPr>
-      </w:pPr>
-      <w:r>
-        <w:rPr>
-          <w:lang w:val="sr-Latn-RS"/>
-        </w:rPr>
-        <w:t>Ukoliko postoji dovolja broj slobodnih sektora, p</w:t>
-      </w:r>
-      <w:r>
-        <w:rPr>
-          <w:lang w:val="sr-Latn-RS"/>
-        </w:rPr>
-        <w:t xml:space="preserve">odaci se direktno upisuju na uređaj korišćenjem operacija </w:t>
-      </w:r>
-      <w:r>
-        <w:rPr>
-          <w:i/>
-          <w:iCs/>
-          <w:lang w:val="sr-Latn-RS"/>
-        </w:rPr>
-        <w:t>seek() i write(</w:t>
-      </w:r>
-      <w:r>
-        <w:rPr>
-          <w:i/>
-          <w:iCs/>
-          <w:lang w:val="sr-Latn-RS"/>
-        </w:rPr>
-        <w:t>)</w:t>
-      </w:r>
-      <w:r>
-        <w:rPr>
-          <w:i/>
-          <w:iCs/>
-          <w:lang w:val="sr-Latn-RS"/>
-        </w:rPr>
-        <w:t xml:space="preserve"> </w:t>
-      </w:r>
-      <w:r>
-        <w:rPr>
-          <w:lang w:val="sr-Latn-RS"/>
-        </w:rPr>
-        <w:t xml:space="preserve">u okviru metode </w:t>
-      </w:r>
-      <w:r>
-        <w:rPr>
-          <w:i/>
-          <w:iCs/>
-          <w:lang w:val="sr-Latn-RS"/>
-        </w:rPr>
-        <w:t>_write_to_device</w:t>
-      </w:r>
-      <w:r>
-        <w:rPr>
-          <w:i/>
-          <w:iCs/>
-          <w:lang w:val="sr-Latn-RS"/>
-        </w:rPr>
-        <w:t>()</w:t>
+          <w:lang w:val="sr-Latn-RS"/>
+        </w:rPr>
+        <w:t>_write_to_device()</w:t>
       </w:r>
       <w:r>
         <w:rPr>
@@ -19543,7 +19719,13 @@
           <w:iCs/>
           <w:lang w:val="sr-Latn-RS"/>
         </w:rPr>
-        <w:t>_load_sat_from_disk</w:t>
+        <w:t>_load_sat_from_disk()</w:t>
+      </w:r>
+      <w:r>
+        <w:rPr>
+          <w:lang w:val="sr-Latn-RS"/>
+        </w:rPr>
+        <w:t xml:space="preserve"> u okviru konstruktora </w:t>
       </w:r>
       <w:r>
         <w:rPr>
@@ -19551,13 +19733,25 @@
           <w:iCs/>
           <w:lang w:val="sr-Latn-RS"/>
         </w:rPr>
-        <w:t>()</w:t>
-      </w:r>
-      <w:r>
-        <w:rPr>
-          <w:lang w:val="sr-Latn-RS"/>
-        </w:rPr>
-        <w:t xml:space="preserve"> u okviru konstruktora </w:t>
+        <w:t>StorageManager</w:t>
+      </w:r>
+      <w:r>
+        <w:rPr>
+          <w:lang w:val="sr-Latn-RS"/>
+        </w:rPr>
+        <w:t xml:space="preserve"> klase </w:t>
+      </w:r>
+      <w:r>
+        <w:rPr>
+          <w:lang w:val="sr-Latn-RS"/>
+        </w:rPr>
+        <w:t>i na osnovu nje se formira skup zauzetih sektora</w:t>
+      </w:r>
+      <w:r>
+        <w:rPr>
+          <w:lang w:val="sr-Latn-RS"/>
+        </w:rPr>
+        <w:t xml:space="preserve"> </w:t>
       </w:r>
       <w:r>
         <w:rPr>
@@ -19565,25 +19759,427 @@
           <w:iCs/>
           <w:lang w:val="sr-Latn-RS"/>
         </w:rPr>
-        <w:t>StorageManager</w:t>
-      </w:r>
-      <w:r>
-        <w:rPr>
-          <w:lang w:val="sr-Latn-RS"/>
-        </w:rPr>
-        <w:t xml:space="preserve"> klase </w:t>
-      </w:r>
-      <w:r>
-        <w:rPr>
-          <w:lang w:val="sr-Latn-RS"/>
-        </w:rPr>
-        <w:t>i na osnovu nje se formira skup zauzetih sektora</w:t>
+        <w:t>used_sectors</w:t>
+      </w:r>
+      <w:r>
+        <w:rPr>
+          <w:lang w:val="sr-Latn-RS"/>
+        </w:rPr>
+        <w:t>. Ovim postupkom sprečava se mogućnost da novi podaci budu upisani preko već postojećih skrivenih sadržaja.</w:t>
       </w:r>
       <w:r>
         <w:rPr>
           <w:lang w:val="sr-Latn-RS"/>
         </w:rPr>
         <w:t xml:space="preserve"> </w:t>
+      </w:r>
+    </w:p>
+    <w:p>
+      <w:pPr>
+        <w:rPr>
+          <w:lang w:val="sr-Latn-RS"/>
+        </w:rPr>
+      </w:pPr>
+    </w:p>
+    <w:p>
+      <w:pPr>
+        <w:shd w:val="clear" w:color="auto" w:fill="B4C6E7" w:themeFill="accent1" w:themeFillTint="66"/>
+        <w:rPr>
+          <w:rFonts w:ascii="Courier New" w:hAnsi="Courier New" w:cs="Courier New"/>
+          <w:sz w:val="18"/>
+          <w:szCs w:val="18"/>
+        </w:rPr>
+      </w:pPr>
+      <w:r>
+        <w:rPr>
+          <w:rFonts w:ascii="Courier New" w:hAnsi="Courier New" w:cs="Courier New"/>
+          <w:sz w:val="18"/>
+          <w:szCs w:val="18"/>
+        </w:rPr>
+        <w:t>def _load_sat_from_disk(self):</w:t>
+      </w:r>
+    </w:p>
+    <w:p>
+      <w:pPr>
+        <w:shd w:val="clear" w:color="auto" w:fill="B4C6E7" w:themeFill="accent1" w:themeFillTint="66"/>
+        <w:rPr>
+          <w:rFonts w:ascii="Courier New" w:hAnsi="Courier New" w:cs="Courier New"/>
+          <w:sz w:val="18"/>
+          <w:szCs w:val="18"/>
+        </w:rPr>
+      </w:pPr>
+      <w:r>
+        <w:rPr>
+          <w:rFonts w:ascii="Courier New" w:hAnsi="Courier New" w:cs="Courier New"/>
+          <w:sz w:val="18"/>
+          <w:szCs w:val="18"/>
+        </w:rPr>
+        <w:t>        sat_table=[]</w:t>
+      </w:r>
+    </w:p>
+    <w:p>
+      <w:pPr>
+        <w:shd w:val="clear" w:color="auto" w:fill="B4C6E7" w:themeFill="accent1" w:themeFillTint="66"/>
+        <w:rPr>
+          <w:rFonts w:ascii="Courier New" w:hAnsi="Courier New" w:cs="Courier New"/>
+          <w:sz w:val="18"/>
+          <w:szCs w:val="18"/>
+        </w:rPr>
+      </w:pPr>
+      <w:r>
+        <w:rPr>
+          <w:rFonts w:ascii="Courier New" w:hAnsi="Courier New" w:cs="Courier New"/>
+          <w:sz w:val="18"/>
+          <w:szCs w:val="18"/>
+        </w:rPr>
+        <w:t>        try:</w:t>
+      </w:r>
+    </w:p>
+    <w:p>
+      <w:pPr>
+        <w:shd w:val="clear" w:color="auto" w:fill="B4C6E7" w:themeFill="accent1" w:themeFillTint="66"/>
+        <w:rPr>
+          <w:rFonts w:ascii="Courier New" w:hAnsi="Courier New" w:cs="Courier New"/>
+          <w:sz w:val="18"/>
+          <w:szCs w:val="18"/>
+        </w:rPr>
+      </w:pPr>
+      <w:r>
+        <w:rPr>
+          <w:rFonts w:ascii="Courier New" w:hAnsi="Courier New" w:cs="Courier New"/>
+          <w:sz w:val="18"/>
+          <w:szCs w:val="18"/>
+        </w:rPr>
+        <w:t>            with open(self.sat_file_path, 'r') as f:</w:t>
+      </w:r>
+    </w:p>
+    <w:p>
+      <w:pPr>
+        <w:shd w:val="clear" w:color="auto" w:fill="B4C6E7" w:themeFill="accent1" w:themeFillTint="66"/>
+        <w:rPr>
+          <w:rFonts w:ascii="Courier New" w:hAnsi="Courier New" w:cs="Courier New"/>
+          <w:sz w:val="18"/>
+          <w:szCs w:val="18"/>
+        </w:rPr>
+      </w:pPr>
+      <w:r>
+        <w:rPr>
+          <w:rFonts w:ascii="Courier New" w:hAnsi="Courier New" w:cs="Courier New"/>
+          <w:sz w:val="18"/>
+          <w:szCs w:val="18"/>
+        </w:rPr>
+        <w:t>                sat_table = json.load(f)</w:t>
+      </w:r>
+    </w:p>
+    <w:p>
+      <w:pPr>
+        <w:shd w:val="clear" w:color="auto" w:fill="B4C6E7" w:themeFill="accent1" w:themeFillTint="66"/>
+        <w:rPr>
+          <w:rFonts w:ascii="Courier New" w:hAnsi="Courier New" w:cs="Courier New"/>
+          <w:sz w:val="18"/>
+          <w:szCs w:val="18"/>
+        </w:rPr>
+      </w:pPr>
+      <w:r>
+        <w:rPr>
+          <w:rFonts w:ascii="Courier New" w:hAnsi="Courier New" w:cs="Courier New"/>
+          <w:sz w:val="18"/>
+          <w:szCs w:val="18"/>
+        </w:rPr>
+        <w:t xml:space="preserve">            </w:t>
+      </w:r>
+    </w:p>
+    <w:p>
+      <w:pPr>
+        <w:shd w:val="clear" w:color="auto" w:fill="B4C6E7" w:themeFill="accent1" w:themeFillTint="66"/>
+        <w:rPr>
+          <w:rFonts w:ascii="Courier New" w:hAnsi="Courier New" w:cs="Courier New"/>
+          <w:sz w:val="18"/>
+          <w:szCs w:val="18"/>
+        </w:rPr>
+      </w:pPr>
+      <w:r>
+        <w:rPr>
+          <w:rFonts w:ascii="Courier New" w:hAnsi="Courier New" w:cs="Courier New"/>
+          <w:sz w:val="18"/>
+          <w:szCs w:val="18"/>
+        </w:rPr>
+        <w:t>            self.used_sectors = set()</w:t>
+      </w:r>
+    </w:p>
+    <w:p>
+      <w:pPr>
+        <w:shd w:val="clear" w:color="auto" w:fill="B4C6E7" w:themeFill="accent1" w:themeFillTint="66"/>
+        <w:rPr>
+          <w:rFonts w:ascii="Courier New" w:hAnsi="Courier New" w:cs="Courier New"/>
+          <w:sz w:val="18"/>
+          <w:szCs w:val="18"/>
+        </w:rPr>
+      </w:pPr>
+      <w:r>
+        <w:rPr>
+          <w:rFonts w:ascii="Courier New" w:hAnsi="Courier New" w:cs="Courier New"/>
+          <w:sz w:val="18"/>
+          <w:szCs w:val="18"/>
+        </w:rPr>
+        <w:t>            for entry in sat_table:</w:t>
+      </w:r>
+    </w:p>
+    <w:p>
+      <w:pPr>
+        <w:shd w:val="clear" w:color="auto" w:fill="B4C6E7" w:themeFill="accent1" w:themeFillTint="66"/>
+        <w:rPr>
+          <w:rFonts w:ascii="Courier New" w:hAnsi="Courier New" w:cs="Courier New"/>
+          <w:sz w:val="18"/>
+          <w:szCs w:val="18"/>
+        </w:rPr>
+      </w:pPr>
+      <w:r>
+        <w:rPr>
+          <w:rFonts w:ascii="Courier New" w:hAnsi="Courier New" w:cs="Courier New"/>
+          <w:sz w:val="18"/>
+          <w:szCs w:val="18"/>
+        </w:rPr>
+        <w:t>                first = entry['first_sector']</w:t>
+      </w:r>
+    </w:p>
+    <w:p>
+      <w:pPr>
+        <w:shd w:val="clear" w:color="auto" w:fill="B4C6E7" w:themeFill="accent1" w:themeFillTint="66"/>
+        <w:rPr>
+          <w:rFonts w:ascii="Courier New" w:hAnsi="Courier New" w:cs="Courier New"/>
+          <w:sz w:val="18"/>
+          <w:szCs w:val="18"/>
+        </w:rPr>
+      </w:pPr>
+      <w:r>
+        <w:rPr>
+          <w:rFonts w:ascii="Courier New" w:hAnsi="Courier New" w:cs="Courier New"/>
+          <w:sz w:val="18"/>
+          <w:szCs w:val="18"/>
+        </w:rPr>
+        <w:t>                num = entry['num_sectors']</w:t>
+      </w:r>
+    </w:p>
+    <w:p>
+      <w:pPr>
+        <w:shd w:val="clear" w:color="auto" w:fill="B4C6E7" w:themeFill="accent1" w:themeFillTint="66"/>
+        <w:rPr>
+          <w:rFonts w:ascii="Courier New" w:hAnsi="Courier New" w:cs="Courier New"/>
+          <w:sz w:val="18"/>
+          <w:szCs w:val="18"/>
+        </w:rPr>
+      </w:pPr>
+      <w:r>
+        <w:rPr>
+          <w:rFonts w:ascii="Courier New" w:hAnsi="Courier New" w:cs="Courier New"/>
+          <w:sz w:val="18"/>
+          <w:szCs w:val="18"/>
+        </w:rPr>
+        <w:t>                for i in range(num):</w:t>
+      </w:r>
+    </w:p>
+    <w:p>
+      <w:pPr>
+        <w:shd w:val="clear" w:color="auto" w:fill="B4C6E7" w:themeFill="accent1" w:themeFillTint="66"/>
+        <w:rPr>
+          <w:rFonts w:ascii="Courier New" w:hAnsi="Courier New" w:cs="Courier New"/>
+          <w:sz w:val="18"/>
+          <w:szCs w:val="18"/>
+        </w:rPr>
+      </w:pPr>
+      <w:r>
+        <w:rPr>
+          <w:rFonts w:ascii="Courier New" w:hAnsi="Courier New" w:cs="Courier New"/>
+          <w:sz w:val="18"/>
+          <w:szCs w:val="18"/>
+        </w:rPr>
+        <w:lastRenderedPageBreak/>
+        <w:t>                    self.used_sectors.add(first + i*self.sector_size)</w:t>
+      </w:r>
+    </w:p>
+    <w:p>
+      <w:pPr>
+        <w:shd w:val="clear" w:color="auto" w:fill="B4C6E7" w:themeFill="accent1" w:themeFillTint="66"/>
+        <w:rPr>
+          <w:rFonts w:ascii="Courier New" w:hAnsi="Courier New" w:cs="Courier New"/>
+          <w:sz w:val="18"/>
+          <w:szCs w:val="18"/>
+        </w:rPr>
+      </w:pPr>
+      <w:r>
+        <w:rPr>
+          <w:rFonts w:ascii="Courier New" w:hAnsi="Courier New" w:cs="Courier New"/>
+          <w:sz w:val="18"/>
+          <w:szCs w:val="18"/>
+        </w:rPr>
+        <w:t xml:space="preserve">            </w:t>
+      </w:r>
+    </w:p>
+    <w:p>
+      <w:pPr>
+        <w:shd w:val="clear" w:color="auto" w:fill="B4C6E7" w:themeFill="accent1" w:themeFillTint="66"/>
+        <w:rPr>
+          <w:rFonts w:ascii="Courier New" w:hAnsi="Courier New" w:cs="Courier New"/>
+          <w:sz w:val="18"/>
+          <w:szCs w:val="18"/>
+        </w:rPr>
+      </w:pPr>
+      <w:r>
+        <w:rPr>
+          <w:rFonts w:ascii="Courier New" w:hAnsi="Courier New" w:cs="Courier New"/>
+          <w:sz w:val="18"/>
+          <w:szCs w:val="18"/>
+        </w:rPr>
+        <w:t xml:space="preserve">            print(f"[Storage manager info]: SAT loaded from {self.sat_file_path} </w:t>
+      </w:r>
+    </w:p>
+    <w:p>
+      <w:pPr>
+        <w:shd w:val="clear" w:color="auto" w:fill="B4C6E7" w:themeFill="accent1" w:themeFillTint="66"/>
+        <w:ind w:firstLine="720"/>
+        <w:rPr>
+          <w:rFonts w:ascii="Courier New" w:hAnsi="Courier New" w:cs="Courier New"/>
+          <w:sz w:val="18"/>
+          <w:szCs w:val="18"/>
+        </w:rPr>
+      </w:pPr>
+      <w:r>
+        <w:rPr>
+          <w:rFonts w:ascii="Courier New" w:hAnsi="Courier New" w:cs="Courier New"/>
+          <w:sz w:val="18"/>
+          <w:szCs w:val="18"/>
+        </w:rPr>
+        <w:t xml:space="preserve">     </w:t>
+      </w:r>
+      <w:r>
+        <w:rPr>
+          <w:rFonts w:ascii="Courier New" w:hAnsi="Courier New" w:cs="Courier New"/>
+          <w:sz w:val="18"/>
+          <w:szCs w:val="18"/>
+        </w:rPr>
+        <w:t>({len(sat_table)} files)")</w:t>
+      </w:r>
+    </w:p>
+    <w:p>
+      <w:pPr>
+        <w:shd w:val="clear" w:color="auto" w:fill="B4C6E7" w:themeFill="accent1" w:themeFillTint="66"/>
+        <w:rPr>
+          <w:rFonts w:ascii="Courier New" w:hAnsi="Courier New" w:cs="Courier New"/>
+          <w:sz w:val="18"/>
+          <w:szCs w:val="18"/>
+        </w:rPr>
+      </w:pPr>
+      <w:r>
+        <w:rPr>
+          <w:rFonts w:ascii="Courier New" w:hAnsi="Courier New" w:cs="Courier New"/>
+          <w:sz w:val="18"/>
+          <w:szCs w:val="18"/>
+        </w:rPr>
+        <w:t xml:space="preserve">        </w:t>
+      </w:r>
+    </w:p>
+    <w:p>
+      <w:pPr>
+        <w:shd w:val="clear" w:color="auto" w:fill="B4C6E7" w:themeFill="accent1" w:themeFillTint="66"/>
+        <w:rPr>
+          <w:rFonts w:ascii="Courier New" w:hAnsi="Courier New" w:cs="Courier New"/>
+          <w:sz w:val="18"/>
+          <w:szCs w:val="18"/>
+        </w:rPr>
+      </w:pPr>
+      <w:r>
+        <w:rPr>
+          <w:rFonts w:ascii="Courier New" w:hAnsi="Courier New" w:cs="Courier New"/>
+          <w:sz w:val="18"/>
+          <w:szCs w:val="18"/>
+        </w:rPr>
+        <w:t>        except Exception as e:</w:t>
+      </w:r>
+    </w:p>
+    <w:p>
+      <w:pPr>
+        <w:shd w:val="clear" w:color="auto" w:fill="B4C6E7" w:themeFill="accent1" w:themeFillTint="66"/>
+        <w:rPr>
+          <w:rFonts w:ascii="Courier New" w:hAnsi="Courier New" w:cs="Courier New"/>
+          <w:sz w:val="18"/>
+          <w:szCs w:val="18"/>
+        </w:rPr>
+      </w:pPr>
+      <w:r>
+        <w:rPr>
+          <w:rFonts w:ascii="Courier New" w:hAnsi="Courier New" w:cs="Courier New"/>
+          <w:sz w:val="18"/>
+          <w:szCs w:val="18"/>
+        </w:rPr>
+        <w:t>            with open(self.sat_file_path, 'w') as f:</w:t>
+      </w:r>
+    </w:p>
+    <w:p>
+      <w:pPr>
+        <w:shd w:val="clear" w:color="auto" w:fill="B4C6E7" w:themeFill="accent1" w:themeFillTint="66"/>
+        <w:rPr>
+          <w:rFonts w:ascii="Courier New" w:hAnsi="Courier New" w:cs="Courier New"/>
+          <w:sz w:val="18"/>
+          <w:szCs w:val="18"/>
+        </w:rPr>
+      </w:pPr>
+      <w:r>
+        <w:rPr>
+          <w:rFonts w:ascii="Courier New" w:hAnsi="Courier New" w:cs="Courier New"/>
+          <w:sz w:val="18"/>
+          <w:szCs w:val="18"/>
+        </w:rPr>
+        <w:t>                json.dump(sat_table, f)</w:t>
+      </w:r>
+    </w:p>
+    <w:p>
+      <w:pPr>
+        <w:shd w:val="clear" w:color="auto" w:fill="B4C6E7" w:themeFill="accent1" w:themeFillTint="66"/>
+        <w:rPr>
+          <w:rFonts w:ascii="Courier New" w:hAnsi="Courier New" w:cs="Courier New"/>
+          <w:sz w:val="18"/>
+          <w:szCs w:val="18"/>
+        </w:rPr>
+      </w:pPr>
+      <w:r>
+        <w:rPr>
+          <w:rFonts w:ascii="Courier New" w:hAnsi="Courier New" w:cs="Courier New"/>
+          <w:sz w:val="18"/>
+          <w:szCs w:val="18"/>
+        </w:rPr>
+        <w:t>            print(f"[Storage manager error]: No available SAT, making a new one.")</w:t>
+      </w:r>
+    </w:p>
+    <w:p>
+      <w:pPr>
+        <w:shd w:val="clear" w:color="auto" w:fill="B4C6E7" w:themeFill="accent1" w:themeFillTint="66"/>
+        <w:rPr>
+          <w:rFonts w:ascii="Courier New" w:hAnsi="Courier New" w:cs="Courier New"/>
+          <w:sz w:val="18"/>
+          <w:szCs w:val="18"/>
+        </w:rPr>
+      </w:pPr>
+      <w:r>
+        <w:rPr>
+          <w:rFonts w:ascii="Courier New" w:hAnsi="Courier New" w:cs="Courier New"/>
+          <w:sz w:val="18"/>
+          <w:szCs w:val="18"/>
+        </w:rPr>
+        <w:t>        return sat_table</w:t>
+      </w:r>
+    </w:p>
+    <w:p>
+      <w:pPr>
+        <w:rPr>
+          <w:lang w:val="sr-Latn-RS"/>
+        </w:rPr>
+      </w:pPr>
+      <w:r>
+        <w:rPr>
+          <w:lang w:val="sr-Latn-RS"/>
+        </w:rPr>
+        <w:t xml:space="preserve">Kod 10. Učitavanje SAT tabele iz JSON fajla i popunjavanje </w:t>
       </w:r>
       <w:r>
         <w:rPr>
@@ -19591,28 +20187,149 @@
           <w:iCs/>
           <w:lang w:val="sr-Latn-RS"/>
         </w:rPr>
-        <w:t>used_sectors</w:t>
-      </w:r>
-      <w:r>
-        <w:rPr>
-          <w:lang w:val="sr-Latn-RS"/>
-        </w:rPr>
-        <w:t>. Ovim postupkom sprečava se mogućnost da novi podaci budu upisani preko već postojećih skrivenih sadržaja.</w:t>
-      </w:r>
-      <w:r>
-        <w:rPr>
-          <w:lang w:val="sr-Latn-RS"/>
-        </w:rPr>
-        <w:t xml:space="preserve"> </w:t>
-      </w:r>
-    </w:p>
-    <w:p>
-      <w:pPr>
-        <w:rPr>
-          <w:lang w:val="sr-Latn-RS"/>
-        </w:rPr>
-      </w:pPr>
-    </w:p>
+        <w:t xml:space="preserve">used_sectors </w:t>
+      </w:r>
+      <w:r>
+        <w:rPr>
+          <w:lang w:val="sr-Latn-RS"/>
+        </w:rPr>
+        <w:t>seta</w:t>
+      </w:r>
+    </w:p>
+    <w:p>
+      <w:pPr>
+        <w:rPr>
+          <w:lang w:val="sr-Latn-RS"/>
+        </w:rPr>
+      </w:pPr>
+    </w:p>
+    <w:p>
+      <w:pPr>
+        <w:rPr>
+          <w:i/>
+          <w:iCs/>
+        </w:rPr>
+      </w:pPr>
+      <w:r>
+        <w:rPr>
+          <w:lang w:val="sr-Latn-RS"/>
+        </w:rPr>
+        <w:t>Nakon svake operacije skrivanja ili brisanja tabela se ažurira i ponovo zapisuje na disk</w:t>
+      </w:r>
+      <w:r>
+        <w:rPr>
+          <w:lang w:val="sr-Latn-RS"/>
+        </w:rPr>
+        <w:t xml:space="preserve"> funkcijom </w:t>
+      </w:r>
+      <w:r>
+        <w:rPr>
+          <w:i/>
+          <w:iCs/>
+        </w:rPr>
+        <w:t>save_sat_to_disk()</w:t>
+      </w:r>
+      <w:r>
+        <w:rPr>
+          <w:i/>
+          <w:iCs/>
+        </w:rPr>
+        <w:t>.</w:t>
+      </w:r>
+    </w:p>
+    <w:p>
+      <w:pPr>
+        <w:rPr>
+          <w:lang w:val="sr-Latn-RS"/>
+        </w:rPr>
+      </w:pPr>
+    </w:p>
+    <w:p>
+      <w:pPr>
+        <w:pStyle w:val="Heading3"/>
+        <w:rPr>
+          <w:lang w:val="sr-Latn-RS"/>
+        </w:rPr>
+      </w:pPr>
+      <w:bookmarkStart w:id="66" w:name="_Toc234958054"/>
+      <w:r>
+        <w:rPr>
+          <w:lang w:val="sr-Latn-RS"/>
+        </w:rPr>
+        <w:t>6.</w:t>
+      </w:r>
+      <w:r>
+        <w:rPr>
+          <w:lang w:val="sr-Latn-RS"/>
+        </w:rPr>
+        <w:t>5</w:t>
+      </w:r>
+      <w:r>
+        <w:rPr>
+          <w:lang w:val="sr-Latn-RS"/>
+        </w:rPr>
+        <w:t>.</w:t>
+      </w:r>
+      <w:r>
+        <w:rPr>
+          <w:lang w:val="sr-Latn-RS"/>
+        </w:rPr>
+        <w:t>4</w:t>
+      </w:r>
+      <w:r>
+        <w:rPr>
+          <w:lang w:val="sr-Latn-RS"/>
+        </w:rPr>
+        <w:t xml:space="preserve">. Rekonstrukcija </w:t>
+      </w:r>
+      <w:r>
+        <w:rPr>
+          <w:lang w:val="sr-Latn-RS"/>
+        </w:rPr>
+        <w:t>podataka</w:t>
+      </w:r>
+      <w:bookmarkEnd w:id="66"/>
+    </w:p>
+    <w:p>
+      <w:r>
+        <w:t>Proces čitanja skrivenih podataka započinje pronalaženjem odgovarajućeg zapisa u SAT tabeli</w:t>
+      </w:r>
+      <w:r>
+        <w:t xml:space="preserve"> u okviru funkcije </w:t>
+      </w:r>
+      <w:r>
+        <w:rPr>
+          <w:i/>
+          <w:iCs/>
+        </w:rPr>
+        <w:t>read_from_slack(file_id)</w:t>
+      </w:r>
+      <w:r>
+        <w:t xml:space="preserve"> na osnovu prosleđivanja identifikatora željenog fajla</w:t>
+      </w:r>
+      <w:r>
+        <w:t>. Na osnovu podataka o lokaciji sektora određuju se fizičke adrese sa kojih treba izvršiti čitanje.</w:t>
+      </w:r>
+    </w:p>
+    <w:p>
+      <w:r>
+        <w:t>Sadržaj svih sektora koji pripadaju izabranom fajlu učitava se sa uređaja i spaja u jedinstveni binarni blok</w:t>
+      </w:r>
+      <w:r>
+        <w:t xml:space="preserve"> koji se vraća pozivom </w:t>
+      </w:r>
+      <w:r>
+        <w:rPr>
+          <w:i/>
+          <w:iCs/>
+        </w:rPr>
+        <w:t>_read_from_device(sectors_to_read, data_size)</w:t>
+      </w:r>
+      <w:r>
+        <w:t>. Pošto se prilikom skladištenja poslednji sektor dopunjava nulama, višak podataka se uklanja korišćenjem originalne veličine sadržaja sačuvane u SAT tabeli.</w:t>
+      </w:r>
+    </w:p>
+    <w:p/>
     <w:p>
       <w:pPr>
         <w:shd w:val="clear" w:color="auto" w:fill="B4C6E7" w:themeFill="accent1" w:themeFillTint="66"/>
@@ -19628,7 +20345,23 @@
           <w:sz w:val="18"/>
           <w:szCs w:val="18"/>
         </w:rPr>
-        <w:t>def _load_sat_from_disk(self):</w:t>
+        <w:t xml:space="preserve"> def read_from_slack(self, </w:t>
+      </w:r>
+      <w:r>
+        <w:rPr>
+          <w:rFonts w:ascii="Courier New" w:hAnsi="Courier New" w:cs="Courier New"/>
+          <w:sz w:val="18"/>
+          <w:szCs w:val="18"/>
+        </w:rPr>
+        <w:t>blob</w:t>
+      </w:r>
+      <w:r>
+        <w:rPr>
+          <w:rFonts w:ascii="Courier New" w:hAnsi="Courier New" w:cs="Courier New"/>
+          <w:sz w:val="18"/>
+          <w:szCs w:val="18"/>
+        </w:rPr>
+        <w:t>_id):</w:t>
       </w:r>
     </w:p>
     <w:p>
@@ -19646,7 +20379,7 @@
           <w:sz w:val="18"/>
           <w:szCs w:val="18"/>
         </w:rPr>
-        <w:t>        sat_table=[]</w:t>
+        <w:t xml:space="preserve">        </w:t>
       </w:r>
     </w:p>
     <w:p>
@@ -19664,7 +20397,7 @@
           <w:sz w:val="18"/>
           <w:szCs w:val="18"/>
         </w:rPr>
-        <w:t>        try:</w:t>
+        <w:t xml:space="preserve">        # find the SAT entry</w:t>
       </w:r>
     </w:p>
     <w:p>
@@ -19682,7 +20415,7 @@
           <w:sz w:val="18"/>
           <w:szCs w:val="18"/>
         </w:rPr>
-        <w:t>            with open(self.sat_file_path, 'r') as f:</w:t>
+        <w:t xml:space="preserve">        sat_entry = None</w:t>
       </w:r>
     </w:p>
     <w:p>
@@ -19700,7 +20433,7 @@
           <w:sz w:val="18"/>
           <w:szCs w:val="18"/>
         </w:rPr>
-        <w:t>                sat_table = json.load(f)</w:t>
+        <w:t xml:space="preserve">        for entry in self.sat:</w:t>
       </w:r>
     </w:p>
     <w:p>
@@ -19718,7 +20451,7 @@
           <w:sz w:val="18"/>
           <w:szCs w:val="18"/>
         </w:rPr>
-        <w:t xml:space="preserve">            </w:t>
+        <w:t xml:space="preserve">            if entry['file_id'] == blob_id:</w:t>
       </w:r>
     </w:p>
     <w:p>
@@ -19736,7 +20469,7 @@
           <w:sz w:val="18"/>
           <w:szCs w:val="18"/>
         </w:rPr>
-        <w:t>            self.used_sectors = set()</w:t>
+        <w:t xml:space="preserve">                sat_entry = entry</w:t>
       </w:r>
     </w:p>
     <w:p>
@@ -19754,7 +20487,7 @@
           <w:sz w:val="18"/>
           <w:szCs w:val="18"/>
         </w:rPr>
-        <w:t>            for entry in sat_table:</w:t>
+        <w:t xml:space="preserve">                break</w:t>
       </w:r>
     </w:p>
     <w:p>
@@ -19772,7 +20505,7 @@
           <w:sz w:val="18"/>
           <w:szCs w:val="18"/>
         </w:rPr>
-        <w:t>                first = entry['first_sector']</w:t>
+        <w:t xml:space="preserve">        </w:t>
       </w:r>
     </w:p>
     <w:p>
@@ -19790,7 +20523,7 @@
           <w:sz w:val="18"/>
           <w:szCs w:val="18"/>
         </w:rPr>
-        <w:t>                num = entry['num_sectors']</w:t>
+        <w:t xml:space="preserve">        if not sat_entry:</w:t>
       </w:r>
     </w:p>
     <w:p>
@@ -19808,7 +20541,8 @@
           <w:sz w:val="18"/>
           <w:szCs w:val="18"/>
         </w:rPr>
-        <w:t>                for i in range(num):</w:t>
+        <w:lastRenderedPageBreak/>
+        <w:t xml:space="preserve">            print(f"[Storage manager info]: File '{blob_id}' not found in SAT")</w:t>
       </w:r>
     </w:p>
     <w:p>
@@ -19826,8 +20560,7 @@
           <w:sz w:val="18"/>
           <w:szCs w:val="18"/>
         </w:rPr>
-        <w:lastRenderedPageBreak/>
-        <w:t>                    self.used_sectors.add(first + i*self.sector_size)</w:t>
+        <w:t xml:space="preserve">            return None</w:t>
       </w:r>
     </w:p>
     <w:p>
@@ -19845,7 +20578,7 @@
           <w:sz w:val="18"/>
           <w:szCs w:val="18"/>
         </w:rPr>
-        <w:t xml:space="preserve">            </w:t>
+        <w:t xml:space="preserve">        </w:t>
       </w:r>
     </w:p>
     <w:p>
@@ -19863,7 +20596,223 @@
           <w:sz w:val="18"/>
           <w:szCs w:val="18"/>
         </w:rPr>
-        <w:t xml:space="preserve">            print(f"[Storage manager info]: SAT loaded from {self.sat_file_path} </w:t>
+        <w:t xml:space="preserve">        #read file from sectors</w:t>
+      </w:r>
+    </w:p>
+    <w:p>
+      <w:pPr>
+        <w:shd w:val="clear" w:color="auto" w:fill="B4C6E7" w:themeFill="accent1" w:themeFillTint="66"/>
+        <w:rPr>
+          <w:rFonts w:ascii="Courier New" w:hAnsi="Courier New" w:cs="Courier New"/>
+          <w:sz w:val="18"/>
+          <w:szCs w:val="18"/>
+        </w:rPr>
+      </w:pPr>
+      <w:r>
+        <w:rPr>
+          <w:rFonts w:ascii="Courier New" w:hAnsi="Courier New" w:cs="Courier New"/>
+          <w:sz w:val="18"/>
+          <w:szCs w:val="18"/>
+        </w:rPr>
+        <w:t xml:space="preserve">        first_sector = sat_entry['first_sector']</w:t>
+      </w:r>
+    </w:p>
+    <w:p>
+      <w:pPr>
+        <w:shd w:val="clear" w:color="auto" w:fill="B4C6E7" w:themeFill="accent1" w:themeFillTint="66"/>
+        <w:rPr>
+          <w:rFonts w:ascii="Courier New" w:hAnsi="Courier New" w:cs="Courier New"/>
+          <w:sz w:val="18"/>
+          <w:szCs w:val="18"/>
+        </w:rPr>
+      </w:pPr>
+      <w:r>
+        <w:rPr>
+          <w:rFonts w:ascii="Courier New" w:hAnsi="Courier New" w:cs="Courier New"/>
+          <w:sz w:val="18"/>
+          <w:szCs w:val="18"/>
+        </w:rPr>
+        <w:t xml:space="preserve">        last_sector = sat_entry['last_sector']</w:t>
+      </w:r>
+    </w:p>
+    <w:p>
+      <w:pPr>
+        <w:shd w:val="clear" w:color="auto" w:fill="B4C6E7" w:themeFill="accent1" w:themeFillTint="66"/>
+        <w:rPr>
+          <w:rFonts w:ascii="Courier New" w:hAnsi="Courier New" w:cs="Courier New"/>
+          <w:sz w:val="18"/>
+          <w:szCs w:val="18"/>
+        </w:rPr>
+      </w:pPr>
+      <w:r>
+        <w:rPr>
+          <w:rFonts w:ascii="Courier New" w:hAnsi="Courier New" w:cs="Courier New"/>
+          <w:sz w:val="18"/>
+          <w:szCs w:val="18"/>
+        </w:rPr>
+        <w:t xml:space="preserve">        data_size = sat_entry['data_size']</w:t>
+      </w:r>
+    </w:p>
+    <w:p>
+      <w:pPr>
+        <w:shd w:val="clear" w:color="auto" w:fill="B4C6E7" w:themeFill="accent1" w:themeFillTint="66"/>
+        <w:rPr>
+          <w:rFonts w:ascii="Courier New" w:hAnsi="Courier New" w:cs="Courier New"/>
+          <w:sz w:val="18"/>
+          <w:szCs w:val="18"/>
+        </w:rPr>
+      </w:pPr>
+      <w:r>
+        <w:rPr>
+          <w:rFonts w:ascii="Courier New" w:hAnsi="Courier New" w:cs="Courier New"/>
+          <w:sz w:val="18"/>
+          <w:szCs w:val="18"/>
+        </w:rPr>
+        <w:t xml:space="preserve">        </w:t>
+      </w:r>
+    </w:p>
+    <w:p>
+      <w:pPr>
+        <w:shd w:val="clear" w:color="auto" w:fill="B4C6E7" w:themeFill="accent1" w:themeFillTint="66"/>
+        <w:rPr>
+          <w:rFonts w:ascii="Courier New" w:hAnsi="Courier New" w:cs="Courier New"/>
+          <w:sz w:val="18"/>
+          <w:szCs w:val="18"/>
+        </w:rPr>
+      </w:pPr>
+      <w:r>
+        <w:rPr>
+          <w:rFonts w:ascii="Courier New" w:hAnsi="Courier New" w:cs="Courier New"/>
+          <w:sz w:val="18"/>
+          <w:szCs w:val="18"/>
+        </w:rPr>
+        <w:t xml:space="preserve">        sectors_to_read = [</w:t>
+      </w:r>
+    </w:p>
+    <w:p>
+      <w:pPr>
+        <w:shd w:val="clear" w:color="auto" w:fill="B4C6E7" w:themeFill="accent1" w:themeFillTint="66"/>
+        <w:rPr>
+          <w:rFonts w:ascii="Courier New" w:hAnsi="Courier New" w:cs="Courier New"/>
+          <w:sz w:val="18"/>
+          <w:szCs w:val="18"/>
+        </w:rPr>
+      </w:pPr>
+      <w:r>
+        <w:rPr>
+          <w:rFonts w:ascii="Courier New" w:hAnsi="Courier New" w:cs="Courier New"/>
+          <w:sz w:val="18"/>
+          <w:szCs w:val="18"/>
+        </w:rPr>
+        <w:t xml:space="preserve">            sector for sector in self.available_slack_sectors</w:t>
+      </w:r>
+    </w:p>
+    <w:p>
+      <w:pPr>
+        <w:shd w:val="clear" w:color="auto" w:fill="B4C6E7" w:themeFill="accent1" w:themeFillTint="66"/>
+        <w:rPr>
+          <w:rFonts w:ascii="Courier New" w:hAnsi="Courier New" w:cs="Courier New"/>
+          <w:sz w:val="18"/>
+          <w:szCs w:val="18"/>
+        </w:rPr>
+      </w:pPr>
+      <w:r>
+        <w:rPr>
+          <w:rFonts w:ascii="Courier New" w:hAnsi="Courier New" w:cs="Courier New"/>
+          <w:sz w:val="18"/>
+          <w:szCs w:val="18"/>
+        </w:rPr>
+        <w:t xml:space="preserve">            if first_sector &lt;= sector &lt;= last_sector</w:t>
+      </w:r>
+    </w:p>
+    <w:p>
+      <w:pPr>
+        <w:shd w:val="clear" w:color="auto" w:fill="B4C6E7" w:themeFill="accent1" w:themeFillTint="66"/>
+        <w:rPr>
+          <w:rFonts w:ascii="Courier New" w:hAnsi="Courier New" w:cs="Courier New"/>
+          <w:sz w:val="18"/>
+          <w:szCs w:val="18"/>
+        </w:rPr>
+      </w:pPr>
+      <w:r>
+        <w:rPr>
+          <w:rFonts w:ascii="Courier New" w:hAnsi="Courier New" w:cs="Courier New"/>
+          <w:sz w:val="18"/>
+          <w:szCs w:val="18"/>
+        </w:rPr>
+        <w:t xml:space="preserve">        ]</w:t>
+      </w:r>
+    </w:p>
+    <w:p>
+      <w:pPr>
+        <w:shd w:val="clear" w:color="auto" w:fill="B4C6E7" w:themeFill="accent1" w:themeFillTint="66"/>
+        <w:rPr>
+          <w:rFonts w:ascii="Courier New" w:hAnsi="Courier New" w:cs="Courier New"/>
+          <w:sz w:val="18"/>
+          <w:szCs w:val="18"/>
+        </w:rPr>
+      </w:pPr>
+      <w:r>
+        <w:rPr>
+          <w:rFonts w:ascii="Courier New" w:hAnsi="Courier New" w:cs="Courier New"/>
+          <w:sz w:val="18"/>
+          <w:szCs w:val="18"/>
+        </w:rPr>
+        <w:t xml:space="preserve">        </w:t>
+      </w:r>
+    </w:p>
+    <w:p>
+      <w:pPr>
+        <w:shd w:val="clear" w:color="auto" w:fill="B4C6E7" w:themeFill="accent1" w:themeFillTint="66"/>
+        <w:rPr>
+          <w:rFonts w:ascii="Courier New" w:hAnsi="Courier New" w:cs="Courier New"/>
+          <w:sz w:val="18"/>
+          <w:szCs w:val="18"/>
+        </w:rPr>
+      </w:pPr>
+      <w:r>
+        <w:rPr>
+          <w:rFonts w:ascii="Courier New" w:hAnsi="Courier New" w:cs="Courier New"/>
+          <w:sz w:val="18"/>
+          <w:szCs w:val="18"/>
+        </w:rPr>
+        <w:t xml:space="preserve">        file_data = self._read_from_device(sectors_to_read, data_size)</w:t>
+      </w:r>
+    </w:p>
+    <w:p>
+      <w:pPr>
+        <w:shd w:val="clear" w:color="auto" w:fill="B4C6E7" w:themeFill="accent1" w:themeFillTint="66"/>
+        <w:rPr>
+          <w:rFonts w:ascii="Courier New" w:hAnsi="Courier New" w:cs="Courier New"/>
+          <w:sz w:val="18"/>
+          <w:szCs w:val="18"/>
+        </w:rPr>
+      </w:pPr>
+      <w:r>
+        <w:rPr>
+          <w:rFonts w:ascii="Courier New" w:hAnsi="Courier New" w:cs="Courier New"/>
+          <w:sz w:val="18"/>
+          <w:szCs w:val="18"/>
+        </w:rPr>
+        <w:t xml:space="preserve">        </w:t>
+      </w:r>
+    </w:p>
+    <w:p>
+      <w:pPr>
+        <w:shd w:val="clear" w:color="auto" w:fill="B4C6E7" w:themeFill="accent1" w:themeFillTint="66"/>
+        <w:rPr>
+          <w:rFonts w:ascii="Courier New" w:hAnsi="Courier New" w:cs="Courier New"/>
+          <w:sz w:val="18"/>
+          <w:szCs w:val="18"/>
+        </w:rPr>
+      </w:pPr>
+      <w:r>
+        <w:rPr>
+          <w:rFonts w:ascii="Courier New" w:hAnsi="Courier New" w:cs="Courier New"/>
+          <w:sz w:val="18"/>
+          <w:szCs w:val="18"/>
+        </w:rPr>
+        <w:t xml:space="preserve">        print(f"[Storage manager info]: Read '{blob_id}' from sectors {first_sector}-</w:t>
       </w:r>
     </w:p>
     <w:p>
@@ -19882,15 +20831,15 @@
           <w:sz w:val="18"/>
           <w:szCs w:val="18"/>
         </w:rPr>
-        <w:t xml:space="preserve">     </w:t>
-      </w:r>
-      <w:r>
-        <w:rPr>
-          <w:rFonts w:ascii="Courier New" w:hAnsi="Courier New" w:cs="Courier New"/>
-          <w:sz w:val="18"/>
-          <w:szCs w:val="18"/>
-        </w:rPr>
-        <w:t>({len(sat_table)} files)")</w:t>
+        <w:t xml:space="preserve"> </w:t>
+      </w:r>
+      <w:r>
+        <w:rPr>
+          <w:rFonts w:ascii="Courier New" w:hAnsi="Courier New" w:cs="Courier New"/>
+          <w:sz w:val="18"/>
+          <w:szCs w:val="18"/>
+        </w:rPr>
+        <w:t>{sat_entry['last_sector']}")</w:t>
       </w:r>
     </w:p>
     <w:p>
@@ -19908,864 +20857,41 @@
           <w:sz w:val="18"/>
           <w:szCs w:val="18"/>
         </w:rPr>
-        <w:t xml:space="preserve">        </w:t>
-      </w:r>
-    </w:p>
-    <w:p>
-      <w:pPr>
-        <w:shd w:val="clear" w:color="auto" w:fill="B4C6E7" w:themeFill="accent1" w:themeFillTint="66"/>
-        <w:rPr>
-          <w:rFonts w:ascii="Courier New" w:hAnsi="Courier New" w:cs="Courier New"/>
-          <w:sz w:val="18"/>
-          <w:szCs w:val="18"/>
-        </w:rPr>
-      </w:pPr>
-      <w:r>
-        <w:rPr>
-          <w:rFonts w:ascii="Courier New" w:hAnsi="Courier New" w:cs="Courier New"/>
-          <w:sz w:val="18"/>
-          <w:szCs w:val="18"/>
-        </w:rPr>
-        <w:t>        except Exception as e:</w:t>
-      </w:r>
-    </w:p>
-    <w:p>
-      <w:pPr>
-        <w:shd w:val="clear" w:color="auto" w:fill="B4C6E7" w:themeFill="accent1" w:themeFillTint="66"/>
-        <w:rPr>
-          <w:rFonts w:ascii="Courier New" w:hAnsi="Courier New" w:cs="Courier New"/>
-          <w:sz w:val="18"/>
-          <w:szCs w:val="18"/>
-        </w:rPr>
-      </w:pPr>
-      <w:r>
-        <w:rPr>
-          <w:rFonts w:ascii="Courier New" w:hAnsi="Courier New" w:cs="Courier New"/>
-          <w:sz w:val="18"/>
-          <w:szCs w:val="18"/>
-        </w:rPr>
-        <w:t>            with open(self.sat_file_path, 'w') as f:</w:t>
-      </w:r>
-    </w:p>
-    <w:p>
-      <w:pPr>
-        <w:shd w:val="clear" w:color="auto" w:fill="B4C6E7" w:themeFill="accent1" w:themeFillTint="66"/>
-        <w:rPr>
-          <w:rFonts w:ascii="Courier New" w:hAnsi="Courier New" w:cs="Courier New"/>
-          <w:sz w:val="18"/>
-          <w:szCs w:val="18"/>
-        </w:rPr>
-      </w:pPr>
-      <w:r>
-        <w:rPr>
-          <w:rFonts w:ascii="Courier New" w:hAnsi="Courier New" w:cs="Courier New"/>
-          <w:sz w:val="18"/>
-          <w:szCs w:val="18"/>
-        </w:rPr>
-        <w:t>                json.dump(sat_table, f)</w:t>
-      </w:r>
-    </w:p>
-    <w:p>
-      <w:pPr>
-        <w:shd w:val="clear" w:color="auto" w:fill="B4C6E7" w:themeFill="accent1" w:themeFillTint="66"/>
-        <w:rPr>
-          <w:rFonts w:ascii="Courier New" w:hAnsi="Courier New" w:cs="Courier New"/>
-          <w:sz w:val="18"/>
-          <w:szCs w:val="18"/>
-        </w:rPr>
-      </w:pPr>
-      <w:r>
-        <w:rPr>
-          <w:rFonts w:ascii="Courier New" w:hAnsi="Courier New" w:cs="Courier New"/>
-          <w:sz w:val="18"/>
-          <w:szCs w:val="18"/>
-        </w:rPr>
-        <w:t>            print(f"[Storage manager error]: No available SAT, making a new one.")</w:t>
-      </w:r>
-    </w:p>
-    <w:p>
-      <w:pPr>
-        <w:shd w:val="clear" w:color="auto" w:fill="B4C6E7" w:themeFill="accent1" w:themeFillTint="66"/>
-        <w:rPr>
-          <w:rFonts w:ascii="Courier New" w:hAnsi="Courier New" w:cs="Courier New"/>
-          <w:sz w:val="18"/>
-          <w:szCs w:val="18"/>
-        </w:rPr>
-      </w:pPr>
-      <w:r>
-        <w:rPr>
-          <w:rFonts w:ascii="Courier New" w:hAnsi="Courier New" w:cs="Courier New"/>
-          <w:sz w:val="18"/>
-          <w:szCs w:val="18"/>
-        </w:rPr>
-        <w:t>        return sat_table</w:t>
-      </w:r>
-    </w:p>
-    <w:p>
-      <w:pPr>
-        <w:rPr>
-          <w:lang w:val="sr-Latn-RS"/>
-        </w:rPr>
-      </w:pPr>
-      <w:r>
-        <w:rPr>
-          <w:lang w:val="sr-Latn-RS"/>
-        </w:rPr>
-        <w:t xml:space="preserve">Kod 10. Učitavanje SAT tabele iz JSON fajla i popunjavanje </w:t>
+        <w:t xml:space="preserve">        return file_data</w:t>
+      </w:r>
+    </w:p>
+    <w:p>
+      <w:r>
+        <w:t>Kod 11. Pronalazak fajl u okviru SAT tabele i čitanje njegovog binarnog sadržaja</w:t>
+      </w:r>
+    </w:p>
+    <w:p/>
+    <w:p>
+      <w:r>
+        <w:t>Pozivom</w:t>
+      </w:r>
+      <w:r>
+        <w:t xml:space="preserve"> </w:t>
+      </w:r>
+      <w:r>
+        <w:t xml:space="preserve">funkcije </w:t>
       </w:r>
       <w:r>
         <w:rPr>
           <w:i/>
           <w:iCs/>
-          <w:lang w:val="sr-Latn-RS"/>
-        </w:rPr>
-        <w:t xml:space="preserve">used_sectors </w:t>
-      </w:r>
-      <w:r>
-        <w:rPr>
-          <w:lang w:val="sr-Latn-RS"/>
-        </w:rPr>
-        <w:t>seta</w:t>
-      </w:r>
-    </w:p>
-    <w:p>
-      <w:pPr>
-        <w:rPr>
-          <w:lang w:val="sr-Latn-RS"/>
-        </w:rPr>
-      </w:pPr>
-    </w:p>
-    <w:p>
-      <w:pPr>
+        </w:rPr>
+        <w:t xml:space="preserve">FileHandler </w:t>
+      </w:r>
+      <w:r>
+        <w:t xml:space="preserve">klase, </w:t>
+      </w:r>
+      <w:r>
         <w:rPr>
           <w:i/>
           <w:iCs/>
         </w:rPr>
-      </w:pPr>
-      <w:r>
-        <w:rPr>
-          <w:lang w:val="sr-Latn-RS"/>
-        </w:rPr>
-        <w:t>Nakon svake operacije skrivanja ili brisanja tabela se ažurira i ponovo zapisuje na disk</w:t>
-      </w:r>
-      <w:r>
-        <w:rPr>
-          <w:lang w:val="sr-Latn-RS"/>
-        </w:rPr>
-        <w:t xml:space="preserve"> funkcijom </w:t>
-      </w:r>
-      <w:r>
-        <w:rPr>
-          <w:i/>
-          <w:iCs/>
-        </w:rPr>
-        <w:t>save_sat_to_disk</w:t>
-      </w:r>
-      <w:r>
-        <w:rPr>
-          <w:i/>
-          <w:iCs/>
-        </w:rPr>
-        <w:t>()</w:t>
-      </w:r>
-      <w:r>
-        <w:rPr>
-          <w:i/>
-          <w:iCs/>
-        </w:rPr>
-        <w:t>.</w:t>
-      </w:r>
-    </w:p>
-    <w:p>
-      <w:pPr>
-        <w:rPr>
-          <w:lang w:val="sr-Latn-RS"/>
-        </w:rPr>
-      </w:pPr>
-    </w:p>
-    <w:p>
-      <w:pPr>
-        <w:pStyle w:val="Heading3"/>
-        <w:rPr>
-          <w:lang w:val="sr-Latn-RS"/>
-        </w:rPr>
-      </w:pPr>
-      <w:bookmarkStart w:id="66" w:name="_Toc234958054"/>
-      <w:r>
-        <w:rPr>
-          <w:lang w:val="sr-Latn-RS"/>
-        </w:rPr>
-        <w:t>6.</w:t>
-      </w:r>
-      <w:r>
-        <w:rPr>
-          <w:lang w:val="sr-Latn-RS"/>
-        </w:rPr>
-        <w:t>5</w:t>
-      </w:r>
-      <w:r>
-        <w:rPr>
-          <w:lang w:val="sr-Latn-RS"/>
-        </w:rPr>
-        <w:t>.</w:t>
-      </w:r>
-      <w:r>
-        <w:rPr>
-          <w:lang w:val="sr-Latn-RS"/>
-        </w:rPr>
-        <w:t>4</w:t>
-      </w:r>
-      <w:r>
-        <w:rPr>
-          <w:lang w:val="sr-Latn-RS"/>
-        </w:rPr>
-        <w:t xml:space="preserve">. Rekonstrukcija </w:t>
-      </w:r>
-      <w:r>
-        <w:rPr>
-          <w:lang w:val="sr-Latn-RS"/>
-        </w:rPr>
-        <w:t>podataka</w:t>
-      </w:r>
-      <w:bookmarkEnd w:id="66"/>
-    </w:p>
-    <w:p>
-      <w:r>
-        <w:t>Proces čitanja skrivenih podataka započinje pronalaženjem odgovarajućeg zapisa u SAT tabeli</w:t>
-      </w:r>
-      <w:r>
-        <w:t xml:space="preserve"> u okviru funkcije </w:t>
-      </w:r>
-      <w:r>
-        <w:rPr>
-          <w:i/>
-          <w:iCs/>
-        </w:rPr>
-        <w:t>read_from_slack</w:t>
-      </w:r>
-      <w:r>
-        <w:rPr>
-          <w:i/>
-          <w:iCs/>
-        </w:rPr>
-        <w:t>(file_id)</w:t>
-      </w:r>
-      <w:r>
-        <w:t xml:space="preserve"> na osnovu prosleđivanja identifikatora željenog fajla</w:t>
-      </w:r>
-      <w:r>
-        <w:t>. Na osnovu podataka o lokaciji sektora određuju se fizičke adrese sa kojih treba izvršiti čitanje.</w:t>
-      </w:r>
-    </w:p>
-    <w:p>
-      <w:r>
-        <w:t>Sadržaj svih sektora koji pripadaju izabranom fajlu učitava se sa uređaja i spaja u jedinstveni binarni blok</w:t>
-      </w:r>
-      <w:r>
-        <w:t xml:space="preserve"> koji se vraća pozivom </w:t>
-      </w:r>
-      <w:r>
-        <w:rPr>
-          <w:i/>
-          <w:iCs/>
-        </w:rPr>
-        <w:t>_read_from_device</w:t>
-      </w:r>
-      <w:r>
-        <w:rPr>
-          <w:i/>
-          <w:iCs/>
-        </w:rPr>
-        <w:t>(</w:t>
-      </w:r>
-      <w:r>
-        <w:rPr>
-          <w:i/>
-          <w:iCs/>
-        </w:rPr>
-        <w:t>sectors_to_read, data_size</w:t>
-      </w:r>
-      <w:r>
-        <w:rPr>
-          <w:i/>
-          <w:iCs/>
-        </w:rPr>
-        <w:t>)</w:t>
-      </w:r>
-      <w:r>
-        <w:t>. Pošto se prilikom skladištenja poslednji sektor dopunjava nulama, višak podataka se uklanja korišćenjem originalne veličine sadržaja sačuvane u SAT tabeli.</w:t>
-      </w:r>
-    </w:p>
-    <w:p/>
-    <w:p>
-      <w:pPr>
-        <w:shd w:val="clear" w:color="auto" w:fill="B4C6E7" w:themeFill="accent1" w:themeFillTint="66"/>
-        <w:rPr>
-          <w:rFonts w:ascii="Courier New" w:hAnsi="Courier New" w:cs="Courier New"/>
-          <w:sz w:val="18"/>
-          <w:szCs w:val="18"/>
-        </w:rPr>
-      </w:pPr>
-      <w:r>
-        <w:rPr>
-          <w:rFonts w:ascii="Courier New" w:hAnsi="Courier New" w:cs="Courier New"/>
-          <w:sz w:val="18"/>
-          <w:szCs w:val="18"/>
-        </w:rPr>
-        <w:t xml:space="preserve"> def read_from_slack(self, </w:t>
-      </w:r>
-      <w:r>
-        <w:rPr>
-          <w:rFonts w:ascii="Courier New" w:hAnsi="Courier New" w:cs="Courier New"/>
-          <w:sz w:val="18"/>
-          <w:szCs w:val="18"/>
-        </w:rPr>
-        <w:t>blob</w:t>
-      </w:r>
-      <w:r>
-        <w:rPr>
-          <w:rFonts w:ascii="Courier New" w:hAnsi="Courier New" w:cs="Courier New"/>
-          <w:sz w:val="18"/>
-          <w:szCs w:val="18"/>
-        </w:rPr>
-        <w:t>_id):</w:t>
-      </w:r>
-    </w:p>
-    <w:p>
-      <w:pPr>
-        <w:shd w:val="clear" w:color="auto" w:fill="B4C6E7" w:themeFill="accent1" w:themeFillTint="66"/>
-        <w:rPr>
-          <w:rFonts w:ascii="Courier New" w:hAnsi="Courier New" w:cs="Courier New"/>
-          <w:sz w:val="18"/>
-          <w:szCs w:val="18"/>
-        </w:rPr>
-      </w:pPr>
-      <w:r>
-        <w:rPr>
-          <w:rFonts w:ascii="Courier New" w:hAnsi="Courier New" w:cs="Courier New"/>
-          <w:sz w:val="18"/>
-          <w:szCs w:val="18"/>
-        </w:rPr>
-        <w:t xml:space="preserve">        </w:t>
-      </w:r>
-    </w:p>
-    <w:p>
-      <w:pPr>
-        <w:shd w:val="clear" w:color="auto" w:fill="B4C6E7" w:themeFill="accent1" w:themeFillTint="66"/>
-        <w:rPr>
-          <w:rFonts w:ascii="Courier New" w:hAnsi="Courier New" w:cs="Courier New"/>
-          <w:sz w:val="18"/>
-          <w:szCs w:val="18"/>
-        </w:rPr>
-      </w:pPr>
-      <w:r>
-        <w:rPr>
-          <w:rFonts w:ascii="Courier New" w:hAnsi="Courier New" w:cs="Courier New"/>
-          <w:sz w:val="18"/>
-          <w:szCs w:val="18"/>
-        </w:rPr>
-        <w:t xml:space="preserve">        # find the SAT entry</w:t>
-      </w:r>
-    </w:p>
-    <w:p>
-      <w:pPr>
-        <w:shd w:val="clear" w:color="auto" w:fill="B4C6E7" w:themeFill="accent1" w:themeFillTint="66"/>
-        <w:rPr>
-          <w:rFonts w:ascii="Courier New" w:hAnsi="Courier New" w:cs="Courier New"/>
-          <w:sz w:val="18"/>
-          <w:szCs w:val="18"/>
-        </w:rPr>
-      </w:pPr>
-      <w:r>
-        <w:rPr>
-          <w:rFonts w:ascii="Courier New" w:hAnsi="Courier New" w:cs="Courier New"/>
-          <w:sz w:val="18"/>
-          <w:szCs w:val="18"/>
-        </w:rPr>
-        <w:t xml:space="preserve">        sat_entry = None</w:t>
-      </w:r>
-    </w:p>
-    <w:p>
-      <w:pPr>
-        <w:shd w:val="clear" w:color="auto" w:fill="B4C6E7" w:themeFill="accent1" w:themeFillTint="66"/>
-        <w:rPr>
-          <w:rFonts w:ascii="Courier New" w:hAnsi="Courier New" w:cs="Courier New"/>
-          <w:sz w:val="18"/>
-          <w:szCs w:val="18"/>
-        </w:rPr>
-      </w:pPr>
-      <w:r>
-        <w:rPr>
-          <w:rFonts w:ascii="Courier New" w:hAnsi="Courier New" w:cs="Courier New"/>
-          <w:sz w:val="18"/>
-          <w:szCs w:val="18"/>
-        </w:rPr>
-        <w:t xml:space="preserve">        for entry in self.sat:</w:t>
-      </w:r>
-    </w:p>
-    <w:p>
-      <w:pPr>
-        <w:shd w:val="clear" w:color="auto" w:fill="B4C6E7" w:themeFill="accent1" w:themeFillTint="66"/>
-        <w:rPr>
-          <w:rFonts w:ascii="Courier New" w:hAnsi="Courier New" w:cs="Courier New"/>
-          <w:sz w:val="18"/>
-          <w:szCs w:val="18"/>
-        </w:rPr>
-      </w:pPr>
-      <w:r>
-        <w:rPr>
-          <w:rFonts w:ascii="Courier New" w:hAnsi="Courier New" w:cs="Courier New"/>
-          <w:sz w:val="18"/>
-          <w:szCs w:val="18"/>
-        </w:rPr>
-        <w:t xml:space="preserve">            if entry['file_id'] == blob_id:</w:t>
-      </w:r>
-    </w:p>
-    <w:p>
-      <w:pPr>
-        <w:shd w:val="clear" w:color="auto" w:fill="B4C6E7" w:themeFill="accent1" w:themeFillTint="66"/>
-        <w:rPr>
-          <w:rFonts w:ascii="Courier New" w:hAnsi="Courier New" w:cs="Courier New"/>
-          <w:sz w:val="18"/>
-          <w:szCs w:val="18"/>
-        </w:rPr>
-      </w:pPr>
-      <w:r>
-        <w:rPr>
-          <w:rFonts w:ascii="Courier New" w:hAnsi="Courier New" w:cs="Courier New"/>
-          <w:sz w:val="18"/>
-          <w:szCs w:val="18"/>
-        </w:rPr>
-        <w:t xml:space="preserve">                sat_entry = entry</w:t>
-      </w:r>
-    </w:p>
-    <w:p>
-      <w:pPr>
-        <w:shd w:val="clear" w:color="auto" w:fill="B4C6E7" w:themeFill="accent1" w:themeFillTint="66"/>
-        <w:rPr>
-          <w:rFonts w:ascii="Courier New" w:hAnsi="Courier New" w:cs="Courier New"/>
-          <w:sz w:val="18"/>
-          <w:szCs w:val="18"/>
-        </w:rPr>
-      </w:pPr>
-      <w:r>
-        <w:rPr>
-          <w:rFonts w:ascii="Courier New" w:hAnsi="Courier New" w:cs="Courier New"/>
-          <w:sz w:val="18"/>
-          <w:szCs w:val="18"/>
-        </w:rPr>
-        <w:t xml:space="preserve">                break</w:t>
-      </w:r>
-    </w:p>
-    <w:p>
-      <w:pPr>
-        <w:shd w:val="clear" w:color="auto" w:fill="B4C6E7" w:themeFill="accent1" w:themeFillTint="66"/>
-        <w:rPr>
-          <w:rFonts w:ascii="Courier New" w:hAnsi="Courier New" w:cs="Courier New"/>
-          <w:sz w:val="18"/>
-          <w:szCs w:val="18"/>
-        </w:rPr>
-      </w:pPr>
-      <w:r>
-        <w:rPr>
-          <w:rFonts w:ascii="Courier New" w:hAnsi="Courier New" w:cs="Courier New"/>
-          <w:sz w:val="18"/>
-          <w:szCs w:val="18"/>
-        </w:rPr>
-        <w:t xml:space="preserve">        </w:t>
-      </w:r>
-    </w:p>
-    <w:p>
-      <w:pPr>
-        <w:shd w:val="clear" w:color="auto" w:fill="B4C6E7" w:themeFill="accent1" w:themeFillTint="66"/>
-        <w:rPr>
-          <w:rFonts w:ascii="Courier New" w:hAnsi="Courier New" w:cs="Courier New"/>
-          <w:sz w:val="18"/>
-          <w:szCs w:val="18"/>
-        </w:rPr>
-      </w:pPr>
-      <w:r>
-        <w:rPr>
-          <w:rFonts w:ascii="Courier New" w:hAnsi="Courier New" w:cs="Courier New"/>
-          <w:sz w:val="18"/>
-          <w:szCs w:val="18"/>
-        </w:rPr>
-        <w:t xml:space="preserve">        if not sat_entry:</w:t>
-      </w:r>
-    </w:p>
-    <w:p>
-      <w:pPr>
-        <w:shd w:val="clear" w:color="auto" w:fill="B4C6E7" w:themeFill="accent1" w:themeFillTint="66"/>
-        <w:rPr>
-          <w:rFonts w:ascii="Courier New" w:hAnsi="Courier New" w:cs="Courier New"/>
-          <w:sz w:val="18"/>
-          <w:szCs w:val="18"/>
-        </w:rPr>
-      </w:pPr>
-      <w:r>
-        <w:rPr>
-          <w:rFonts w:ascii="Courier New" w:hAnsi="Courier New" w:cs="Courier New"/>
-          <w:sz w:val="18"/>
-          <w:szCs w:val="18"/>
-        </w:rPr>
-        <w:lastRenderedPageBreak/>
-        <w:t xml:space="preserve">            print(f"[Storage manager info]: File '{blob_id}' not found in SAT")</w:t>
-      </w:r>
-    </w:p>
-    <w:p>
-      <w:pPr>
-        <w:shd w:val="clear" w:color="auto" w:fill="B4C6E7" w:themeFill="accent1" w:themeFillTint="66"/>
-        <w:rPr>
-          <w:rFonts w:ascii="Courier New" w:hAnsi="Courier New" w:cs="Courier New"/>
-          <w:sz w:val="18"/>
-          <w:szCs w:val="18"/>
-        </w:rPr>
-      </w:pPr>
-      <w:r>
-        <w:rPr>
-          <w:rFonts w:ascii="Courier New" w:hAnsi="Courier New" w:cs="Courier New"/>
-          <w:sz w:val="18"/>
-          <w:szCs w:val="18"/>
-        </w:rPr>
-        <w:t xml:space="preserve">            return None</w:t>
-      </w:r>
-    </w:p>
-    <w:p>
-      <w:pPr>
-        <w:shd w:val="clear" w:color="auto" w:fill="B4C6E7" w:themeFill="accent1" w:themeFillTint="66"/>
-        <w:rPr>
-          <w:rFonts w:ascii="Courier New" w:hAnsi="Courier New" w:cs="Courier New"/>
-          <w:sz w:val="18"/>
-          <w:szCs w:val="18"/>
-        </w:rPr>
-      </w:pPr>
-      <w:r>
-        <w:rPr>
-          <w:rFonts w:ascii="Courier New" w:hAnsi="Courier New" w:cs="Courier New"/>
-          <w:sz w:val="18"/>
-          <w:szCs w:val="18"/>
-        </w:rPr>
-        <w:t xml:space="preserve">        </w:t>
-      </w:r>
-    </w:p>
-    <w:p>
-      <w:pPr>
-        <w:shd w:val="clear" w:color="auto" w:fill="B4C6E7" w:themeFill="accent1" w:themeFillTint="66"/>
-        <w:rPr>
-          <w:rFonts w:ascii="Courier New" w:hAnsi="Courier New" w:cs="Courier New"/>
-          <w:sz w:val="18"/>
-          <w:szCs w:val="18"/>
-        </w:rPr>
-      </w:pPr>
-      <w:r>
-        <w:rPr>
-          <w:rFonts w:ascii="Courier New" w:hAnsi="Courier New" w:cs="Courier New"/>
-          <w:sz w:val="18"/>
-          <w:szCs w:val="18"/>
-        </w:rPr>
-        <w:t xml:space="preserve">        #read file from sectors</w:t>
-      </w:r>
-    </w:p>
-    <w:p>
-      <w:pPr>
-        <w:shd w:val="clear" w:color="auto" w:fill="B4C6E7" w:themeFill="accent1" w:themeFillTint="66"/>
-        <w:rPr>
-          <w:rFonts w:ascii="Courier New" w:hAnsi="Courier New" w:cs="Courier New"/>
-          <w:sz w:val="18"/>
-          <w:szCs w:val="18"/>
-        </w:rPr>
-      </w:pPr>
-      <w:r>
-        <w:rPr>
-          <w:rFonts w:ascii="Courier New" w:hAnsi="Courier New" w:cs="Courier New"/>
-          <w:sz w:val="18"/>
-          <w:szCs w:val="18"/>
-        </w:rPr>
-        <w:t xml:space="preserve">        first_sector = sat_entry['first_sector']</w:t>
-      </w:r>
-    </w:p>
-    <w:p>
-      <w:pPr>
-        <w:shd w:val="clear" w:color="auto" w:fill="B4C6E7" w:themeFill="accent1" w:themeFillTint="66"/>
-        <w:rPr>
-          <w:rFonts w:ascii="Courier New" w:hAnsi="Courier New" w:cs="Courier New"/>
-          <w:sz w:val="18"/>
-          <w:szCs w:val="18"/>
-        </w:rPr>
-      </w:pPr>
-      <w:r>
-        <w:rPr>
-          <w:rFonts w:ascii="Courier New" w:hAnsi="Courier New" w:cs="Courier New"/>
-          <w:sz w:val="18"/>
-          <w:szCs w:val="18"/>
-        </w:rPr>
-        <w:t xml:space="preserve">        last_sector = sat_entry['last_sector']</w:t>
-      </w:r>
-    </w:p>
-    <w:p>
-      <w:pPr>
-        <w:shd w:val="clear" w:color="auto" w:fill="B4C6E7" w:themeFill="accent1" w:themeFillTint="66"/>
-        <w:rPr>
-          <w:rFonts w:ascii="Courier New" w:hAnsi="Courier New" w:cs="Courier New"/>
-          <w:sz w:val="18"/>
-          <w:szCs w:val="18"/>
-        </w:rPr>
-      </w:pPr>
-      <w:r>
-        <w:rPr>
-          <w:rFonts w:ascii="Courier New" w:hAnsi="Courier New" w:cs="Courier New"/>
-          <w:sz w:val="18"/>
-          <w:szCs w:val="18"/>
-        </w:rPr>
-        <w:t xml:space="preserve">        data_size = sat_entry['data_size']</w:t>
-      </w:r>
-    </w:p>
-    <w:p>
-      <w:pPr>
-        <w:shd w:val="clear" w:color="auto" w:fill="B4C6E7" w:themeFill="accent1" w:themeFillTint="66"/>
-        <w:rPr>
-          <w:rFonts w:ascii="Courier New" w:hAnsi="Courier New" w:cs="Courier New"/>
-          <w:sz w:val="18"/>
-          <w:szCs w:val="18"/>
-        </w:rPr>
-      </w:pPr>
-      <w:r>
-        <w:rPr>
-          <w:rFonts w:ascii="Courier New" w:hAnsi="Courier New" w:cs="Courier New"/>
-          <w:sz w:val="18"/>
-          <w:szCs w:val="18"/>
-        </w:rPr>
-        <w:t xml:space="preserve">        </w:t>
-      </w:r>
-    </w:p>
-    <w:p>
-      <w:pPr>
-        <w:shd w:val="clear" w:color="auto" w:fill="B4C6E7" w:themeFill="accent1" w:themeFillTint="66"/>
-        <w:rPr>
-          <w:rFonts w:ascii="Courier New" w:hAnsi="Courier New" w:cs="Courier New"/>
-          <w:sz w:val="18"/>
-          <w:szCs w:val="18"/>
-        </w:rPr>
-      </w:pPr>
-      <w:r>
-        <w:rPr>
-          <w:rFonts w:ascii="Courier New" w:hAnsi="Courier New" w:cs="Courier New"/>
-          <w:sz w:val="18"/>
-          <w:szCs w:val="18"/>
-        </w:rPr>
-        <w:t xml:space="preserve">        sectors_to_read = [</w:t>
-      </w:r>
-    </w:p>
-    <w:p>
-      <w:pPr>
-        <w:shd w:val="clear" w:color="auto" w:fill="B4C6E7" w:themeFill="accent1" w:themeFillTint="66"/>
-        <w:rPr>
-          <w:rFonts w:ascii="Courier New" w:hAnsi="Courier New" w:cs="Courier New"/>
-          <w:sz w:val="18"/>
-          <w:szCs w:val="18"/>
-        </w:rPr>
-      </w:pPr>
-      <w:r>
-        <w:rPr>
-          <w:rFonts w:ascii="Courier New" w:hAnsi="Courier New" w:cs="Courier New"/>
-          <w:sz w:val="18"/>
-          <w:szCs w:val="18"/>
-        </w:rPr>
-        <w:t xml:space="preserve">            sector for sector in self.available_slack_sectors</w:t>
-      </w:r>
-    </w:p>
-    <w:p>
-      <w:pPr>
-        <w:shd w:val="clear" w:color="auto" w:fill="B4C6E7" w:themeFill="accent1" w:themeFillTint="66"/>
-        <w:rPr>
-          <w:rFonts w:ascii="Courier New" w:hAnsi="Courier New" w:cs="Courier New"/>
-          <w:sz w:val="18"/>
-          <w:szCs w:val="18"/>
-        </w:rPr>
-      </w:pPr>
-      <w:r>
-        <w:rPr>
-          <w:rFonts w:ascii="Courier New" w:hAnsi="Courier New" w:cs="Courier New"/>
-          <w:sz w:val="18"/>
-          <w:szCs w:val="18"/>
-        </w:rPr>
-        <w:t xml:space="preserve">            if first_sector &lt;= sector &lt;= last_sector</w:t>
-      </w:r>
-    </w:p>
-    <w:p>
-      <w:pPr>
-        <w:shd w:val="clear" w:color="auto" w:fill="B4C6E7" w:themeFill="accent1" w:themeFillTint="66"/>
-        <w:rPr>
-          <w:rFonts w:ascii="Courier New" w:hAnsi="Courier New" w:cs="Courier New"/>
-          <w:sz w:val="18"/>
-          <w:szCs w:val="18"/>
-        </w:rPr>
-      </w:pPr>
-      <w:r>
-        <w:rPr>
-          <w:rFonts w:ascii="Courier New" w:hAnsi="Courier New" w:cs="Courier New"/>
-          <w:sz w:val="18"/>
-          <w:szCs w:val="18"/>
-        </w:rPr>
-        <w:t xml:space="preserve">        ]</w:t>
-      </w:r>
-    </w:p>
-    <w:p>
-      <w:pPr>
-        <w:shd w:val="clear" w:color="auto" w:fill="B4C6E7" w:themeFill="accent1" w:themeFillTint="66"/>
-        <w:rPr>
-          <w:rFonts w:ascii="Courier New" w:hAnsi="Courier New" w:cs="Courier New"/>
-          <w:sz w:val="18"/>
-          <w:szCs w:val="18"/>
-        </w:rPr>
-      </w:pPr>
-      <w:r>
-        <w:rPr>
-          <w:rFonts w:ascii="Courier New" w:hAnsi="Courier New" w:cs="Courier New"/>
-          <w:sz w:val="18"/>
-          <w:szCs w:val="18"/>
-        </w:rPr>
-        <w:t xml:space="preserve">        </w:t>
-      </w:r>
-    </w:p>
-    <w:p>
-      <w:pPr>
-        <w:shd w:val="clear" w:color="auto" w:fill="B4C6E7" w:themeFill="accent1" w:themeFillTint="66"/>
-        <w:rPr>
-          <w:rFonts w:ascii="Courier New" w:hAnsi="Courier New" w:cs="Courier New"/>
-          <w:sz w:val="18"/>
-          <w:szCs w:val="18"/>
-        </w:rPr>
-      </w:pPr>
-      <w:r>
-        <w:rPr>
-          <w:rFonts w:ascii="Courier New" w:hAnsi="Courier New" w:cs="Courier New"/>
-          <w:sz w:val="18"/>
-          <w:szCs w:val="18"/>
-        </w:rPr>
-        <w:t xml:space="preserve">        file_data = self._read_from_device(sectors_to_read, data_size)</w:t>
-      </w:r>
-    </w:p>
-    <w:p>
-      <w:pPr>
-        <w:shd w:val="clear" w:color="auto" w:fill="B4C6E7" w:themeFill="accent1" w:themeFillTint="66"/>
-        <w:rPr>
-          <w:rFonts w:ascii="Courier New" w:hAnsi="Courier New" w:cs="Courier New"/>
-          <w:sz w:val="18"/>
-          <w:szCs w:val="18"/>
-        </w:rPr>
-      </w:pPr>
-      <w:r>
-        <w:rPr>
-          <w:rFonts w:ascii="Courier New" w:hAnsi="Courier New" w:cs="Courier New"/>
-          <w:sz w:val="18"/>
-          <w:szCs w:val="18"/>
-        </w:rPr>
-        <w:t xml:space="preserve">        </w:t>
-      </w:r>
-    </w:p>
-    <w:p>
-      <w:pPr>
-        <w:shd w:val="clear" w:color="auto" w:fill="B4C6E7" w:themeFill="accent1" w:themeFillTint="66"/>
-        <w:rPr>
-          <w:rFonts w:ascii="Courier New" w:hAnsi="Courier New" w:cs="Courier New"/>
-          <w:sz w:val="18"/>
-          <w:szCs w:val="18"/>
-        </w:rPr>
-      </w:pPr>
-      <w:r>
-        <w:rPr>
-          <w:rFonts w:ascii="Courier New" w:hAnsi="Courier New" w:cs="Courier New"/>
-          <w:sz w:val="18"/>
-          <w:szCs w:val="18"/>
-        </w:rPr>
-        <w:t xml:space="preserve">        print(f"[Storage manager info]: Read '{blob_id}' from sectors {first_sector}-</w:t>
-      </w:r>
-    </w:p>
-    <w:p>
-      <w:pPr>
-        <w:shd w:val="clear" w:color="auto" w:fill="B4C6E7" w:themeFill="accent1" w:themeFillTint="66"/>
-        <w:ind w:firstLine="720"/>
-        <w:rPr>
-          <w:rFonts w:ascii="Courier New" w:hAnsi="Courier New" w:cs="Courier New"/>
-          <w:sz w:val="18"/>
-          <w:szCs w:val="18"/>
-        </w:rPr>
-      </w:pPr>
-      <w:r>
-        <w:rPr>
-          <w:rFonts w:ascii="Courier New" w:hAnsi="Courier New" w:cs="Courier New"/>
-          <w:sz w:val="18"/>
-          <w:szCs w:val="18"/>
-        </w:rPr>
-        <w:t xml:space="preserve"> </w:t>
-      </w:r>
-      <w:r>
-        <w:rPr>
-          <w:rFonts w:ascii="Courier New" w:hAnsi="Courier New" w:cs="Courier New"/>
-          <w:sz w:val="18"/>
-          <w:szCs w:val="18"/>
-        </w:rPr>
-        <w:t>{sat_entry['last_sector']}")</w:t>
-      </w:r>
-    </w:p>
-    <w:p>
-      <w:pPr>
-        <w:shd w:val="clear" w:color="auto" w:fill="B4C6E7" w:themeFill="accent1" w:themeFillTint="66"/>
-        <w:rPr>
-          <w:rFonts w:ascii="Courier New" w:hAnsi="Courier New" w:cs="Courier New"/>
-          <w:sz w:val="18"/>
-          <w:szCs w:val="18"/>
-        </w:rPr>
-      </w:pPr>
-      <w:r>
-        <w:rPr>
-          <w:rFonts w:ascii="Courier New" w:hAnsi="Courier New" w:cs="Courier New"/>
-          <w:sz w:val="18"/>
-          <w:szCs w:val="18"/>
-        </w:rPr>
-        <w:t xml:space="preserve">        return file_data</w:t>
-      </w:r>
-    </w:p>
-    <w:p>
-      <w:r>
-        <w:t>Kod 11. Pronalazak fajl u okviru SAT tabele i čitanje njegovog binarnog sadržaja</w:t>
-      </w:r>
-    </w:p>
-    <w:p/>
-    <w:p>
-      <w:r>
-        <w:t>Pozivom</w:t>
-      </w:r>
-      <w:r>
-        <w:t xml:space="preserve"> </w:t>
-      </w:r>
-      <w:r>
-        <w:t xml:space="preserve">funkcije </w:t>
-      </w:r>
-      <w:r>
-        <w:rPr>
-          <w:i/>
-          <w:iCs/>
-        </w:rPr>
-        <w:t xml:space="preserve">FileHandler </w:t>
-      </w:r>
-      <w:r>
-        <w:t xml:space="preserve">klase, </w:t>
-      </w:r>
-      <w:r>
-        <w:rPr>
-          <w:i/>
-          <w:iCs/>
-        </w:rPr>
-        <w:t>extract_files</w:t>
-      </w:r>
-      <w:r>
-        <w:rPr>
-          <w:i/>
-          <w:iCs/>
-        </w:rPr>
-        <w:t>(blob, output_directory)</w:t>
+        <w:t>extract_files(blob, output_directory)</w:t>
       </w:r>
       <w:r>
         <w:t xml:space="preserve">, </w:t>
@@ -20924,7 +21050,21 @@
         <w:rPr>
           <w:lang w:val="sr-Latn-RS"/>
         </w:rPr>
-        <w:t xml:space="preserve"> fajlova u slack prostoru</w:t>
+        <w:t xml:space="preserve"> fajlova u </w:t>
+      </w:r>
+      <w:r>
+        <w:rPr>
+          <w:i/>
+          <w:iCs/>
+          <w:lang w:val="sr-Latn-RS"/>
+        </w:rPr>
+        <w:t>slack</w:t>
+      </w:r>
+      <w:r>
+        <w:rPr>
+          <w:lang w:val="sr-Latn-RS"/>
+        </w:rPr>
+        <w:t xml:space="preserve"> prostoru</w:t>
       </w:r>
     </w:p>
     <w:p>
@@ -20960,7 +21100,21 @@
         <w:rPr>
           <w:lang w:val="sr-Latn-RS"/>
         </w:rPr>
-        <w:t>delete – vrši uklanjanje podataka iz slack prostora i SAT tabele</w:t>
+        <w:t xml:space="preserve">delete – vrši uklanjanje podataka iz </w:t>
+      </w:r>
+      <w:r>
+        <w:rPr>
+          <w:i/>
+          <w:iCs/>
+          <w:lang w:val="sr-Latn-RS"/>
+        </w:rPr>
+        <w:t>slack</w:t>
+      </w:r>
+      <w:r>
+        <w:rPr>
+          <w:lang w:val="sr-Latn-RS"/>
+        </w:rPr>
+        <w:t xml:space="preserve"> prostora i SAT tabele</w:t>
       </w:r>
     </w:p>
     <w:p>
@@ -20984,7 +21138,7 @@
         <w:rPr>
           <w:lang w:val="sr-Latn-RS"/>
         </w:rPr>
-        <w:t>,</w:t>
+        <w:t>.</w:t>
       </w:r>
     </w:p>
     <w:p>
@@ -21230,6 +21384,9 @@
         <w:jc w:val="center"/>
       </w:pPr>
       <w:r>
+        <w:rPr>
+          <w:noProof/>
+        </w:rPr>
         <w:drawing>
           <wp:inline distT="0" distB="0" distL="0" distR="0" wp14:anchorId="2BA2F566" wp14:editId="45FA5393">
             <wp:extent cx="4909677" cy="3324611"/>
@@ -21292,6 +21449,9 @@
         <w:jc w:val="center"/>
       </w:pPr>
       <w:r>
+        <w:rPr>
+          <w:noProof/>
+        </w:rPr>
         <w:drawing>
           <wp:inline distT="0" distB="0" distL="0" distR="0" wp14:anchorId="6CD67FBC" wp14:editId="5EE49ED5">
             <wp:extent cx="3640564" cy="2848911"/>
@@ -21397,6 +21557,9 @@
         <w:jc w:val="center"/>
       </w:pPr>
       <w:r>
+        <w:rPr>
+          <w:noProof/>
+        </w:rPr>
         <w:drawing>
           <wp:inline distT="0" distB="0" distL="0" distR="0" wp14:anchorId="3456366B" wp14:editId="64183BC1">
             <wp:extent cx="4628259" cy="2695630"/>
@@ -21531,6 +21694,7 @@
       </w:pPr>
       <w:r>
         <w:rPr>
+          <w:noProof/>
           <w:lang w:val="sr-Latn-RS"/>
         </w:rPr>
         <w:drawing>
@@ -21672,43 +21836,7 @@
         <w:rPr>
           <w:lang w:val="sr-Latn-RS"/>
         </w:rPr>
-        <w:t xml:space="preserve">Kod 15. </w:t>
-      </w:r>
-      <w:r>
-        <w:rPr>
-          <w:lang w:val="sr-Latn-RS"/>
-        </w:rPr>
-        <w:t xml:space="preserve">Primer poziva alata radi </w:t>
-      </w:r>
-      <w:r>
-        <w:rPr>
-          <w:lang w:val="sr-Latn-RS"/>
-        </w:rPr>
-        <w:t>brisanja</w:t>
-      </w:r>
-      <w:r>
-        <w:rPr>
-          <w:lang w:val="sr-Latn-RS"/>
-        </w:rPr>
-        <w:t xml:space="preserve"> skriven</w:t>
-      </w:r>
-      <w:r>
-        <w:rPr>
-          <w:lang w:val="sr-Latn-RS"/>
-        </w:rPr>
-        <w:t>og</w:t>
-      </w:r>
-      <w:r>
-        <w:rPr>
-          <w:lang w:val="sr-Latn-RS"/>
-        </w:rPr>
-        <w:t xml:space="preserve"> fajl</w:t>
-      </w:r>
-      <w:r>
-        <w:rPr>
-          <w:lang w:val="sr-Latn-RS"/>
-        </w:rPr>
-        <w:t>a</w:t>
+        <w:t>Kod 15. Primer poziva alata radi brisanja skrivenog fajla</w:t>
       </w:r>
     </w:p>
     <w:p>
@@ -21720,6 +21848,7 @@
       </w:pPr>
       <w:r>
         <w:rPr>
+          <w:noProof/>
           <w:lang w:val="sr-Latn-RS"/>
         </w:rPr>
         <w:lastRenderedPageBreak/>
@@ -21787,6 +21916,9 @@
         <w:jc w:val="center"/>
       </w:pPr>
       <w:r>
+        <w:rPr>
+          <w:noProof/>
+        </w:rPr>
         <w:drawing>
           <wp:inline distT="0" distB="0" distL="0" distR="0" wp14:anchorId="611792B5" wp14:editId="5E5AA8BA">
             <wp:extent cx="5150734" cy="1902564"/>
@@ -21910,7 +22042,17 @@
     </w:p>
     <w:p>
       <w:r>
-        <w:t>Treće ograničenje odnosi se na pouzdanost skladištenja podataka. Ukoliko dođe do izmene ili proširenja fajlova čiji je slack prostor iskorišćen za skladištenje podataka, postoji mogućnost prepisivanja skrivenog sadržaja i njegovog trajnog gubitka.</w:t>
+        <w:t xml:space="preserve">Treće ograničenje odnosi se na pouzdanost skladištenja podataka. Ukoliko dođe do izmene ili proširenja fajlova čiji je </w:t>
+      </w:r>
+      <w:r>
+        <w:rPr>
+          <w:i/>
+          <w:iCs/>
+        </w:rPr>
+        <w:t>slack</w:t>
+      </w:r>
+      <w:r>
+        <w:t xml:space="preserve"> prostor iskorišćen za skladištenje podataka, postoji mogućnost prepisivanja skrivenog sadržaja i njegovog trajnog gubitka.</w:t>
       </w:r>
     </w:p>
     <w:p>
@@ -22091,22 +22233,68 @@
           <w:rFonts w:cs="Times New Roman"/>
           <w:lang w:val="sr-Latn-RS"/>
         </w:rPr>
-        <w:t>Peto poglavlje obuhvatilo je pregled najčešćih tehnika za skrivanje podataka u okviru fajl sistema, uključujući hidden atribut fajlova, skrivanje u nealociranom prostoru, Alternate Data Streams, steganografiju na nivou fajl sistema, skrivanje u metapodacima i skrivanje u slack space-u. Poređenjem ovih tehnika utvrđeno je da svaka od njih ima specifične prednosti i ograničenja u pogledu kapaciteta, kompleksnosti implementacije i otpornosti na forenzičku detekciju, te da kombinovanje više tehnika, uz primenu kriptografskih metoda, dodatno otežava otkrivanje skrivenih podataka.</w:t>
-      </w:r>
-    </w:p>
-    <w:p>
-      <w:pPr>
-        <w:rPr>
-          <w:rFonts w:cs="Times New Roman"/>
-          <w:lang w:val="sr-Latn-RS"/>
-        </w:rPr>
-      </w:pPr>
-      <w:r>
-        <w:rPr>
-          <w:rFonts w:cs="Times New Roman"/>
-          <w:lang w:val="sr-Latn-RS"/>
-        </w:rPr>
-        <w:t xml:space="preserve">Na osnovu teorijskih osnova iznetih u prethodnim poglavljima, u šestom poglavlju razvijen je i opisan CLI alat za skrivanje podataka u slack prostoru ext4 fajl sistema. Alat omogućava skrivanje, čitanje, brisanje i pregled skrivenih fajlova, uz vođenje evidencije o iskorišćenom prostoru putem SAT tabele. Testiranjem je potvrđeno da alat uspešno skriva i rekonstruiše podatke bez gubitka ili izmene sadržaja, čime je praktično demonstrovan koncept </w:t>
+        <w:t xml:space="preserve">Peto poglavlje obuhvatilo je pregled najčešćih tehnika za skrivanje podataka u okviru fajl sistema, uključujući hidden atribut fajlova, skrivanje u nealociranom prostoru, Alternate Data Streams, steganografiju na nivou fajl sistema, skrivanje u metapodacima i skrivanje u </w:t>
+      </w:r>
+      <w:r>
+        <w:rPr>
+          <w:rFonts w:cs="Times New Roman"/>
+          <w:i/>
+          <w:iCs/>
+          <w:lang w:val="sr-Latn-RS"/>
+        </w:rPr>
+        <w:t>slack space</w:t>
+      </w:r>
+      <w:r>
+        <w:rPr>
+          <w:rFonts w:cs="Times New Roman"/>
+          <w:lang w:val="sr-Latn-RS"/>
+        </w:rPr>
+        <w:t>-u. Poređenjem ovih tehnika utvrđeno je da svaka od njih ima specifične prednosti i ograničenja u pogledu kapaciteta, kompleksnosti implementacije i otpornosti na forenzičku detekciju, te da kombinovanje više tehnika, uz primenu kriptografskih metoda, dodatno otežava otkrivanje skrivenih podataka.</w:t>
+      </w:r>
+    </w:p>
+    <w:p>
+      <w:pPr>
+        <w:rPr>
+          <w:rFonts w:cs="Times New Roman"/>
+          <w:lang w:val="sr-Latn-RS"/>
+        </w:rPr>
+      </w:pPr>
+      <w:r>
+        <w:rPr>
+          <w:rFonts w:cs="Times New Roman"/>
+          <w:lang w:val="sr-Latn-RS"/>
+        </w:rPr>
+        <w:t xml:space="preserve">Na osnovu teorijskih osnova iznetih u prethodnim poglavljima, u šestom poglavlju razvijen je i opisan CLI alat za skrivanje podataka u </w:t>
+      </w:r>
+      <w:r>
+        <w:rPr>
+          <w:rFonts w:cs="Times New Roman"/>
+          <w:i/>
+          <w:iCs/>
+          <w:lang w:val="sr-Latn-RS"/>
+        </w:rPr>
+        <w:t>slack</w:t>
+      </w:r>
+      <w:r>
+        <w:rPr>
+          <w:rFonts w:cs="Times New Roman"/>
+          <w:lang w:val="sr-Latn-RS"/>
+        </w:rPr>
+        <w:t xml:space="preserve"> prostoru ext4 fajl sistema. Alat omogućava skrivanje, čitanje, brisanje i pregled skrivenih fajlova, uz vođenje evidencije o iskorišćenom prostoru putem SAT tabele. Testiranjem je potvrđeno da alat uspešno skriva i rekonstruiše podatke bez gubitka ili izmene sadržaja, čime je praktično </w:t>
+      </w:r>
+      <w:r>
+        <w:rPr>
+          <w:rFonts w:cs="Times New Roman"/>
+          <w:lang w:val="sr-Latn-RS"/>
+        </w:rPr>
+        <w:t>demonstriran</w:t>
+      </w:r>
+      <w:r>
+        <w:rPr>
+          <w:rFonts w:cs="Times New Roman"/>
+          <w:lang w:val="sr-Latn-RS"/>
+        </w:rPr>
+        <w:t xml:space="preserve"> koncept </w:t>
       </w:r>
       <w:r>
         <w:rPr>
@@ -24785,6 +24973,7 @@
   <w:style w:type="character" w:default="1" w:styleId="DefaultParagraphFont">
     <w:name w:val="Default Paragraph Font"/>
     <w:uiPriority w:val="1"/>
+    <w:semiHidden/>
     <w:unhideWhenUsed/>
   </w:style>
   <w:style w:type="table" w:default="1" w:styleId="TableNormal">
